--- a/Report.docx
+++ b/Report.docx
@@ -42,7 +42,7 @@
                     <pic:cNvPicPr/>
                   </pic:nvPicPr>
                   <pic:blipFill>
-                    <a:blip r:embed="rId7">
+                    <a:blip r:embed="rId8">
                       <a:extLst>
                         <a:ext uri="{28A0092B-C50C-407E-A947-70E740481C1C}">
                           <a14:useLocalDpi xmlns:a14="http://schemas.microsoft.com/office/drawing/2010/main" val="0"/>
@@ -292,7 +292,7 @@
         <mc:AlternateContent>
           <mc:Choice Requires="wpg">
             <w:drawing>
-              <wp:anchor distT="0" distB="0" distL="114300" distR="114300" simplePos="0" relativeHeight="251658240" behindDoc="0" locked="0" layoutInCell="1" allowOverlap="1" wp14:anchorId="4E00CA28" wp14:editId="3A19E800">
+              <wp:anchor distT="0" distB="0" distL="114300" distR="114300" simplePos="0" relativeHeight="251658240" behindDoc="0" locked="0" layoutInCell="1" allowOverlap="1" wp14:anchorId="4E00CA28" wp14:editId="0C42A483">
                 <wp:simplePos x="0" y="0"/>
                 <wp:positionH relativeFrom="column">
                   <wp:posOffset>2928620</wp:posOffset>
@@ -417,7 +417,7 @@
           </mc:Choice>
           <mc:Fallback>
             <w:pict>
-              <v:group w14:anchorId="333AEBD8" id="Group 3" o:spid="_x0000_s1026" style="position:absolute;margin-left:230.6pt;margin-top:.8pt;width:56pt;height:153.35pt;z-index:251658240" coordsize="7112,19473" o:gfxdata="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">
+              <v:group w14:anchorId="273CEAFD" id="Group 3" o:spid="_x0000_s1026" style="position:absolute;margin-left:230.6pt;margin-top:.8pt;width:56pt;height:153.35pt;z-index:251658240" coordsize="7112,19473" o:gfxdata="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">
                 <v:line id="Straight Connector 1" o:spid="_x0000_s1027" style="position:absolute;visibility:visible;mso-wrap-style:square" from="3556,0" to="3640,19473" o:connectortype="straight" o:gfxdata="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" strokecolor="#ed7d31 [3205]" strokeweight=".5pt">
                   <v:stroke joinstyle="miter"/>
                 </v:line>
@@ -556,7 +556,7 @@
         </w:rPr>
         <w:t xml:space="preserve">Email: </w:t>
       </w:r>
-      <w:hyperlink r:id="rId8" w:history="1">
+      <w:hyperlink r:id="rId9" w:history="1">
         <w:r>
           <w:rPr>
             <w:rStyle w:val="Hyperlink"/>
@@ -589,6 +589,1140 @@
         </w:rPr>
         <w:tab/>
       </w:r>
+    </w:p>
+    <w:p>
+      <w:pPr>
+        <w:rPr>
+          <w:rFonts w:ascii="Times New Roman" w:hAnsi="Times New Roman" w:cs="Times New Roman"/>
+          <w:b/>
+          <w:bCs/>
+          <w:color w:val="833C0B" w:themeColor="accent2" w:themeShade="80"/>
+          <w:sz w:val="36"/>
+          <w:szCs w:val="36"/>
+          <w:u w:val="single"/>
+        </w:rPr>
+      </w:pPr>
+      <w:r>
+        <w:rPr>
+          <w:rFonts w:ascii="Times New Roman" w:hAnsi="Times New Roman" w:cs="Times New Roman"/>
+          <w:b/>
+          <w:bCs/>
+          <w:color w:val="833C0B" w:themeColor="accent2" w:themeShade="80"/>
+          <w:sz w:val="36"/>
+          <w:szCs w:val="36"/>
+          <w:u w:val="single"/>
+        </w:rPr>
+        <w:lastRenderedPageBreak/>
+        <w:t>Executive Summary</w:t>
+      </w:r>
+    </w:p>
+    <w:p>
+      <w:pPr>
+        <w:jc w:val="both"/>
+        <w:rPr>
+          <w:rFonts w:ascii="Times New Roman" w:hAnsi="Times New Roman" w:cs="Times New Roman"/>
+        </w:rPr>
+      </w:pPr>
+      <w:r>
+        <w:rPr>
+          <w:rFonts w:ascii="Times New Roman" w:hAnsi="Times New Roman" w:cs="Times New Roman"/>
+        </w:rPr>
+        <w:t>This report presents a complete analysis of the Cognifyz Technologies</w:t>
+      </w:r>
+      <w:r>
+        <w:rPr>
+          <w:rFonts w:ascii="Times New Roman" w:hAnsi="Times New Roman" w:cs="Times New Roman"/>
+        </w:rPr>
+        <w:t xml:space="preserve"> </w:t>
+      </w:r>
+      <w:r>
+        <w:rPr>
+          <w:rFonts w:ascii="Times New Roman" w:hAnsi="Times New Roman" w:cs="Times New Roman"/>
+        </w:rPr>
+        <w:t>restaurant dataset (9,551 restaurants</w:t>
+      </w:r>
+      <w:r>
+        <w:rPr>
+          <w:rFonts w:ascii="Times New Roman" w:hAnsi="Times New Roman" w:cs="Times New Roman"/>
+        </w:rPr>
+        <w:t xml:space="preserve"> </w:t>
+      </w:r>
+      <w:r>
+        <w:rPr>
+          <w:rFonts w:ascii="Times New Roman" w:hAnsi="Times New Roman" w:cs="Times New Roman"/>
+        </w:rPr>
+        <w:t>across 141 cities and multiple countries), addressing every task in the Level 1, Level 2, and Level 3 task lists.</w:t>
+      </w:r>
+      <w:r>
+        <w:rPr>
+          <w:rFonts w:ascii="Times New Roman" w:hAnsi="Times New Roman" w:cs="Times New Roman"/>
+        </w:rPr>
+        <w:t xml:space="preserve"> </w:t>
+      </w:r>
+      <w:r>
+        <w:rPr>
+          <w:rFonts w:ascii="Times New Roman" w:hAnsi="Times New Roman" w:cs="Times New Roman"/>
+        </w:rPr>
+        <w:t>The dataset skews heavily toward India — particularly New</w:t>
+      </w:r>
+      <w:r>
+        <w:rPr>
+          <w:rFonts w:ascii="Times New Roman" w:hAnsi="Times New Roman" w:cs="Times New Roman"/>
+        </w:rPr>
+        <w:t xml:space="preserve"> </w:t>
+      </w:r>
+      <w:r>
+        <w:rPr>
+          <w:rFonts w:ascii="Times New Roman" w:hAnsi="Times New Roman" w:cs="Times New Roman"/>
+        </w:rPr>
+        <w:t>Delhi — and toward budget-friendly, North Indian</w:t>
+      </w:r>
+      <w:r>
+        <w:rPr>
+          <w:rFonts w:ascii="Times New Roman" w:hAnsi="Times New Roman" w:cs="Times New Roman"/>
+        </w:rPr>
+        <w:t xml:space="preserve"> </w:t>
+      </w:r>
+      <w:r>
+        <w:rPr>
+          <w:rFonts w:ascii="Times New Roman" w:hAnsi="Times New Roman" w:cs="Times New Roman"/>
+        </w:rPr>
+        <w:t>and Chinese cuisine restaurants, with a long international tail. Ten key findings emerge,</w:t>
+      </w:r>
+      <w:r>
+        <w:rPr>
+          <w:rFonts w:ascii="Times New Roman" w:hAnsi="Times New Roman" w:cs="Times New Roman"/>
+        </w:rPr>
+        <w:t xml:space="preserve"> </w:t>
+      </w:r>
+      <w:r>
+        <w:rPr>
+          <w:rFonts w:ascii="Times New Roman" w:hAnsi="Times New Roman" w:cs="Times New Roman"/>
+        </w:rPr>
+        <w:t>spanning cuisine</w:t>
+      </w:r>
+      <w:r>
+        <w:rPr>
+          <w:rFonts w:ascii="Times New Roman" w:hAnsi="Times New Roman" w:cs="Times New Roman"/>
+        </w:rPr>
+        <w:t xml:space="preserve"> </w:t>
+      </w:r>
+      <w:r>
+        <w:rPr>
+          <w:rFonts w:ascii="Times New Roman" w:hAnsi="Times New Roman" w:cs="Times New Roman"/>
+        </w:rPr>
+        <w:t>popularity, pricing, service availability, geography,</w:t>
+      </w:r>
+      <w:r>
+        <w:rPr>
+          <w:rFonts w:ascii="Times New Roman" w:hAnsi="Times New Roman" w:cs="Times New Roman"/>
+        </w:rPr>
+        <w:t xml:space="preserve"> </w:t>
+      </w:r>
+      <w:r>
+        <w:rPr>
+          <w:rFonts w:ascii="Times New Roman" w:hAnsi="Times New Roman" w:cs="Times New Roman"/>
+        </w:rPr>
+        <w:t>restaurant chains, and the relationship between votes and</w:t>
+      </w:r>
+      <w:r>
+        <w:rPr>
+          <w:rFonts w:ascii="Times New Roman" w:hAnsi="Times New Roman" w:cs="Times New Roman"/>
+        </w:rPr>
+        <w:t xml:space="preserve"> </w:t>
+      </w:r>
+      <w:r>
+        <w:rPr>
+          <w:rFonts w:ascii="Times New Roman" w:hAnsi="Times New Roman" w:cs="Times New Roman"/>
+        </w:rPr>
+        <w:t>ratings.</w:t>
+      </w:r>
+    </w:p>
+    <w:p>
+      <w:pPr>
+        <w:jc w:val="both"/>
+        <w:rPr>
+          <w:rFonts w:ascii="Times New Roman" w:hAnsi="Times New Roman" w:cs="Times New Roman"/>
+        </w:rPr>
+      </w:pPr>
+    </w:p>
+    <w:tbl>
+      <w:tblPr>
+        <w:tblStyle w:val="TableGridLight"/>
+        <w:tblW w:w="0" w:type="auto"/>
+        <w:tblLook w:val="04A0" w:firstRow="1" w:lastRow="0" w:firstColumn="1" w:lastColumn="0" w:noHBand="0" w:noVBand="1"/>
+      </w:tblPr>
+      <w:tblGrid>
+        <w:gridCol w:w="988"/>
+        <w:gridCol w:w="2268"/>
+        <w:gridCol w:w="7200"/>
+      </w:tblGrid>
+      <w:tr>
+        <w:trPr>
+          <w:trHeight w:val="552"/>
+        </w:trPr>
+        <w:tc>
+          <w:tcPr>
+            <w:tcW w:w="988" w:type="dxa"/>
+            <w:shd w:val="clear" w:color="auto" w:fill="C45911" w:themeFill="accent2" w:themeFillShade="BF"/>
+            <w:vAlign w:val="center"/>
+          </w:tcPr>
+          <w:p>
+            <w:pPr>
+              <w:rPr>
+                <w:rFonts w:ascii="Times New Roman" w:hAnsi="Times New Roman" w:cs="Times New Roman"/>
+              </w:rPr>
+            </w:pPr>
+            <w:r>
+              <w:rPr>
+                <w:rFonts w:ascii="Times New Roman" w:hAnsi="Times New Roman" w:cs="Times New Roman"/>
+              </w:rPr>
+              <w:t>Sn. No.</w:t>
+            </w:r>
+          </w:p>
+        </w:tc>
+        <w:tc>
+          <w:tcPr>
+            <w:tcW w:w="2268" w:type="dxa"/>
+            <w:shd w:val="clear" w:color="auto" w:fill="C45911" w:themeFill="accent2" w:themeFillShade="BF"/>
+            <w:vAlign w:val="center"/>
+          </w:tcPr>
+          <w:p>
+            <w:pPr>
+              <w:rPr>
+                <w:rFonts w:ascii="Times New Roman" w:hAnsi="Times New Roman" w:cs="Times New Roman"/>
+              </w:rPr>
+            </w:pPr>
+            <w:r>
+              <w:rPr>
+                <w:rFonts w:ascii="Times New Roman" w:hAnsi="Times New Roman" w:cs="Times New Roman"/>
+              </w:rPr>
+              <w:t>Task</w:t>
+            </w:r>
+          </w:p>
+        </w:tc>
+        <w:tc>
+          <w:tcPr>
+            <w:tcW w:w="7200" w:type="dxa"/>
+            <w:shd w:val="clear" w:color="auto" w:fill="C45911" w:themeFill="accent2" w:themeFillShade="BF"/>
+            <w:vAlign w:val="center"/>
+          </w:tcPr>
+          <w:p>
+            <w:pPr>
+              <w:rPr>
+                <w:rFonts w:ascii="Times New Roman" w:hAnsi="Times New Roman" w:cs="Times New Roman"/>
+              </w:rPr>
+            </w:pPr>
+            <w:r>
+              <w:rPr>
+                <w:rFonts w:ascii="Times New Roman" w:hAnsi="Times New Roman" w:cs="Times New Roman"/>
+              </w:rPr>
+              <w:t>Key Findings</w:t>
+            </w:r>
+          </w:p>
+        </w:tc>
+      </w:tr>
+      <w:tr>
+        <w:trPr>
+          <w:trHeight w:val="552"/>
+        </w:trPr>
+        <w:tc>
+          <w:tcPr>
+            <w:tcW w:w="988" w:type="dxa"/>
+            <w:shd w:val="clear" w:color="auto" w:fill="B4C6E7" w:themeFill="accent1" w:themeFillTint="66"/>
+            <w:vAlign w:val="center"/>
+          </w:tcPr>
+          <w:p>
+            <w:pPr>
+              <w:rPr>
+                <w:rFonts w:ascii="Times New Roman" w:hAnsi="Times New Roman" w:cs="Times New Roman"/>
+              </w:rPr>
+            </w:pPr>
+            <w:r>
+              <w:rPr>
+                <w:rFonts w:ascii="Times New Roman" w:hAnsi="Times New Roman" w:cs="Times New Roman"/>
+              </w:rPr>
+              <w:t>1</w:t>
+            </w:r>
+          </w:p>
+        </w:tc>
+        <w:tc>
+          <w:tcPr>
+            <w:tcW w:w="2268" w:type="dxa"/>
+            <w:shd w:val="clear" w:color="auto" w:fill="B4C6E7" w:themeFill="accent1" w:themeFillTint="66"/>
+            <w:vAlign w:val="center"/>
+          </w:tcPr>
+          <w:p>
+            <w:pPr>
+              <w:rPr>
+                <w:rFonts w:ascii="Times New Roman" w:hAnsi="Times New Roman" w:cs="Times New Roman"/>
+              </w:rPr>
+            </w:pPr>
+            <w:r>
+              <w:rPr>
+                <w:rFonts w:ascii="Times New Roman" w:hAnsi="Times New Roman" w:cs="Times New Roman"/>
+              </w:rPr>
+              <w:t>Top Cuisines</w:t>
+            </w:r>
+          </w:p>
+        </w:tc>
+        <w:tc>
+          <w:tcPr>
+            <w:tcW w:w="7200" w:type="dxa"/>
+            <w:shd w:val="clear" w:color="auto" w:fill="B4C6E7" w:themeFill="accent1" w:themeFillTint="66"/>
+            <w:vAlign w:val="center"/>
+          </w:tcPr>
+          <w:p>
+            <w:pPr>
+              <w:rPr>
+                <w:rFonts w:ascii="Times New Roman" w:hAnsi="Times New Roman" w:cs="Times New Roman"/>
+              </w:rPr>
+            </w:pPr>
+            <w:r>
+              <w:rPr>
+                <w:rFonts w:ascii="Times New Roman" w:hAnsi="Times New Roman" w:cs="Times New Roman"/>
+              </w:rPr>
+              <w:t>North Indian (41.5%), Chinese (28.6%), Fast Food (20.8%)</w:t>
+            </w:r>
+          </w:p>
+        </w:tc>
+      </w:tr>
+      <w:tr>
+        <w:trPr>
+          <w:trHeight w:val="552"/>
+        </w:trPr>
+        <w:tc>
+          <w:tcPr>
+            <w:tcW w:w="988" w:type="dxa"/>
+            <w:shd w:val="clear" w:color="auto" w:fill="B4C6E7" w:themeFill="accent1" w:themeFillTint="66"/>
+            <w:vAlign w:val="center"/>
+          </w:tcPr>
+          <w:p>
+            <w:pPr>
+              <w:rPr>
+                <w:rFonts w:ascii="Times New Roman" w:hAnsi="Times New Roman" w:cs="Times New Roman"/>
+              </w:rPr>
+            </w:pPr>
+            <w:r>
+              <w:rPr>
+                <w:rFonts w:ascii="Times New Roman" w:hAnsi="Times New Roman" w:cs="Times New Roman"/>
+              </w:rPr>
+              <w:t>2</w:t>
+            </w:r>
+          </w:p>
+        </w:tc>
+        <w:tc>
+          <w:tcPr>
+            <w:tcW w:w="2268" w:type="dxa"/>
+            <w:shd w:val="clear" w:color="auto" w:fill="B4C6E7" w:themeFill="accent1" w:themeFillTint="66"/>
+            <w:vAlign w:val="center"/>
+          </w:tcPr>
+          <w:p>
+            <w:pPr>
+              <w:rPr>
+                <w:rFonts w:ascii="Times New Roman" w:hAnsi="Times New Roman" w:cs="Times New Roman"/>
+              </w:rPr>
+            </w:pPr>
+            <w:r>
+              <w:rPr>
+                <w:rFonts w:ascii="Times New Roman" w:hAnsi="Times New Roman" w:cs="Times New Roman"/>
+              </w:rPr>
+              <w:t>City Analysis</w:t>
+            </w:r>
+          </w:p>
+        </w:tc>
+        <w:tc>
+          <w:tcPr>
+            <w:tcW w:w="7200" w:type="dxa"/>
+            <w:shd w:val="clear" w:color="auto" w:fill="B4C6E7" w:themeFill="accent1" w:themeFillTint="66"/>
+            <w:vAlign w:val="center"/>
+          </w:tcPr>
+          <w:p>
+            <w:pPr>
+              <w:rPr>
+                <w:rFonts w:ascii="Times New Roman" w:hAnsi="Times New Roman" w:cs="Times New Roman"/>
+              </w:rPr>
+            </w:pPr>
+            <w:r>
+              <w:rPr>
+                <w:rFonts w:ascii="Times New Roman" w:hAnsi="Times New Roman" w:cs="Times New Roman"/>
+              </w:rPr>
+              <w:t>New Delhi has the most restaurants (5,473); London/Tampa Bay lead average rating among cities with 20+ restaurants</w:t>
+            </w:r>
+          </w:p>
+        </w:tc>
+      </w:tr>
+      <w:tr>
+        <w:trPr>
+          <w:trHeight w:val="552"/>
+        </w:trPr>
+        <w:tc>
+          <w:tcPr>
+            <w:tcW w:w="988" w:type="dxa"/>
+            <w:shd w:val="clear" w:color="auto" w:fill="B4C6E7" w:themeFill="accent1" w:themeFillTint="66"/>
+            <w:vAlign w:val="center"/>
+          </w:tcPr>
+          <w:p>
+            <w:pPr>
+              <w:rPr>
+                <w:rFonts w:ascii="Times New Roman" w:hAnsi="Times New Roman" w:cs="Times New Roman"/>
+              </w:rPr>
+            </w:pPr>
+            <w:r>
+              <w:rPr>
+                <w:rFonts w:ascii="Times New Roman" w:hAnsi="Times New Roman" w:cs="Times New Roman"/>
+              </w:rPr>
+              <w:t>3</w:t>
+            </w:r>
+          </w:p>
+        </w:tc>
+        <w:tc>
+          <w:tcPr>
+            <w:tcW w:w="2268" w:type="dxa"/>
+            <w:shd w:val="clear" w:color="auto" w:fill="B4C6E7" w:themeFill="accent1" w:themeFillTint="66"/>
+            <w:vAlign w:val="center"/>
+          </w:tcPr>
+          <w:p>
+            <w:pPr>
+              <w:rPr>
+                <w:rFonts w:ascii="Times New Roman" w:hAnsi="Times New Roman" w:cs="Times New Roman"/>
+              </w:rPr>
+            </w:pPr>
+            <w:r>
+              <w:rPr>
+                <w:rFonts w:ascii="Times New Roman" w:hAnsi="Times New Roman" w:cs="Times New Roman"/>
+              </w:rPr>
+              <w:t>Price Range</w:t>
+            </w:r>
+          </w:p>
+        </w:tc>
+        <w:tc>
+          <w:tcPr>
+            <w:tcW w:w="7200" w:type="dxa"/>
+            <w:shd w:val="clear" w:color="auto" w:fill="B4C6E7" w:themeFill="accent1" w:themeFillTint="66"/>
+            <w:vAlign w:val="center"/>
+          </w:tcPr>
+          <w:p>
+            <w:pPr>
+              <w:rPr>
+                <w:rFonts w:ascii="Times New Roman" w:hAnsi="Times New Roman" w:cs="Times New Roman"/>
+              </w:rPr>
+            </w:pPr>
+            <w:r>
+              <w:rPr>
+                <w:rFonts w:ascii="Times New Roman" w:hAnsi="Times New Roman" w:cs="Times New Roman"/>
+              </w:rPr>
+              <w:t>46.5% of restaurants are in the cheapest price range</w:t>
+            </w:r>
+          </w:p>
+        </w:tc>
+      </w:tr>
+      <w:tr>
+        <w:trPr>
+          <w:trHeight w:val="552"/>
+        </w:trPr>
+        <w:tc>
+          <w:tcPr>
+            <w:tcW w:w="988" w:type="dxa"/>
+            <w:shd w:val="clear" w:color="auto" w:fill="B4C6E7" w:themeFill="accent1" w:themeFillTint="66"/>
+            <w:vAlign w:val="center"/>
+          </w:tcPr>
+          <w:p>
+            <w:pPr>
+              <w:rPr>
+                <w:rFonts w:ascii="Times New Roman" w:hAnsi="Times New Roman" w:cs="Times New Roman"/>
+              </w:rPr>
+            </w:pPr>
+            <w:r>
+              <w:rPr>
+                <w:rFonts w:ascii="Times New Roman" w:hAnsi="Times New Roman" w:cs="Times New Roman"/>
+              </w:rPr>
+              <w:t>4</w:t>
+            </w:r>
+          </w:p>
+        </w:tc>
+        <w:tc>
+          <w:tcPr>
+            <w:tcW w:w="2268" w:type="dxa"/>
+            <w:shd w:val="clear" w:color="auto" w:fill="B4C6E7" w:themeFill="accent1" w:themeFillTint="66"/>
+            <w:vAlign w:val="center"/>
+          </w:tcPr>
+          <w:p>
+            <w:pPr>
+              <w:rPr>
+                <w:rFonts w:ascii="Times New Roman" w:hAnsi="Times New Roman" w:cs="Times New Roman"/>
+              </w:rPr>
+            </w:pPr>
+            <w:r>
+              <w:rPr>
+                <w:rFonts w:ascii="Times New Roman" w:hAnsi="Times New Roman" w:cs="Times New Roman"/>
+              </w:rPr>
+              <w:t>Online Delivery</w:t>
+            </w:r>
+          </w:p>
+        </w:tc>
+        <w:tc>
+          <w:tcPr>
+            <w:tcW w:w="7200" w:type="dxa"/>
+            <w:shd w:val="clear" w:color="auto" w:fill="B4C6E7" w:themeFill="accent1" w:themeFillTint="66"/>
+            <w:vAlign w:val="center"/>
+          </w:tcPr>
+          <w:p>
+            <w:pPr>
+              <w:rPr>
+                <w:rFonts w:ascii="Times New Roman" w:hAnsi="Times New Roman" w:cs="Times New Roman"/>
+              </w:rPr>
+            </w:pPr>
+            <w:r>
+              <w:rPr>
+                <w:rFonts w:ascii="Times New Roman" w:hAnsi="Times New Roman" w:cs="Times New Roman"/>
+              </w:rPr>
+              <w:t>Only 25.7% offer it, but they rate ~0.7</w:t>
+            </w:r>
+            <w:r>
+              <w:rPr>
+                <w:rFonts w:ascii="Times New Roman" w:hAnsi="Times New Roman" w:cs="Times New Roman"/>
+              </w:rPr>
+              <w:t>9</w:t>
+            </w:r>
+            <w:r>
+              <w:rPr>
+                <w:rFonts w:ascii="Times New Roman" w:hAnsi="Times New Roman" w:cs="Times New Roman"/>
+              </w:rPr>
+              <w:t xml:space="preserve"> stars higher on average</w:t>
+            </w:r>
+          </w:p>
+        </w:tc>
+      </w:tr>
+      <w:tr>
+        <w:trPr>
+          <w:trHeight w:val="552"/>
+        </w:trPr>
+        <w:tc>
+          <w:tcPr>
+            <w:tcW w:w="988" w:type="dxa"/>
+            <w:shd w:val="clear" w:color="auto" w:fill="B4C6E7" w:themeFill="accent1" w:themeFillTint="66"/>
+            <w:vAlign w:val="center"/>
+          </w:tcPr>
+          <w:p>
+            <w:pPr>
+              <w:rPr>
+                <w:rFonts w:ascii="Times New Roman" w:hAnsi="Times New Roman" w:cs="Times New Roman"/>
+              </w:rPr>
+            </w:pPr>
+            <w:r>
+              <w:rPr>
+                <w:rFonts w:ascii="Times New Roman" w:hAnsi="Times New Roman" w:cs="Times New Roman"/>
+              </w:rPr>
+              <w:t>5</w:t>
+            </w:r>
+          </w:p>
+        </w:tc>
+        <w:tc>
+          <w:tcPr>
+            <w:tcW w:w="2268" w:type="dxa"/>
+            <w:shd w:val="clear" w:color="auto" w:fill="B4C6E7" w:themeFill="accent1" w:themeFillTint="66"/>
+            <w:vAlign w:val="center"/>
+          </w:tcPr>
+          <w:p>
+            <w:pPr>
+              <w:rPr>
+                <w:rFonts w:ascii="Times New Roman" w:hAnsi="Times New Roman" w:cs="Times New Roman"/>
+              </w:rPr>
+            </w:pPr>
+            <w:r>
+              <w:rPr>
+                <w:rFonts w:ascii="Times New Roman" w:hAnsi="Times New Roman" w:cs="Times New Roman"/>
+              </w:rPr>
+              <w:t>Ratings Distribution</w:t>
+            </w:r>
+          </w:p>
+        </w:tc>
+        <w:tc>
+          <w:tcPr>
+            <w:tcW w:w="7200" w:type="dxa"/>
+            <w:shd w:val="clear" w:color="auto" w:fill="B4C6E7" w:themeFill="accent1" w:themeFillTint="66"/>
+            <w:vAlign w:val="center"/>
+          </w:tcPr>
+          <w:p>
+            <w:pPr>
+              <w:rPr>
+                <w:rFonts w:ascii="Times New Roman" w:hAnsi="Times New Roman" w:cs="Times New Roman"/>
+              </w:rPr>
+            </w:pPr>
+            <w:r>
+              <w:rPr>
+                <w:rFonts w:ascii="Times New Roman" w:hAnsi="Times New Roman" w:cs="Times New Roman"/>
+              </w:rPr>
+              <w:t>3.0–3.9 is the most common range; avg. 156.</w:t>
+            </w:r>
+            <w:r>
+              <w:rPr>
+                <w:rFonts w:ascii="Times New Roman" w:hAnsi="Times New Roman" w:cs="Times New Roman"/>
+              </w:rPr>
+              <w:t>77</w:t>
+            </w:r>
+            <w:r>
+              <w:rPr>
+                <w:rFonts w:ascii="Times New Roman" w:hAnsi="Times New Roman" w:cs="Times New Roman"/>
+              </w:rPr>
+              <w:t xml:space="preserve"> votes/restaurant</w:t>
+            </w:r>
+          </w:p>
+        </w:tc>
+      </w:tr>
+      <w:tr>
+        <w:trPr>
+          <w:trHeight w:val="552"/>
+        </w:trPr>
+        <w:tc>
+          <w:tcPr>
+            <w:tcW w:w="988" w:type="dxa"/>
+            <w:shd w:val="clear" w:color="auto" w:fill="B4C6E7" w:themeFill="accent1" w:themeFillTint="66"/>
+            <w:vAlign w:val="center"/>
+          </w:tcPr>
+          <w:p>
+            <w:pPr>
+              <w:rPr>
+                <w:rFonts w:ascii="Times New Roman" w:hAnsi="Times New Roman" w:cs="Times New Roman"/>
+              </w:rPr>
+            </w:pPr>
+            <w:r>
+              <w:rPr>
+                <w:rFonts w:ascii="Times New Roman" w:hAnsi="Times New Roman" w:cs="Times New Roman"/>
+              </w:rPr>
+              <w:t>6</w:t>
+            </w:r>
+          </w:p>
+        </w:tc>
+        <w:tc>
+          <w:tcPr>
+            <w:tcW w:w="2268" w:type="dxa"/>
+            <w:shd w:val="clear" w:color="auto" w:fill="B4C6E7" w:themeFill="accent1" w:themeFillTint="66"/>
+            <w:vAlign w:val="center"/>
+          </w:tcPr>
+          <w:p>
+            <w:pPr>
+              <w:rPr>
+                <w:rFonts w:ascii="Times New Roman" w:hAnsi="Times New Roman" w:cs="Times New Roman"/>
+              </w:rPr>
+            </w:pPr>
+            <w:r>
+              <w:rPr>
+                <w:rFonts w:ascii="Times New Roman" w:hAnsi="Times New Roman" w:cs="Times New Roman"/>
+              </w:rPr>
+              <w:t>Cuisine Combinations</w:t>
+            </w:r>
+          </w:p>
+        </w:tc>
+        <w:tc>
+          <w:tcPr>
+            <w:tcW w:w="7200" w:type="dxa"/>
+            <w:shd w:val="clear" w:color="auto" w:fill="B4C6E7" w:themeFill="accent1" w:themeFillTint="66"/>
+            <w:vAlign w:val="center"/>
+          </w:tcPr>
+          <w:p>
+            <w:pPr>
+              <w:rPr>
+                <w:rFonts w:ascii="Times New Roman" w:hAnsi="Times New Roman" w:cs="Times New Roman"/>
+              </w:rPr>
+            </w:pPr>
+            <w:r>
+              <w:rPr>
+                <w:rFonts w:ascii="Times New Roman" w:hAnsi="Times New Roman" w:cs="Times New Roman"/>
+              </w:rPr>
+              <w:t>Chinese &amp; North Indian is the top multi-cuisine pairing; Japanese &amp; Sushi rates highest</w:t>
+            </w:r>
+          </w:p>
+        </w:tc>
+      </w:tr>
+      <w:tr>
+        <w:trPr>
+          <w:trHeight w:val="552"/>
+        </w:trPr>
+        <w:tc>
+          <w:tcPr>
+            <w:tcW w:w="988" w:type="dxa"/>
+            <w:shd w:val="clear" w:color="auto" w:fill="B4C6E7" w:themeFill="accent1" w:themeFillTint="66"/>
+            <w:vAlign w:val="center"/>
+          </w:tcPr>
+          <w:p>
+            <w:pPr>
+              <w:rPr>
+                <w:rFonts w:ascii="Times New Roman" w:hAnsi="Times New Roman" w:cs="Times New Roman"/>
+              </w:rPr>
+            </w:pPr>
+            <w:r>
+              <w:rPr>
+                <w:rFonts w:ascii="Times New Roman" w:hAnsi="Times New Roman" w:cs="Times New Roman"/>
+              </w:rPr>
+              <w:t>7</w:t>
+            </w:r>
+          </w:p>
+        </w:tc>
+        <w:tc>
+          <w:tcPr>
+            <w:tcW w:w="2268" w:type="dxa"/>
+            <w:shd w:val="clear" w:color="auto" w:fill="B4C6E7" w:themeFill="accent1" w:themeFillTint="66"/>
+            <w:vAlign w:val="center"/>
+          </w:tcPr>
+          <w:p>
+            <w:pPr>
+              <w:rPr>
+                <w:rFonts w:ascii="Times New Roman" w:hAnsi="Times New Roman" w:cs="Times New Roman"/>
+              </w:rPr>
+            </w:pPr>
+            <w:r>
+              <w:rPr>
+                <w:rFonts w:ascii="Times New Roman" w:hAnsi="Times New Roman" w:cs="Times New Roman"/>
+              </w:rPr>
+              <w:t>Geographic Analysis</w:t>
+            </w:r>
+          </w:p>
+        </w:tc>
+        <w:tc>
+          <w:tcPr>
+            <w:tcW w:w="7200" w:type="dxa"/>
+            <w:shd w:val="clear" w:color="auto" w:fill="B4C6E7" w:themeFill="accent1" w:themeFillTint="66"/>
+            <w:vAlign w:val="center"/>
+          </w:tcPr>
+          <w:p>
+            <w:pPr>
+              <w:rPr>
+                <w:rFonts w:ascii="Times New Roman" w:hAnsi="Times New Roman" w:cs="Times New Roman"/>
+              </w:rPr>
+            </w:pPr>
+            <w:r>
+              <w:rPr>
+                <w:rFonts w:ascii="Times New Roman" w:hAnsi="Times New Roman" w:cs="Times New Roman"/>
+              </w:rPr>
+              <w:t>Restaurants cluster overwhelmingly around New Delhi/NCR</w:t>
+            </w:r>
+          </w:p>
+        </w:tc>
+      </w:tr>
+      <w:tr>
+        <w:trPr>
+          <w:trHeight w:val="552"/>
+        </w:trPr>
+        <w:tc>
+          <w:tcPr>
+            <w:tcW w:w="988" w:type="dxa"/>
+            <w:shd w:val="clear" w:color="auto" w:fill="B4C6E7" w:themeFill="accent1" w:themeFillTint="66"/>
+            <w:vAlign w:val="center"/>
+          </w:tcPr>
+          <w:p>
+            <w:pPr>
+              <w:rPr>
+                <w:rFonts w:ascii="Times New Roman" w:hAnsi="Times New Roman" w:cs="Times New Roman"/>
+              </w:rPr>
+            </w:pPr>
+            <w:r>
+              <w:rPr>
+                <w:rFonts w:ascii="Times New Roman" w:hAnsi="Times New Roman" w:cs="Times New Roman"/>
+              </w:rPr>
+              <w:t>8</w:t>
+            </w:r>
+          </w:p>
+        </w:tc>
+        <w:tc>
+          <w:tcPr>
+            <w:tcW w:w="2268" w:type="dxa"/>
+            <w:shd w:val="clear" w:color="auto" w:fill="B4C6E7" w:themeFill="accent1" w:themeFillTint="66"/>
+            <w:vAlign w:val="center"/>
+          </w:tcPr>
+          <w:p>
+            <w:pPr>
+              <w:rPr>
+                <w:rFonts w:ascii="Times New Roman" w:hAnsi="Times New Roman" w:cs="Times New Roman"/>
+              </w:rPr>
+            </w:pPr>
+            <w:r>
+              <w:rPr>
+                <w:rFonts w:ascii="Times New Roman" w:hAnsi="Times New Roman" w:cs="Times New Roman"/>
+              </w:rPr>
+              <w:t>Restaurant Chains</w:t>
+            </w:r>
+            <w:r>
+              <w:rPr>
+                <w:rFonts w:ascii="Times New Roman" w:hAnsi="Times New Roman" w:cs="Times New Roman"/>
+              </w:rPr>
+              <w:br/>
+            </w:r>
+          </w:p>
+        </w:tc>
+        <w:tc>
+          <w:tcPr>
+            <w:tcW w:w="7200" w:type="dxa"/>
+            <w:shd w:val="clear" w:color="auto" w:fill="B4C6E7" w:themeFill="accent1" w:themeFillTint="66"/>
+            <w:vAlign w:val="center"/>
+          </w:tcPr>
+          <w:p>
+            <w:pPr>
+              <w:rPr>
+                <w:rFonts w:ascii="Times New Roman" w:hAnsi="Times New Roman" w:cs="Times New Roman"/>
+              </w:rPr>
+            </w:pPr>
+            <w:r>
+              <w:rPr>
+                <w:rFonts w:ascii="Times New Roman" w:hAnsi="Times New Roman" w:cs="Times New Roman"/>
+              </w:rPr>
+              <w:t>Cafe Coffee Day has the most outlets (83); Chili's has the highest avg. rating</w:t>
+            </w:r>
+            <w:r>
+              <w:rPr>
+                <w:rFonts w:ascii="Times New Roman" w:hAnsi="Times New Roman" w:cs="Times New Roman"/>
+              </w:rPr>
+              <w:t xml:space="preserve"> (4.58)</w:t>
+            </w:r>
+            <w:r>
+              <w:rPr>
+                <w:rFonts w:ascii="Times New Roman" w:hAnsi="Times New Roman" w:cs="Times New Roman"/>
+              </w:rPr>
+              <w:t xml:space="preserve"> among major chains</w:t>
+            </w:r>
+          </w:p>
+        </w:tc>
+      </w:tr>
+      <w:tr>
+        <w:trPr>
+          <w:trHeight w:val="552"/>
+        </w:trPr>
+        <w:tc>
+          <w:tcPr>
+            <w:tcW w:w="988" w:type="dxa"/>
+            <w:shd w:val="clear" w:color="auto" w:fill="B4C6E7" w:themeFill="accent1" w:themeFillTint="66"/>
+            <w:vAlign w:val="center"/>
+          </w:tcPr>
+          <w:p>
+            <w:pPr>
+              <w:rPr>
+                <w:rFonts w:ascii="Times New Roman" w:hAnsi="Times New Roman" w:cs="Times New Roman"/>
+              </w:rPr>
+            </w:pPr>
+            <w:r>
+              <w:rPr>
+                <w:rFonts w:ascii="Times New Roman" w:hAnsi="Times New Roman" w:cs="Times New Roman"/>
+              </w:rPr>
+              <w:t>9</w:t>
+            </w:r>
+          </w:p>
+        </w:tc>
+        <w:tc>
+          <w:tcPr>
+            <w:tcW w:w="2268" w:type="dxa"/>
+            <w:shd w:val="clear" w:color="auto" w:fill="B4C6E7" w:themeFill="accent1" w:themeFillTint="66"/>
+            <w:vAlign w:val="center"/>
+          </w:tcPr>
+          <w:p>
+            <w:pPr>
+              <w:rPr>
+                <w:rFonts w:ascii="Times New Roman" w:hAnsi="Times New Roman" w:cs="Times New Roman"/>
+              </w:rPr>
+            </w:pPr>
+            <w:r>
+              <w:rPr>
+                <w:rFonts w:ascii="Times New Roman" w:hAnsi="Times New Roman" w:cs="Times New Roman"/>
+              </w:rPr>
+              <w:t>Review</w:t>
+            </w:r>
+            <w:r>
+              <w:rPr>
+                <w:rFonts w:ascii="Times New Roman" w:hAnsi="Times New Roman" w:cs="Times New Roman"/>
+              </w:rPr>
+              <w:t xml:space="preserve"> Analysis</w:t>
+            </w:r>
+          </w:p>
+        </w:tc>
+        <w:tc>
+          <w:tcPr>
+            <w:tcW w:w="7200" w:type="dxa"/>
+            <w:shd w:val="clear" w:color="auto" w:fill="B4C6E7" w:themeFill="accent1" w:themeFillTint="66"/>
+            <w:vAlign w:val="center"/>
+          </w:tcPr>
+          <w:p>
+            <w:pPr>
+              <w:rPr>
+                <w:rFonts w:ascii="Times New Roman" w:hAnsi="Times New Roman" w:cs="Times New Roman"/>
+              </w:rPr>
+            </w:pPr>
+            <w:r>
+              <w:rPr>
+                <w:rFonts w:ascii="Times New Roman" w:hAnsi="Times New Roman" w:cs="Times New Roman"/>
+              </w:rPr>
+              <w:t>R</w:t>
+            </w:r>
+            <w:r>
+              <w:rPr>
+                <w:rFonts w:ascii="Times New Roman" w:hAnsi="Times New Roman" w:cs="Times New Roman"/>
+              </w:rPr>
+              <w:t>estaurants</w:t>
+            </w:r>
+            <w:r>
+              <w:rPr>
+                <w:rFonts w:ascii="Times New Roman" w:hAnsi="Times New Roman" w:cs="Times New Roman"/>
+              </w:rPr>
+              <w:t xml:space="preserve"> gained positive review around </w:t>
+            </w:r>
+            <w:r>
+              <w:rPr>
+                <w:rFonts w:ascii="Times New Roman" w:hAnsi="Times New Roman" w:cs="Times New Roman"/>
+              </w:rPr>
+              <w:t>average (</w:t>
+            </w:r>
+            <w:r>
+              <w:rPr>
+                <w:rFonts w:ascii="Times New Roman" w:hAnsi="Times New Roman" w:cs="Times New Roman"/>
+              </w:rPr>
+              <w:t xml:space="preserve">2487), </w:t>
+            </w:r>
+            <w:r>
+              <w:rPr>
+                <w:rFonts w:ascii="Times New Roman" w:hAnsi="Times New Roman" w:cs="Times New Roman"/>
+              </w:rPr>
+              <w:t>good (2096</w:t>
+            </w:r>
+            <w:r>
+              <w:rPr>
+                <w:rFonts w:ascii="Times New Roman" w:hAnsi="Times New Roman" w:cs="Times New Roman"/>
+              </w:rPr>
+              <w:t>)</w:t>
+            </w:r>
+            <w:r>
+              <w:rPr>
+                <w:rFonts w:ascii="Times New Roman" w:hAnsi="Times New Roman" w:cs="Times New Roman"/>
+              </w:rPr>
+              <w:t>; Correlation of -0.47 b/w review length &amp; rating</w:t>
+            </w:r>
+          </w:p>
+        </w:tc>
+      </w:tr>
+      <w:tr>
+        <w:trPr>
+          <w:trHeight w:val="552"/>
+        </w:trPr>
+        <w:tc>
+          <w:tcPr>
+            <w:tcW w:w="988" w:type="dxa"/>
+            <w:shd w:val="clear" w:color="auto" w:fill="B4C6E7" w:themeFill="accent1" w:themeFillTint="66"/>
+            <w:vAlign w:val="center"/>
+          </w:tcPr>
+          <w:p>
+            <w:pPr>
+              <w:rPr>
+                <w:rFonts w:ascii="Times New Roman" w:hAnsi="Times New Roman" w:cs="Times New Roman"/>
+              </w:rPr>
+            </w:pPr>
+            <w:r>
+              <w:rPr>
+                <w:rFonts w:ascii="Times New Roman" w:hAnsi="Times New Roman" w:cs="Times New Roman"/>
+              </w:rPr>
+              <w:t>10</w:t>
+            </w:r>
+          </w:p>
+        </w:tc>
+        <w:tc>
+          <w:tcPr>
+            <w:tcW w:w="2268" w:type="dxa"/>
+            <w:shd w:val="clear" w:color="auto" w:fill="B4C6E7" w:themeFill="accent1" w:themeFillTint="66"/>
+            <w:vAlign w:val="center"/>
+          </w:tcPr>
+          <w:p>
+            <w:pPr>
+              <w:rPr>
+                <w:rFonts w:ascii="Times New Roman" w:hAnsi="Times New Roman" w:cs="Times New Roman"/>
+              </w:rPr>
+            </w:pPr>
+            <w:r>
+              <w:rPr>
+                <w:rFonts w:ascii="Times New Roman" w:hAnsi="Times New Roman" w:cs="Times New Roman"/>
+              </w:rPr>
+              <w:t>Votes Analysis</w:t>
+            </w:r>
+          </w:p>
+        </w:tc>
+        <w:tc>
+          <w:tcPr>
+            <w:tcW w:w="7200" w:type="dxa"/>
+            <w:shd w:val="clear" w:color="auto" w:fill="B4C6E7" w:themeFill="accent1" w:themeFillTint="66"/>
+            <w:vAlign w:val="center"/>
+          </w:tcPr>
+          <w:p>
+            <w:pPr>
+              <w:rPr>
+                <w:rFonts w:ascii="Times New Roman" w:hAnsi="Times New Roman" w:cs="Times New Roman"/>
+              </w:rPr>
+            </w:pPr>
+            <w:r>
+              <w:rPr>
+                <w:rFonts w:ascii="Times New Roman" w:hAnsi="Times New Roman" w:cs="Times New Roman"/>
+              </w:rPr>
+              <w:t>Weak positive correlation (0.31); Toit has the most votes (10,934)</w:t>
+            </w:r>
+          </w:p>
+        </w:tc>
+      </w:tr>
+      <w:tr>
+        <w:trPr>
+          <w:trHeight w:val="552"/>
+        </w:trPr>
+        <w:tc>
+          <w:tcPr>
+            <w:tcW w:w="988" w:type="dxa"/>
+            <w:shd w:val="clear" w:color="auto" w:fill="B4C6E7" w:themeFill="accent1" w:themeFillTint="66"/>
+            <w:vAlign w:val="center"/>
+          </w:tcPr>
+          <w:p>
+            <w:pPr>
+              <w:rPr>
+                <w:rFonts w:ascii="Times New Roman" w:hAnsi="Times New Roman" w:cs="Times New Roman"/>
+              </w:rPr>
+            </w:pPr>
+            <w:r>
+              <w:rPr>
+                <w:rFonts w:ascii="Times New Roman" w:hAnsi="Times New Roman" w:cs="Times New Roman"/>
+              </w:rPr>
+              <w:t>11</w:t>
+            </w:r>
+          </w:p>
+        </w:tc>
+        <w:tc>
+          <w:tcPr>
+            <w:tcW w:w="2268" w:type="dxa"/>
+            <w:shd w:val="clear" w:color="auto" w:fill="B4C6E7" w:themeFill="accent1" w:themeFillTint="66"/>
+            <w:vAlign w:val="center"/>
+          </w:tcPr>
+          <w:p>
+            <w:pPr>
+              <w:rPr>
+                <w:rFonts w:ascii="Times New Roman" w:hAnsi="Times New Roman" w:cs="Times New Roman"/>
+              </w:rPr>
+            </w:pPr>
+            <w:r>
+              <w:rPr>
+                <w:rFonts w:ascii="Times New Roman" w:hAnsi="Times New Roman" w:cs="Times New Roman"/>
+              </w:rPr>
+              <w:t>Price vs. Services</w:t>
+            </w:r>
+          </w:p>
+        </w:tc>
+        <w:tc>
+          <w:tcPr>
+            <w:tcW w:w="7200" w:type="dxa"/>
+            <w:shd w:val="clear" w:color="auto" w:fill="B4C6E7" w:themeFill="accent1" w:themeFillTint="66"/>
+            <w:vAlign w:val="center"/>
+          </w:tcPr>
+          <w:p>
+            <w:pPr>
+              <w:rPr>
+                <w:rFonts w:ascii="Times New Roman" w:hAnsi="Times New Roman" w:cs="Times New Roman"/>
+              </w:rPr>
+            </w:pPr>
+            <w:r>
+              <w:rPr>
+                <w:rFonts w:ascii="Times New Roman" w:hAnsi="Times New Roman" w:cs="Times New Roman"/>
+              </w:rPr>
+              <w:t>Table booking rises with price; online delivery peaks at mid-range and falls at the top end</w:t>
+            </w:r>
+          </w:p>
+        </w:tc>
+      </w:tr>
+    </w:tbl>
+    <w:p>
+      <w:pPr>
+        <w:rPr>
+          <w:rFonts w:ascii="Times New Roman" w:hAnsi="Times New Roman" w:cs="Times New Roman"/>
+        </w:rPr>
+      </w:pPr>
+    </w:p>
+    <w:p>
+      <w:pPr>
+        <w:rPr>
+          <w:rFonts w:ascii="Times New Roman" w:hAnsi="Times New Roman" w:cs="Times New Roman"/>
+          <w:b/>
+          <w:bCs/>
+          <w:sz w:val="36"/>
+          <w:szCs w:val="36"/>
+          <w:u w:val="single"/>
+        </w:rPr>
+      </w:pPr>
+    </w:p>
+    <w:p>
+      <w:pPr>
+        <w:rPr>
+          <w:rFonts w:ascii="Times New Roman" w:hAnsi="Times New Roman" w:cs="Times New Roman"/>
+          <w:b/>
+          <w:bCs/>
+          <w:sz w:val="36"/>
+          <w:szCs w:val="36"/>
+          <w:u w:val="single"/>
+        </w:rPr>
+      </w:pPr>
+    </w:p>
+    <w:p>
+      <w:pPr>
+        <w:rPr>
+          <w:rFonts w:ascii="Times New Roman" w:hAnsi="Times New Roman" w:cs="Times New Roman"/>
+          <w:b/>
+          <w:bCs/>
+          <w:color w:val="833C0B" w:themeColor="accent2" w:themeShade="80"/>
+          <w:sz w:val="36"/>
+          <w:szCs w:val="36"/>
+          <w:u w:val="single"/>
+        </w:rPr>
+      </w:pPr>
+    </w:p>
+    <w:p>
+      <w:pPr>
+        <w:rPr>
+          <w:rFonts w:ascii="Times New Roman" w:hAnsi="Times New Roman" w:cs="Times New Roman"/>
+          <w:b/>
+          <w:bCs/>
+          <w:color w:val="833C0B" w:themeColor="accent2" w:themeShade="80"/>
+          <w:sz w:val="36"/>
+          <w:szCs w:val="36"/>
+          <w:u w:val="single"/>
+        </w:rPr>
+      </w:pPr>
+    </w:p>
+    <w:p>
+      <w:pPr>
+        <w:rPr>
+          <w:rFonts w:ascii="Times New Roman" w:hAnsi="Times New Roman" w:cs="Times New Roman"/>
+          <w:b/>
+          <w:bCs/>
+          <w:color w:val="833C0B" w:themeColor="accent2" w:themeShade="80"/>
+          <w:sz w:val="36"/>
+          <w:szCs w:val="36"/>
+          <w:u w:val="single"/>
+        </w:rPr>
+      </w:pPr>
+    </w:p>
+    <w:p>
+      <w:pPr>
+        <w:rPr>
+          <w:rFonts w:ascii="Times New Roman" w:hAnsi="Times New Roman" w:cs="Times New Roman"/>
+          <w:b/>
+          <w:bCs/>
+          <w:color w:val="833C0B" w:themeColor="accent2" w:themeShade="80"/>
+          <w:sz w:val="36"/>
+          <w:szCs w:val="36"/>
+          <w:u w:val="single"/>
+        </w:rPr>
+      </w:pPr>
+    </w:p>
+    <w:p>
+      <w:pPr>
+        <w:rPr>
+          <w:rFonts w:ascii="Times New Roman" w:hAnsi="Times New Roman" w:cs="Times New Roman"/>
+          <w:b/>
+          <w:bCs/>
+          <w:color w:val="833C0B" w:themeColor="accent2" w:themeShade="80"/>
+          <w:sz w:val="36"/>
+          <w:szCs w:val="36"/>
+          <w:u w:val="single"/>
+        </w:rPr>
+      </w:pPr>
     </w:p>
     <w:p>
       <w:pPr>
@@ -757,7 +1891,7 @@
                     <pic:cNvPicPr/>
                   </pic:nvPicPr>
                   <pic:blipFill>
-                    <a:blip r:embed="rId9" cstate="print">
+                    <a:blip r:embed="rId10" cstate="print">
                       <a:extLst>
                         <a:ext uri="{28A0092B-C50C-407E-A947-70E740481C1C}">
                           <a14:useLocalDpi xmlns:a14="http://schemas.microsoft.com/office/drawing/2010/main" val="0"/>
@@ -1170,7 +2304,7 @@
                     <pic:cNvPicPr/>
                   </pic:nvPicPr>
                   <pic:blipFill>
-                    <a:blip r:embed="rId10" cstate="print">
+                    <a:blip r:embed="rId11" cstate="print">
                       <a:extLst>
                         <a:ext uri="{28A0092B-C50C-407E-A947-70E740481C1C}">
                           <a14:useLocalDpi xmlns:a14="http://schemas.microsoft.com/office/drawing/2010/main" val="0"/>
@@ -1291,7 +2425,7 @@
                     <pic:cNvPicPr/>
                   </pic:nvPicPr>
                   <pic:blipFill>
-                    <a:blip r:embed="rId11" cstate="print">
+                    <a:blip r:embed="rId12" cstate="print">
                       <a:extLst>
                         <a:ext uri="{28A0092B-C50C-407E-A947-70E740481C1C}">
                           <a14:useLocalDpi xmlns:a14="http://schemas.microsoft.com/office/drawing/2010/main" val="0"/>
@@ -1352,7 +2486,7 @@
                     <pic:cNvPicPr/>
                   </pic:nvPicPr>
                   <pic:blipFill>
-                    <a:blip r:embed="rId12" cstate="print">
+                    <a:blip r:embed="rId13" cstate="print">
                       <a:extLst>
                         <a:ext uri="{28A0092B-C50C-407E-A947-70E740481C1C}">
                           <a14:useLocalDpi xmlns:a14="http://schemas.microsoft.com/office/drawing/2010/main" val="0"/>
@@ -2005,7 +3139,7 @@
                     <pic:cNvPicPr/>
                   </pic:nvPicPr>
                   <pic:blipFill>
-                    <a:blip r:embed="rId13" cstate="print">
+                    <a:blip r:embed="rId14" cstate="print">
                       <a:extLst>
                         <a:ext uri="{28A0092B-C50C-407E-A947-70E740481C1C}">
                           <a14:useLocalDpi xmlns:a14="http://schemas.microsoft.com/office/drawing/2010/main" val="0"/>
@@ -2441,7 +3575,7 @@
                           </pic:cNvPicPr>
                         </pic:nvPicPr>
                         <pic:blipFill>
-                          <a:blip r:embed="rId14" cstate="print">
+                          <a:blip r:embed="rId15" cstate="print">
                             <a:extLst>
                               <a:ext uri="{28A0092B-C50C-407E-A947-70E740481C1C}">
                                 <a14:useLocalDpi xmlns:a14="http://schemas.microsoft.com/office/drawing/2010/main" val="0"/>
@@ -2470,7 +3604,7 @@
                           </pic:cNvPicPr>
                         </pic:nvPicPr>
                         <pic:blipFill>
-                          <a:blip r:embed="rId15" cstate="print">
+                          <a:blip r:embed="rId16" cstate="print">
                             <a:extLst>
                               <a:ext uri="{28A0092B-C50C-407E-A947-70E740481C1C}">
                                 <a14:useLocalDpi xmlns:a14="http://schemas.microsoft.com/office/drawing/2010/main" val="0"/>
@@ -2520,10 +3654,10 @@
                   <o:lock v:ext="edit" aspectratio="t"/>
                 </v:shapetype>
                 <v:shape id="Picture 9" o:spid="_x0000_s1027" type="#_x0000_t75" style="position:absolute;left:35190;width:31147;height:23361;visibility:visible;mso-wrap-style:square" o:gfxdata="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">
-                  <v:imagedata r:id="rId16" o:title=""/>
+                  <v:imagedata r:id="rId17" o:title=""/>
                 </v:shape>
                 <v:shape id="Picture 10" o:spid="_x0000_s1028" type="#_x0000_t75" style="position:absolute;top:207;width:32080;height:23197;visibility:visible;mso-wrap-style:square" o:gfxdata="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">
-                  <v:imagedata r:id="rId17" o:title=""/>
+                  <v:imagedata r:id="rId18" o:title=""/>
                 </v:shape>
                 <w10:wrap anchorx="margin"/>
               </v:group>
@@ -2922,19 +4056,7 @@
         <w:rPr>
           <w:rFonts w:ascii="Times New Roman" w:hAnsi="Times New Roman" w:cs="Times New Roman"/>
         </w:rPr>
-        <w:t xml:space="preserve">Level 2 digs deeper into rating </w:t>
-      </w:r>
-      <w:r>
-        <w:rPr>
-          <w:rFonts w:ascii="Times New Roman" w:hAnsi="Times New Roman" w:cs="Times New Roman"/>
-        </w:rPr>
-        <w:t>behaviour</w:t>
-      </w:r>
-      <w:r>
-        <w:rPr>
-          <w:rFonts w:ascii="Times New Roman" w:hAnsi="Times New Roman" w:cs="Times New Roman"/>
-        </w:rPr>
-        <w:t>, cuisine pairing patterns, spatial distribution, and the presence and</w:t>
+        <w:t>Level 2 digs deeper into rating behaviour, cuisine pairing patterns, spatial distribution, and the presence and</w:t>
       </w:r>
       <w:r>
         <w:rPr>
@@ -3040,13 +4162,7 @@
         <w:rPr>
           <w:rFonts w:ascii="Times New Roman" w:hAnsi="Times New Roman" w:cs="Times New Roman"/>
         </w:rPr>
-        <w:t>Analyse</w:t>
-      </w:r>
-      <w:r>
-        <w:rPr>
-          <w:rFonts w:ascii="Times New Roman" w:hAnsi="Times New Roman" w:cs="Times New Roman"/>
-        </w:rPr>
-        <w:t xml:space="preserve"> the distribution of aggregate ratings and determine the most common rating range.</w:t>
+        <w:t>Analyse the distribution of aggregate ratings and determine the most common rating range.</w:t>
       </w:r>
     </w:p>
     <w:p>
@@ -3112,7 +4228,7 @@
                     <pic:cNvPicPr/>
                   </pic:nvPicPr>
                   <pic:blipFill>
-                    <a:blip r:embed="rId18" cstate="print">
+                    <a:blip r:embed="rId19" cstate="print">
                       <a:extLst>
                         <a:ext uri="{28A0092B-C50C-407E-A947-70E740481C1C}">
                           <a14:useLocalDpi xmlns:a14="http://schemas.microsoft.com/office/drawing/2010/main" val="0"/>
@@ -3245,31 +4361,7 @@
         <w:rPr>
           <w:rFonts w:ascii="Times New Roman" w:hAnsi="Times New Roman" w:cs="Times New Roman"/>
         </w:rPr>
-        <w:t>The most common rating band is 3.0-3.9, covering 4,5</w:t>
-      </w:r>
-      <w:r>
-        <w:rPr>
-          <w:rFonts w:ascii="Times New Roman" w:hAnsi="Times New Roman" w:cs="Times New Roman"/>
-        </w:rPr>
-        <w:t>83</w:t>
-      </w:r>
-      <w:r>
-        <w:rPr>
-          <w:rFonts w:ascii="Times New Roman" w:hAnsi="Times New Roman" w:cs="Times New Roman"/>
-        </w:rPr>
-        <w:t xml:space="preserve"> restaurants (about 48% of the</w:t>
-      </w:r>
-      <w:r>
-        <w:rPr>
-          <w:rFonts w:ascii="Times New Roman" w:hAnsi="Times New Roman" w:cs="Times New Roman"/>
-        </w:rPr>
-        <w:t xml:space="preserve"> </w:t>
-      </w:r>
-      <w:r>
-        <w:rPr>
-          <w:rFonts w:ascii="Times New Roman" w:hAnsi="Times New Roman" w:cs="Times New Roman"/>
-        </w:rPr>
-        <w:t xml:space="preserve">dataset). </w:t>
+        <w:t xml:space="preserve">The most common rating band is 3.0-3.9, covering 4,583 restaurants (about 48% of the dataset). </w:t>
       </w:r>
     </w:p>
     <w:p>
@@ -3289,31 +4381,7 @@
         <w:rPr>
           <w:rFonts w:ascii="Times New Roman" w:hAnsi="Times New Roman" w:cs="Times New Roman"/>
         </w:rPr>
-        <w:t>A large secondary group of 2,148 restaurants (22.5%) show a rating of 0, meaning they are 'Not</w:t>
-      </w:r>
-      <w:r>
-        <w:rPr>
-          <w:rFonts w:ascii="Times New Roman" w:hAnsi="Times New Roman" w:cs="Times New Roman"/>
-        </w:rPr>
-        <w:t xml:space="preserve"> </w:t>
-      </w:r>
-      <w:r>
-        <w:rPr>
-          <w:rFonts w:ascii="Times New Roman" w:hAnsi="Times New Roman" w:cs="Times New Roman"/>
-        </w:rPr>
-        <w:t>rated</w:t>
-      </w:r>
-      <w:r>
-        <w:rPr>
-          <w:rFonts w:ascii="Times New Roman" w:hAnsi="Times New Roman" w:cs="Times New Roman"/>
-        </w:rPr>
-        <w:t>’ they</w:t>
-      </w:r>
-      <w:r>
-        <w:rPr>
-          <w:rFonts w:ascii="Times New Roman" w:hAnsi="Times New Roman" w:cs="Times New Roman"/>
-        </w:rPr>
-        <w:t xml:space="preserve"> simply have not yet accumulated votes, rather than being poorly reviewed. </w:t>
+        <w:t xml:space="preserve">A large secondary group of 2,148 restaurants (22.5%) show a rating of 0, meaning they are 'Not rated’ they simply have not yet accumulated votes, rather than being poorly reviewed. </w:t>
       </w:r>
     </w:p>
     <w:p>
@@ -3333,7 +4401,7 @@
         <w:rPr>
           <w:rFonts w:ascii="Times New Roman" w:hAnsi="Times New Roman" w:cs="Times New Roman"/>
         </w:rPr>
-        <w:t>Very few</w:t>
+        <w:t>Very few restaurants fall in the 1.0-1.9 range (just 3), indicating outright poor ratings are rare once</w:t>
       </w:r>
       <w:r>
         <w:rPr>
@@ -3345,43 +4413,7 @@
         <w:rPr>
           <w:rFonts w:ascii="Times New Roman" w:hAnsi="Times New Roman" w:cs="Times New Roman"/>
         </w:rPr>
-        <w:t xml:space="preserve">restaurants fall in the 1.0-1.9 range (just 3), indicating outright poor ratings are rare </w:t>
-      </w:r>
-      <w:r>
-        <w:rPr>
-          <w:rFonts w:ascii="Times New Roman" w:hAnsi="Times New Roman" w:cs="Times New Roman"/>
-        </w:rPr>
-        <w:t>once</w:t>
-      </w:r>
-      <w:r>
-        <w:rPr>
-          <w:rFonts w:ascii="Times New Roman" w:hAnsi="Times New Roman" w:cs="Times New Roman"/>
-        </w:rPr>
-        <w:t xml:space="preserve"> </w:t>
-      </w:r>
-      <w:r>
-        <w:rPr>
-          <w:rFonts w:ascii="Times New Roman" w:hAnsi="Times New Roman" w:cs="Times New Roman"/>
-        </w:rPr>
-        <w:t>restaurant</w:t>
-      </w:r>
-      <w:r>
-        <w:rPr>
-          <w:rFonts w:ascii="Times New Roman" w:hAnsi="Times New Roman" w:cs="Times New Roman"/>
-        </w:rPr>
-        <w:t xml:space="preserve"> has</w:t>
-      </w:r>
-      <w:r>
-        <w:rPr>
-          <w:rFonts w:ascii="Times New Roman" w:hAnsi="Times New Roman" w:cs="Times New Roman"/>
-        </w:rPr>
-        <w:t xml:space="preserve"> </w:t>
-      </w:r>
-      <w:r>
-        <w:rPr>
-          <w:rFonts w:ascii="Times New Roman" w:hAnsi="Times New Roman" w:cs="Times New Roman"/>
-        </w:rPr>
-        <w:t xml:space="preserve">enough votes to be rated at all. </w:t>
+        <w:t xml:space="preserve">restaurant has enough votes to be rated at all. </w:t>
       </w:r>
     </w:p>
     <w:p>
@@ -3401,13 +4433,7 @@
         <w:rPr>
           <w:rFonts w:ascii="Times New Roman" w:hAnsi="Times New Roman" w:cs="Times New Roman"/>
         </w:rPr>
-        <w:t>The average number of votes per restaurant is 156.</w:t>
-      </w:r>
-      <w:r>
-        <w:rPr>
-          <w:rFonts w:ascii="Times New Roman" w:hAnsi="Times New Roman" w:cs="Times New Roman"/>
-        </w:rPr>
-        <w:t>77.</w:t>
+        <w:t>The average number of votes per restaurant is 156.77.</w:t>
       </w:r>
     </w:p>
     <w:p>
@@ -3578,7 +4604,7 @@
                     <pic:cNvPicPr/>
                   </pic:nvPicPr>
                   <pic:blipFill>
-                    <a:blip r:embed="rId19" cstate="print">
+                    <a:blip r:embed="rId20" cstate="print">
                       <a:extLst>
                         <a:ext uri="{28A0092B-C50C-407E-A947-70E740481C1C}">
                           <a14:useLocalDpi xmlns:a14="http://schemas.microsoft.com/office/drawing/2010/main" val="0"/>
@@ -3720,7 +4746,7 @@
                     <pic:cNvPicPr/>
                   </pic:nvPicPr>
                   <pic:blipFill>
-                    <a:blip r:embed="rId20" cstate="print">
+                    <a:blip r:embed="rId21" cstate="print">
                       <a:extLst>
                         <a:ext uri="{28A0092B-C50C-407E-A947-70E740481C1C}">
                           <a14:useLocalDpi xmlns:a14="http://schemas.microsoft.com/office/drawing/2010/main" val="0"/>
@@ -3854,55 +4880,7 @@
         <w:rPr>
           <w:rFonts w:ascii="Times New Roman" w:hAnsi="Times New Roman" w:cs="Times New Roman"/>
         </w:rPr>
-        <w:t>Single-cuisine 'North Indian' listings are the single most common entry (936</w:t>
-      </w:r>
-      <w:r>
-        <w:rPr>
-          <w:rFonts w:ascii="Times New Roman" w:hAnsi="Times New Roman" w:cs="Times New Roman"/>
-        </w:rPr>
-        <w:t xml:space="preserve"> </w:t>
-      </w:r>
-      <w:r>
-        <w:rPr>
-          <w:rFonts w:ascii="Times New Roman" w:hAnsi="Times New Roman" w:cs="Times New Roman"/>
-        </w:rPr>
-        <w:t>restaurants), but the most</w:t>
-      </w:r>
-      <w:r>
-        <w:rPr>
-          <w:rFonts w:ascii="Times New Roman" w:hAnsi="Times New Roman" w:cs="Times New Roman"/>
-        </w:rPr>
-        <w:t xml:space="preserve"> </w:t>
-      </w:r>
-      <w:r>
-        <w:rPr>
-          <w:rFonts w:ascii="Times New Roman" w:hAnsi="Times New Roman" w:cs="Times New Roman"/>
-        </w:rPr>
-        <w:t>common multi-cuisine combination is Chinese &amp; North Indian (616 restaurants)</w:t>
-      </w:r>
-      <w:r>
-        <w:rPr>
-          <w:rFonts w:ascii="Times New Roman" w:hAnsi="Times New Roman" w:cs="Times New Roman"/>
-        </w:rPr>
-        <w:t xml:space="preserve"> - </w:t>
-      </w:r>
-      <w:r>
-        <w:rPr>
-          <w:rFonts w:ascii="Times New Roman" w:hAnsi="Times New Roman" w:cs="Times New Roman"/>
-        </w:rPr>
-        <w:t>a very typical pairing on</w:t>
-      </w:r>
-      <w:r>
-        <w:rPr>
-          <w:rFonts w:ascii="Times New Roman" w:hAnsi="Times New Roman" w:cs="Times New Roman"/>
-        </w:rPr>
-        <w:t xml:space="preserve"> </w:t>
-      </w:r>
-      <w:r>
-        <w:rPr>
-          <w:rFonts w:ascii="Times New Roman" w:hAnsi="Times New Roman" w:cs="Times New Roman"/>
-        </w:rPr>
-        <w:t xml:space="preserve">Indian restaurant menus. </w:t>
+        <w:t xml:space="preserve">Single-cuisine 'North Indian' listings are the single most common entry (936 restaurants), but the most common multi-cuisine combination is Chinese &amp; North Indian (616 restaurants) - a very typical pairing on Indian restaurant menus. </w:t>
       </w:r>
     </w:p>
     <w:p>
@@ -3922,55 +4900,7 @@
         <w:rPr>
           <w:rFonts w:ascii="Times New Roman" w:hAnsi="Times New Roman" w:cs="Times New Roman"/>
         </w:rPr>
-        <w:t>Restricting to combinations with at least 20 restaurants</w:t>
-      </w:r>
-      <w:r>
-        <w:rPr>
-          <w:rFonts w:ascii="Times New Roman" w:hAnsi="Times New Roman" w:cs="Times New Roman"/>
-        </w:rPr>
-        <w:t xml:space="preserve"> </w:t>
-      </w:r>
-      <w:r>
-        <w:rPr>
-          <w:rFonts w:ascii="Times New Roman" w:hAnsi="Times New Roman" w:cs="Times New Roman"/>
-        </w:rPr>
-        <w:t>for reliability, Japanese &amp; Sushi restaurants achieve</w:t>
-      </w:r>
-      <w:r>
-        <w:rPr>
-          <w:rFonts w:ascii="Times New Roman" w:hAnsi="Times New Roman" w:cs="Times New Roman"/>
-        </w:rPr>
-        <w:t xml:space="preserve"> </w:t>
-      </w:r>
-      <w:r>
-        <w:rPr>
-          <w:rFonts w:ascii="Times New Roman" w:hAnsi="Times New Roman" w:cs="Times New Roman"/>
-        </w:rPr>
-        <w:t>the highest average rating (4.06), followed by</w:t>
-      </w:r>
-      <w:r>
-        <w:rPr>
-          <w:rFonts w:ascii="Times New Roman" w:hAnsi="Times New Roman" w:cs="Times New Roman"/>
-        </w:rPr>
-        <w:t xml:space="preserve"> </w:t>
-      </w:r>
-      <w:r>
-        <w:rPr>
-          <w:rFonts w:ascii="Times New Roman" w:hAnsi="Times New Roman" w:cs="Times New Roman"/>
-        </w:rPr>
-        <w:t>American (3.67), Italian (3.66), Italian &amp; Pizza (3.65), and</w:t>
-      </w:r>
-      <w:r>
-        <w:rPr>
-          <w:rFonts w:ascii="Times New Roman" w:hAnsi="Times New Roman" w:cs="Times New Roman"/>
-        </w:rPr>
-        <w:t xml:space="preserve"> </w:t>
-      </w:r>
-      <w:r>
-        <w:rPr>
-          <w:rFonts w:ascii="Times New Roman" w:hAnsi="Times New Roman" w:cs="Times New Roman"/>
-        </w:rPr>
-        <w:t xml:space="preserve">Mexican (3.64). </w:t>
+        <w:t xml:space="preserve">Restricting to combinations with at least 20 restaurants for reliability, Japanese &amp; Sushi restaurants achieve the highest average rating (4.06), followed by American (3.67), Italian (3.66), Italian &amp; Pizza (3.65), and Mexican (3.64). </w:t>
       </w:r>
     </w:p>
     <w:p>
@@ -4167,7 +5097,7 @@
                     <pic:cNvPicPr/>
                   </pic:nvPicPr>
                   <pic:blipFill>
-                    <a:blip r:embed="rId21" cstate="print">
+                    <a:blip r:embed="rId22" cstate="print">
                       <a:extLst>
                         <a:ext uri="{28A0092B-C50C-407E-A947-70E740481C1C}">
                           <a14:useLocalDpi xmlns:a14="http://schemas.microsoft.com/office/drawing/2010/main" val="0"/>
@@ -4305,7 +5235,7 @@
                     <pic:cNvPicPr/>
                   </pic:nvPicPr>
                   <pic:blipFill>
-                    <a:blip r:embed="rId22" cstate="print">
+                    <a:blip r:embed="rId23" cstate="print">
                       <a:extLst>
                         <a:ext uri="{28A0092B-C50C-407E-A947-70E740481C1C}">
                           <a14:useLocalDpi xmlns:a14="http://schemas.microsoft.com/office/drawing/2010/main" val="0"/>
@@ -4440,7 +5370,21 @@
         <w:rPr>
           <w:rFonts w:ascii="Times New Roman" w:hAnsi="Times New Roman" w:cs="Times New Roman"/>
         </w:rPr>
-        <w:t>Restaurant locations cluster overwhelmingly around a single point at approximately</w:t>
+        <w:t xml:space="preserve">Restaurant locations cluster overwhelmingly around a single point at approximately 77.2°E, 28.6°N - the New Delhi/NCR region — with over 1,600. </w:t>
+      </w:r>
+    </w:p>
+    <w:p>
+      <w:pPr>
+        <w:jc w:val="both"/>
+        <w:rPr>
+          <w:rFonts w:ascii="Times New Roman" w:hAnsi="Times New Roman" w:cs="Times New Roman"/>
+        </w:rPr>
+      </w:pPr>
+      <w:r>
+        <w:rPr>
+          <w:rFonts w:ascii="Times New Roman" w:hAnsi="Times New Roman" w:cs="Times New Roman"/>
+        </w:rPr>
+        <w:t>Beyond this dense core, a much smaller number of</w:t>
       </w:r>
       <w:r>
         <w:rPr>
@@ -4452,39 +5396,7 @@
         <w:rPr>
           <w:rFonts w:ascii="Times New Roman" w:hAnsi="Times New Roman" w:cs="Times New Roman"/>
         </w:rPr>
-        <w:t>77.2°E, 28.6°N</w:t>
-      </w:r>
-      <w:r>
-        <w:rPr>
-          <w:rFonts w:ascii="Times New Roman" w:hAnsi="Times New Roman" w:cs="Times New Roman"/>
-        </w:rPr>
-        <w:t xml:space="preserve"> - </w:t>
-      </w:r>
-      <w:r>
-        <w:rPr>
-          <w:rFonts w:ascii="Times New Roman" w:hAnsi="Times New Roman" w:cs="Times New Roman"/>
-        </w:rPr>
-        <w:t>the New Delhi/NCR region — with over 1,600</w:t>
-      </w:r>
-      <w:r>
-        <w:rPr>
-          <w:rFonts w:ascii="Times New Roman" w:hAnsi="Times New Roman" w:cs="Times New Roman"/>
-        </w:rPr>
-        <w:t xml:space="preserve">. </w:t>
-      </w:r>
-    </w:p>
-    <w:p>
-      <w:pPr>
-        <w:jc w:val="both"/>
-        <w:rPr>
-          <w:rFonts w:ascii="Times New Roman" w:hAnsi="Times New Roman" w:cs="Times New Roman"/>
-        </w:rPr>
-      </w:pPr>
-      <w:r>
-        <w:rPr>
-          <w:rFonts w:ascii="Times New Roman" w:hAnsi="Times New Roman" w:cs="Times New Roman"/>
-        </w:rPr>
-        <w:t>Beyond this dense core, a much smaller number of</w:t>
+        <w:t>restaurants are scattered across other global</w:t>
       </w:r>
       <w:r>
         <w:rPr>
@@ -4496,7 +5408,7 @@
         <w:rPr>
           <w:rFonts w:ascii="Times New Roman" w:hAnsi="Times New Roman" w:cs="Times New Roman"/>
         </w:rPr>
-        <w:t>restaurants are scattered across other global</w:t>
+        <w:t>regions (the US, UK, UAE, Australia, and elsewhere), each</w:t>
       </w:r>
       <w:r>
         <w:rPr>
@@ -4508,7 +5420,7 @@
         <w:rPr>
           <w:rFonts w:ascii="Times New Roman" w:hAnsi="Times New Roman" w:cs="Times New Roman"/>
         </w:rPr>
-        <w:t>regions (the US, UK, UAE, Australia, and elsewhere), each</w:t>
+        <w:t>forming their own small, sparse clusters. This</w:t>
       </w:r>
       <w:r>
         <w:rPr>
@@ -4520,7 +5432,7 @@
         <w:rPr>
           <w:rFonts w:ascii="Times New Roman" w:hAnsi="Times New Roman" w:cs="Times New Roman"/>
         </w:rPr>
-        <w:t>forming their own small, sparse clusters. This</w:t>
+        <w:t>confirms the dataset is heavily India-centric, with</w:t>
       </w:r>
       <w:r>
         <w:rPr>
@@ -4532,7 +5444,7 @@
         <w:rPr>
           <w:rFonts w:ascii="Times New Roman" w:hAnsi="Times New Roman" w:cs="Times New Roman"/>
         </w:rPr>
-        <w:t>confirms the dataset is heavily India-centric, with</w:t>
+        <w:t>international restaurants forming a long, thin tail. No</w:t>
       </w:r>
       <w:r>
         <w:rPr>
@@ -4544,7 +5456,7 @@
         <w:rPr>
           <w:rFonts w:ascii="Times New Roman" w:hAnsi="Times New Roman" w:cs="Times New Roman"/>
         </w:rPr>
-        <w:t>international restaurants forming a long, thin tail. No</w:t>
+        <w:t>strong visual relationship is apparent between</w:t>
       </w:r>
       <w:r>
         <w:rPr>
@@ -4556,31 +5468,7 @@
         <w:rPr>
           <w:rFonts w:ascii="Times New Roman" w:hAnsi="Times New Roman" w:cs="Times New Roman"/>
         </w:rPr>
-        <w:t>strong visual relationship is apparent between</w:t>
-      </w:r>
-      <w:r>
-        <w:rPr>
-          <w:rFonts w:ascii="Times New Roman" w:hAnsi="Times New Roman" w:cs="Times New Roman"/>
-        </w:rPr>
-        <w:t xml:space="preserve"> </w:t>
-      </w:r>
-      <w:r>
-        <w:rPr>
-          <w:rFonts w:ascii="Times New Roman" w:hAnsi="Times New Roman" w:cs="Times New Roman"/>
-        </w:rPr>
-        <w:t>geographic location and rating (</w:t>
-      </w:r>
-      <w:r>
-        <w:rPr>
-          <w:rFonts w:ascii="Times New Roman" w:hAnsi="Times New Roman" w:cs="Times New Roman"/>
-        </w:rPr>
-        <w:t>colours</w:t>
-      </w:r>
-      <w:r>
-        <w:rPr>
-          <w:rFonts w:ascii="Times New Roman" w:hAnsi="Times New Roman" w:cs="Times New Roman"/>
-        </w:rPr>
-        <w:t xml:space="preserve"> are well-mixed within</w:t>
+        <w:t>geographic location and rating (colours are well-mixed within</w:t>
       </w:r>
       <w:r>
         <w:rPr>
@@ -4713,13 +5601,7 @@
         <w:rPr>
           <w:rFonts w:ascii="Times New Roman" w:hAnsi="Times New Roman" w:cs="Times New Roman"/>
         </w:rPr>
-        <w:t>Analyse</w:t>
-      </w:r>
-      <w:r>
-        <w:rPr>
-          <w:rFonts w:ascii="Times New Roman" w:hAnsi="Times New Roman" w:cs="Times New Roman"/>
-        </w:rPr>
-        <w:t xml:space="preserve"> the ratings and popularity of different restaurant chains.</w:t>
+        <w:t>Analyse the ratings and popularity of different restaurant chains.</w:t>
       </w:r>
     </w:p>
     <w:p>
@@ -4761,7 +5643,7 @@
                     <pic:cNvPicPr/>
                   </pic:nvPicPr>
                   <pic:blipFill>
-                    <a:blip r:embed="rId23" cstate="print">
+                    <a:blip r:embed="rId24" cstate="print">
                       <a:extLst>
                         <a:ext uri="{28A0092B-C50C-407E-A947-70E740481C1C}">
                           <a14:useLocalDpi xmlns:a14="http://schemas.microsoft.com/office/drawing/2010/main" val="0"/>
@@ -4901,7 +5783,7 @@
                     <pic:cNvPicPr/>
                   </pic:nvPicPr>
                   <pic:blipFill>
-                    <a:blip r:embed="rId24" cstate="print">
+                    <a:blip r:embed="rId25" cstate="print">
                       <a:extLst>
                         <a:ext uri="{28A0092B-C50C-407E-A947-70E740481C1C}">
                           <a14:useLocalDpi xmlns:a14="http://schemas.microsoft.com/office/drawing/2010/main" val="0"/>
@@ -5046,25 +5928,7 @@
         <w:rPr>
           <w:rFonts w:ascii="Times New Roman" w:hAnsi="Times New Roman" w:cs="Times New Roman"/>
         </w:rPr>
-        <w:t>734 restaurant names appear more than once in the dataset, indicating meaningful</w:t>
-      </w:r>
-      <w:r>
-        <w:rPr>
-          <w:rFonts w:ascii="Times New Roman" w:hAnsi="Times New Roman" w:cs="Times New Roman"/>
-        </w:rPr>
-        <w:t xml:space="preserve"> </w:t>
-      </w:r>
-      <w:r>
-        <w:rPr>
-          <w:rFonts w:ascii="Times New Roman" w:hAnsi="Times New Roman" w:cs="Times New Roman"/>
-        </w:rPr>
-        <w:t xml:space="preserve">chain presence. </w:t>
-      </w:r>
-      <w:r>
-        <w:rPr>
-          <w:rFonts w:ascii="Times New Roman" w:hAnsi="Times New Roman" w:cs="Times New Roman"/>
-        </w:rPr>
-        <w:t xml:space="preserve"> </w:t>
+        <w:t xml:space="preserve">734 restaurant names appear more than once in the dataset, indicating meaningful chain presence.  </w:t>
       </w:r>
     </w:p>
     <w:p>
@@ -5084,31 +5948,7 @@
         <w:rPr>
           <w:rFonts w:ascii="Times New Roman" w:hAnsi="Times New Roman" w:cs="Times New Roman"/>
         </w:rPr>
-        <w:t>Cafe Coffee Day (83 outlets), Domino's Pizza (79), and Subway (63) have the largest</w:t>
-      </w:r>
-      <w:r>
-        <w:rPr>
-          <w:rFonts w:ascii="Times New Roman" w:hAnsi="Times New Roman" w:cs="Times New Roman"/>
-        </w:rPr>
-        <w:t xml:space="preserve"> </w:t>
-      </w:r>
-      <w:r>
-        <w:rPr>
-          <w:rFonts w:ascii="Times New Roman" w:hAnsi="Times New Roman" w:cs="Times New Roman"/>
-        </w:rPr>
-        <w:t xml:space="preserve">footprints </w:t>
-      </w:r>
-      <w:r>
-        <w:rPr>
-          <w:rFonts w:ascii="Times New Roman" w:hAnsi="Times New Roman" w:cs="Times New Roman"/>
-        </w:rPr>
-        <w:t>-</w:t>
-      </w:r>
-      <w:r>
-        <w:rPr>
-          <w:rFonts w:ascii="Times New Roman" w:hAnsi="Times New Roman" w:cs="Times New Roman"/>
-        </w:rPr>
-        <w:t xml:space="preserve"> all quick-service or cafe-style chains suited to rapid expansion. </w:t>
+        <w:t xml:space="preserve">Cafe Coffee Day (83 outlets), Domino's Pizza (79), and Subway (63) have the largest footprints - all quick-service or cafe-style chains suited to rapid expansion. </w:t>
       </w:r>
     </w:p>
     <w:p>
@@ -5128,55 +5968,7 @@
         <w:rPr>
           <w:rFonts w:ascii="Times New Roman" w:hAnsi="Times New Roman" w:cs="Times New Roman"/>
         </w:rPr>
-        <w:t>However, footprint size does</w:t>
-      </w:r>
-      <w:r>
-        <w:rPr>
-          <w:rFonts w:ascii="Times New Roman" w:hAnsi="Times New Roman" w:cs="Times New Roman"/>
-        </w:rPr>
-        <w:t xml:space="preserve"> </w:t>
-      </w:r>
-      <w:r>
-        <w:rPr>
-          <w:rFonts w:ascii="Times New Roman" w:hAnsi="Times New Roman" w:cs="Times New Roman"/>
-        </w:rPr>
-        <w:t xml:space="preserve">not track </w:t>
-      </w:r>
-      <w:r>
-        <w:rPr>
-          <w:rFonts w:ascii="Times New Roman" w:hAnsi="Times New Roman" w:cs="Times New Roman"/>
-        </w:rPr>
-        <w:t>quality quite</w:t>
-      </w:r>
-      <w:r>
-        <w:rPr>
-          <w:rFonts w:ascii="Times New Roman" w:hAnsi="Times New Roman" w:cs="Times New Roman"/>
-        </w:rPr>
-        <w:t xml:space="preserve"> the opposite, in fact. The three largest chains all rate mediocre-to-poor: </w:t>
-      </w:r>
-      <w:r>
-        <w:rPr>
-          <w:rFonts w:ascii="Times New Roman" w:hAnsi="Times New Roman" w:cs="Times New Roman"/>
-        </w:rPr>
-        <w:t xml:space="preserve">Café </w:t>
-      </w:r>
-      <w:r>
-        <w:rPr>
-          <w:rFonts w:ascii="Times New Roman" w:hAnsi="Times New Roman" w:cs="Times New Roman"/>
-        </w:rPr>
-        <w:t>Coffee Day averages 2.42,</w:t>
-      </w:r>
-      <w:r>
-        <w:rPr>
-          <w:rFonts w:ascii="Times New Roman" w:hAnsi="Times New Roman" w:cs="Times New Roman"/>
-        </w:rPr>
-        <w:t xml:space="preserve"> </w:t>
-      </w:r>
-      <w:r>
-        <w:rPr>
-          <w:rFonts w:ascii="Times New Roman" w:hAnsi="Times New Roman" w:cs="Times New Roman"/>
-        </w:rPr>
-        <w:t xml:space="preserve">Domino's Pizza 2.74, and Subway 2.91. </w:t>
+        <w:t xml:space="preserve">However, footprint size does not track quality quite the opposite, in fact. The three largest chains all rate mediocre-to-poor: Café Coffee Day averages 2.42, Domino's Pizza 2.74, and Subway 2.91. </w:t>
       </w:r>
     </w:p>
     <w:p>
@@ -5196,43 +5988,7 @@
         <w:rPr>
           <w:rFonts w:ascii="Times New Roman" w:hAnsi="Times New Roman" w:cs="Times New Roman"/>
         </w:rPr>
-        <w:t>Among chains with at least 5 outlets,</w:t>
-      </w:r>
-      <w:r>
-        <w:rPr>
-          <w:rFonts w:ascii="Times New Roman" w:hAnsi="Times New Roman" w:cs="Times New Roman"/>
-        </w:rPr>
-        <w:t xml:space="preserve"> </w:t>
-      </w:r>
-      <w:r>
-        <w:rPr>
-          <w:rFonts w:ascii="Times New Roman" w:hAnsi="Times New Roman" w:cs="Times New Roman"/>
-        </w:rPr>
-        <w:t xml:space="preserve">Chili's (4.58), Farzi Cafe (4.37), and Barbeque Nation (4.35) have the highest average ratings instead </w:t>
-      </w:r>
-      <w:r>
-        <w:rPr>
-          <w:rFonts w:ascii="Times New Roman" w:hAnsi="Times New Roman" w:cs="Times New Roman"/>
-        </w:rPr>
-        <w:t xml:space="preserve">- </w:t>
-      </w:r>
-      <w:r>
-        <w:rPr>
-          <w:rFonts w:ascii="Times New Roman" w:hAnsi="Times New Roman" w:cs="Times New Roman"/>
-        </w:rPr>
-        <w:t>casual and family-dining chains clearly outperform the high-volume quick-service names on customer</w:t>
-      </w:r>
-      <w:r>
-        <w:rPr>
-          <w:rFonts w:ascii="Times New Roman" w:hAnsi="Times New Roman" w:cs="Times New Roman"/>
-        </w:rPr>
-        <w:t xml:space="preserve"> </w:t>
-      </w:r>
-      <w:r>
-        <w:rPr>
-          <w:rFonts w:ascii="Times New Roman" w:hAnsi="Times New Roman" w:cs="Times New Roman"/>
-        </w:rPr>
-        <w:t>satisfaction.</w:t>
+        <w:t>Among chains with at least 5 outlets, Chili's (4.58), Farzi Cafe (4.37), and Barbeque Nation (4.35) have the highest average ratings instead - casual and family-dining chains clearly outperform the high-volume quick-service names on customer satisfaction.</w:t>
       </w:r>
     </w:p>
     <w:p>
@@ -5330,19 +6086,7 @@
         <w:rPr>
           <w:rFonts w:ascii="Times New Roman" w:hAnsi="Times New Roman" w:cs="Times New Roman"/>
         </w:rPr>
-        <w:t xml:space="preserve">Level 3 examines vote </w:t>
-      </w:r>
-      <w:r>
-        <w:rPr>
-          <w:rFonts w:ascii="Times New Roman" w:hAnsi="Times New Roman" w:cs="Times New Roman"/>
-        </w:rPr>
-        <w:t>behaviour</w:t>
-      </w:r>
-      <w:r>
-        <w:rPr>
-          <w:rFonts w:ascii="Times New Roman" w:hAnsi="Times New Roman" w:cs="Times New Roman"/>
-        </w:rPr>
-        <w:t xml:space="preserve"> and the interplay between price positioning and the services a restaurant</w:t>
+        <w:t>Level 3 examines vote behaviour and the interplay between price positioning and the services a restaurant</w:t>
       </w:r>
       <w:r>
         <w:rPr>
@@ -5412,15 +6156,2157 @@
     </w:p>
     <w:p>
       <w:pPr>
+        <w:rPr>
+          <w:rFonts w:ascii="Times New Roman" w:hAnsi="Times New Roman" w:cs="Times New Roman"/>
+        </w:rPr>
+      </w:pPr>
+      <w:r>
+        <w:rPr>
+          <w:rFonts w:ascii="Times New Roman" w:hAnsi="Times New Roman" w:cs="Times New Roman"/>
+        </w:rPr>
+        <w:t xml:space="preserve">TASK: </w:t>
+      </w:r>
+      <w:r>
+        <w:rPr>
+          <w:rFonts w:ascii="Times New Roman" w:hAnsi="Times New Roman" w:cs="Times New Roman"/>
+        </w:rPr>
+        <w:t xml:space="preserve">Restaurant </w:t>
+      </w:r>
+      <w:r>
+        <w:rPr>
+          <w:rFonts w:ascii="Times New Roman" w:hAnsi="Times New Roman" w:cs="Times New Roman"/>
+        </w:rPr>
+        <w:t xml:space="preserve">Reviews </w:t>
+      </w:r>
+    </w:p>
+    <w:p>
+      <w:pPr>
+        <w:pStyle w:val="ListParagraph"/>
+        <w:numPr>
+          <w:ilvl w:val="0"/>
+          <w:numId w:val="21"/>
+        </w:numPr>
         <w:spacing w:line="240" w:lineRule="auto"/>
         <w:jc w:val="both"/>
         <w:rPr>
           <w:rFonts w:ascii="Times New Roman" w:hAnsi="Times New Roman" w:cs="Times New Roman"/>
         </w:rPr>
       </w:pPr>
+      <w:r>
+        <w:rPr>
+          <w:rFonts w:ascii="Times New Roman" w:hAnsi="Times New Roman" w:cs="Times New Roman"/>
+        </w:rPr>
+        <w:t>Analyze the text reviews to identify the most common positive and negative keywords.</w:t>
+      </w:r>
+    </w:p>
+    <w:p>
+      <w:pPr>
+        <w:pStyle w:val="ListParagraph"/>
+        <w:numPr>
+          <w:ilvl w:val="0"/>
+          <w:numId w:val="21"/>
+        </w:numPr>
+        <w:spacing w:line="240" w:lineRule="auto"/>
+        <w:jc w:val="both"/>
+        <w:rPr>
+          <w:rFonts w:ascii="Times New Roman" w:hAnsi="Times New Roman" w:cs="Times New Roman"/>
+        </w:rPr>
+      </w:pPr>
+      <w:r>
+        <w:rPr>
+          <w:rFonts w:ascii="Times New Roman" w:hAnsi="Times New Roman" w:cs="Times New Roman"/>
+        </w:rPr>
+        <w:t>Calculate the average length of reviews and explore if there is a relationship between review length and rating.</w:t>
+      </w:r>
+    </w:p>
+    <w:p>
+      <w:pPr>
+        <w:spacing w:line="240" w:lineRule="auto"/>
+        <w:jc w:val="both"/>
+        <w:rPr>
+          <w:rFonts w:ascii="Times New Roman" w:hAnsi="Times New Roman" w:cs="Times New Roman"/>
+        </w:rPr>
+      </w:pPr>
+    </w:p>
+    <w:p>
+      <w:pPr>
+        <w:spacing w:line="240" w:lineRule="auto"/>
+        <w:jc w:val="center"/>
+        <w:rPr>
+          <w:rFonts w:ascii="Times New Roman" w:hAnsi="Times New Roman" w:cs="Times New Roman"/>
+        </w:rPr>
+      </w:pPr>
+      <w:r>
+        <w:rPr>
+          <w:rFonts w:ascii="Times New Roman" w:hAnsi="Times New Roman" w:cs="Times New Roman"/>
+          <w:noProof/>
+        </w:rPr>
+        <w:drawing>
+          <wp:inline distT="0" distB="0" distL="0" distR="0" wp14:anchorId="66FD420E" wp14:editId="6CB4EFA2">
+            <wp:extent cx="5915025" cy="3922250"/>
+            <wp:effectExtent l="0" t="0" r="0" b="2540"/>
+            <wp:docPr id="1976383990" name="Picture 4"/>
+            <wp:cNvGraphicFramePr>
+              <a:graphicFrameLocks xmlns:a="http://schemas.openxmlformats.org/drawingml/2006/main" noChangeAspect="1"/>
+            </wp:cNvGraphicFramePr>
+            <a:graphic xmlns:a="http://schemas.openxmlformats.org/drawingml/2006/main">
+              <a:graphicData uri="http://schemas.openxmlformats.org/drawingml/2006/picture">
+                <pic:pic xmlns:pic="http://schemas.openxmlformats.org/drawingml/2006/picture">
+                  <pic:nvPicPr>
+                    <pic:cNvPr id="1976383990" name="Picture 1976383990"/>
+                    <pic:cNvPicPr/>
+                  </pic:nvPicPr>
+                  <pic:blipFill>
+                    <a:blip r:embed="rId26" cstate="print">
+                      <a:extLst>
+                        <a:ext uri="{28A0092B-C50C-407E-A947-70E740481C1C}">
+                          <a14:useLocalDpi xmlns:a14="http://schemas.microsoft.com/office/drawing/2010/main" val="0"/>
+                        </a:ext>
+                      </a:extLst>
+                    </a:blip>
+                    <a:stretch>
+                      <a:fillRect/>
+                    </a:stretch>
+                  </pic:blipFill>
+                  <pic:spPr>
+                    <a:xfrm>
+                      <a:off x="0" y="0"/>
+                      <a:ext cx="5921440" cy="3926504"/>
+                    </a:xfrm>
+                    <a:prstGeom prst="rect">
+                      <a:avLst/>
+                    </a:prstGeom>
+                  </pic:spPr>
+                </pic:pic>
+              </a:graphicData>
+            </a:graphic>
+          </wp:inline>
+        </w:drawing>
+      </w:r>
+    </w:p>
+    <w:p>
+      <w:pPr>
+        <w:ind w:left="360"/>
+        <w:jc w:val="center"/>
+        <w:rPr>
+          <w:rFonts w:ascii="Times New Roman" w:hAnsi="Times New Roman" w:cs="Times New Roman"/>
+          <w:i/>
+          <w:iCs/>
+        </w:rPr>
+      </w:pPr>
+      <w:r>
+        <w:rPr>
+          <w:rFonts w:ascii="Times New Roman" w:hAnsi="Times New Roman" w:cs="Times New Roman"/>
+          <w:i/>
+          <w:iCs/>
+        </w:rPr>
+        <w:t xml:space="preserve">Figure </w:t>
+      </w:r>
+      <w:r>
+        <w:rPr>
+          <w:rFonts w:ascii="Times New Roman" w:hAnsi="Times New Roman" w:cs="Times New Roman"/>
+          <w:i/>
+          <w:iCs/>
+        </w:rPr>
+        <w:t>3</w:t>
+      </w:r>
+      <w:r>
+        <w:rPr>
+          <w:rFonts w:ascii="Times New Roman" w:hAnsi="Times New Roman" w:cs="Times New Roman"/>
+          <w:i/>
+          <w:iCs/>
+        </w:rPr>
+        <w:t>.</w:t>
+      </w:r>
+      <w:r>
+        <w:rPr>
+          <w:rFonts w:ascii="Times New Roman" w:hAnsi="Times New Roman" w:cs="Times New Roman"/>
+          <w:i/>
+          <w:iCs/>
+        </w:rPr>
+        <w:t>1</w:t>
+      </w:r>
+      <w:r>
+        <w:rPr>
+          <w:rFonts w:ascii="Times New Roman" w:hAnsi="Times New Roman" w:cs="Times New Roman"/>
+          <w:i/>
+          <w:iCs/>
+        </w:rPr>
+        <w:t xml:space="preserve"> </w:t>
+      </w:r>
+      <w:r>
+        <w:rPr>
+          <w:rFonts w:ascii="Times New Roman" w:hAnsi="Times New Roman" w:cs="Times New Roman"/>
+          <w:i/>
+          <w:iCs/>
+        </w:rPr>
+        <w:t>–</w:t>
+      </w:r>
+      <w:r>
+        <w:rPr>
+          <w:rFonts w:ascii="Times New Roman" w:hAnsi="Times New Roman" w:cs="Times New Roman"/>
+          <w:i/>
+          <w:iCs/>
+        </w:rPr>
+        <w:t xml:space="preserve"> </w:t>
+      </w:r>
+      <w:r>
+        <w:rPr>
+          <w:rFonts w:ascii="Times New Roman" w:hAnsi="Times New Roman" w:cs="Times New Roman"/>
+          <w:i/>
+          <w:iCs/>
+        </w:rPr>
+        <w:t>Review Analysis</w:t>
+      </w:r>
+    </w:p>
+    <w:p>
+      <w:pPr>
+        <w:ind w:left="360"/>
+        <w:rPr>
+          <w:rFonts w:ascii="Times New Roman" w:hAnsi="Times New Roman" w:cs="Times New Roman"/>
+        </w:rPr>
+      </w:pPr>
+    </w:p>
+    <w:p>
+      <w:pPr>
+        <w:rPr>
+          <w:rFonts w:ascii="Times New Roman" w:hAnsi="Times New Roman" w:cs="Times New Roman"/>
+          <w:color w:val="385623" w:themeColor="accent6" w:themeShade="80"/>
+          <w:u w:val="single"/>
+        </w:rPr>
+      </w:pPr>
+      <w:r>
+        <w:rPr>
+          <w:rFonts w:ascii="Times New Roman" w:hAnsi="Times New Roman" w:cs="Times New Roman"/>
+          <w:color w:val="385623" w:themeColor="accent6" w:themeShade="80"/>
+          <w:u w:val="single"/>
+        </w:rPr>
+        <w:t>Finding &amp; Insights:</w:t>
+      </w:r>
+    </w:p>
+    <w:p>
+      <w:pPr>
+        <w:pStyle w:val="ListParagraph"/>
+        <w:numPr>
+          <w:ilvl w:val="0"/>
+          <w:numId w:val="22"/>
+        </w:numPr>
+        <w:spacing w:line="240" w:lineRule="auto"/>
+        <w:jc w:val="both"/>
+        <w:rPr>
+          <w:rFonts w:ascii="Times New Roman" w:hAnsi="Times New Roman" w:cs="Times New Roman"/>
+        </w:rPr>
+      </w:pPr>
+      <w:r>
+        <w:rPr>
+          <w:rFonts w:ascii="Times New Roman" w:hAnsi="Times New Roman" w:cs="Times New Roman"/>
+        </w:rPr>
+        <w:t xml:space="preserve">The </w:t>
+      </w:r>
+      <w:r>
+        <w:rPr>
+          <w:rFonts w:ascii="Times New Roman" w:hAnsi="Times New Roman" w:cs="Times New Roman"/>
+        </w:rPr>
+        <w:t>Dataset</w:t>
+      </w:r>
+      <w:r>
+        <w:rPr>
+          <w:rFonts w:ascii="Times New Roman" w:hAnsi="Times New Roman" w:cs="Times New Roman"/>
+        </w:rPr>
+        <w:t xml:space="preserve"> has </w:t>
+      </w:r>
+      <w:r>
+        <w:rPr>
+          <w:rFonts w:ascii="Times New Roman" w:hAnsi="Times New Roman" w:cs="Times New Roman"/>
+          <w:b/>
+          <w:bCs/>
+        </w:rPr>
+        <w:t>no specific column</w:t>
+      </w:r>
+      <w:r>
+        <w:rPr>
+          <w:rFonts w:ascii="Times New Roman" w:hAnsi="Times New Roman" w:cs="Times New Roman"/>
+        </w:rPr>
+        <w:t xml:space="preserve"> to analyse the </w:t>
+      </w:r>
+      <w:r>
+        <w:rPr>
+          <w:rFonts w:ascii="Times New Roman" w:hAnsi="Times New Roman" w:cs="Times New Roman"/>
+          <w:b/>
+          <w:bCs/>
+        </w:rPr>
+        <w:t>review</w:t>
+      </w:r>
+      <w:r>
+        <w:rPr>
+          <w:rFonts w:ascii="Times New Roman" w:hAnsi="Times New Roman" w:cs="Times New Roman"/>
+        </w:rPr>
+        <w:t>. But here, I am using Rating Text as the review</w:t>
+      </w:r>
+      <w:r>
+        <w:rPr>
+          <w:rFonts w:ascii="Consolas" w:eastAsia="Times New Roman" w:hAnsi="Consolas" w:cs="Times New Roman"/>
+          <w:b/>
+          <w:bCs/>
+          <w:color w:val="C9D1D9"/>
+          <w:kern w:val="0"/>
+          <w:sz w:val="21"/>
+          <w:szCs w:val="21"/>
+          <w:lang w:eastAsia="en-IN"/>
+          <w14:ligatures w14:val="none"/>
+        </w:rPr>
+        <w:t>.</w:t>
+      </w:r>
+    </w:p>
+    <w:p>
+      <w:pPr>
+        <w:pStyle w:val="ListParagraph"/>
+        <w:numPr>
+          <w:ilvl w:val="0"/>
+          <w:numId w:val="22"/>
+        </w:numPr>
+        <w:spacing w:line="240" w:lineRule="auto"/>
+        <w:jc w:val="both"/>
+        <w:rPr>
+          <w:rFonts w:ascii="Times New Roman" w:hAnsi="Times New Roman" w:cs="Times New Roman"/>
+        </w:rPr>
+      </w:pPr>
+      <w:r>
+        <w:rPr>
+          <w:rFonts w:ascii="Times New Roman" w:hAnsi="Times New Roman" w:cs="Times New Roman"/>
+        </w:rPr>
+        <w:t xml:space="preserve">Most of the </w:t>
+      </w:r>
+      <w:r>
+        <w:rPr>
+          <w:rFonts w:ascii="Times New Roman" w:hAnsi="Times New Roman" w:cs="Times New Roman"/>
+        </w:rPr>
+        <w:t>restaurants</w:t>
+      </w:r>
+      <w:r>
+        <w:rPr>
+          <w:rFonts w:ascii="Times New Roman" w:hAnsi="Times New Roman" w:cs="Times New Roman"/>
+        </w:rPr>
+        <w:t xml:space="preserve"> gained positive review concentrated more around </w:t>
+      </w:r>
+      <w:r>
+        <w:rPr>
+          <w:rFonts w:ascii="Times New Roman" w:hAnsi="Times New Roman" w:cs="Times New Roman"/>
+        </w:rPr>
+        <w:t>average (</w:t>
+      </w:r>
+      <w:r>
+        <w:rPr>
+          <w:rFonts w:ascii="Times New Roman" w:hAnsi="Times New Roman" w:cs="Times New Roman"/>
+        </w:rPr>
+        <w:t xml:space="preserve">2487), </w:t>
+      </w:r>
+      <w:r>
+        <w:rPr>
+          <w:rFonts w:ascii="Times New Roman" w:hAnsi="Times New Roman" w:cs="Times New Roman"/>
+        </w:rPr>
+        <w:t>good (2096</w:t>
+      </w:r>
+      <w:r>
+        <w:rPr>
+          <w:rFonts w:ascii="Times New Roman" w:hAnsi="Times New Roman" w:cs="Times New Roman"/>
+        </w:rPr>
+        <w:t>) followed by very good and excellent. However, the large number of Not Rated (2,148) restaurants suggests that many establishments have limited customer feedback and engagement.</w:t>
+      </w:r>
+    </w:p>
+    <w:p>
+      <w:pPr>
+        <w:pStyle w:val="ListParagraph"/>
+        <w:numPr>
+          <w:ilvl w:val="0"/>
+          <w:numId w:val="22"/>
+        </w:numPr>
+        <w:spacing w:line="240" w:lineRule="auto"/>
+        <w:jc w:val="both"/>
+        <w:rPr>
+          <w:rFonts w:ascii="Times New Roman" w:hAnsi="Times New Roman" w:cs="Times New Roman"/>
+        </w:rPr>
+      </w:pPr>
+      <w:r>
+        <w:rPr>
+          <w:rFonts w:ascii="Times New Roman" w:hAnsi="Times New Roman" w:cs="Times New Roman"/>
+        </w:rPr>
+        <w:t>The correlation of -0.47 shows that there is a negative relationship between review length and rating means longer reviews associated with lower ratings</w:t>
+      </w:r>
+    </w:p>
+    <w:p>
+      <w:pPr>
+        <w:ind w:left="360"/>
+        <w:rPr>
+          <w:rFonts w:ascii="Times New Roman" w:hAnsi="Times New Roman" w:cs="Times New Roman"/>
+        </w:rPr>
+      </w:pPr>
+    </w:p>
+    <w:p>
+      <w:pPr>
+        <w:ind w:left="360"/>
+        <w:rPr>
+          <w:rFonts w:ascii="Times New Roman" w:hAnsi="Times New Roman" w:cs="Times New Roman"/>
+        </w:rPr>
+      </w:pPr>
+    </w:p>
+    <w:p>
+      <w:pPr>
+        <w:ind w:left="360"/>
+        <w:rPr>
+          <w:rFonts w:ascii="Times New Roman" w:hAnsi="Times New Roman" w:cs="Times New Roman"/>
+        </w:rPr>
+      </w:pPr>
+    </w:p>
+    <w:p>
+      <w:pPr>
+        <w:ind w:left="360"/>
+        <w:rPr>
+          <w:rFonts w:ascii="Times New Roman" w:hAnsi="Times New Roman" w:cs="Times New Roman"/>
+        </w:rPr>
+      </w:pPr>
+    </w:p>
+    <w:p>
+      <w:pPr>
+        <w:rPr>
+          <w:rFonts w:ascii="Times New Roman" w:hAnsi="Times New Roman" w:cs="Times New Roman"/>
+          <w:sz w:val="28"/>
+          <w:szCs w:val="28"/>
+        </w:rPr>
+      </w:pPr>
+      <w:r>
+        <w:rPr>
+          <w:rFonts w:ascii="Times New Roman" w:hAnsi="Times New Roman" w:cs="Times New Roman"/>
+          <w:sz w:val="28"/>
+          <w:szCs w:val="28"/>
+        </w:rPr>
+        <w:t xml:space="preserve">LEVEL </w:t>
+      </w:r>
+      <w:r>
+        <w:rPr>
+          <w:rFonts w:ascii="Times New Roman" w:hAnsi="Times New Roman" w:cs="Times New Roman"/>
+          <w:sz w:val="28"/>
+          <w:szCs w:val="28"/>
+        </w:rPr>
+        <w:t>3</w:t>
+      </w:r>
+      <w:r>
+        <w:rPr>
+          <w:rFonts w:ascii="Times New Roman" w:hAnsi="Times New Roman" w:cs="Times New Roman"/>
+          <w:sz w:val="28"/>
+          <w:szCs w:val="28"/>
+        </w:rPr>
+        <w:t xml:space="preserve"> | TASK </w:t>
+      </w:r>
+      <w:r>
+        <w:rPr>
+          <w:rFonts w:ascii="Times New Roman" w:hAnsi="Times New Roman" w:cs="Times New Roman"/>
+          <w:sz w:val="28"/>
+          <w:szCs w:val="28"/>
+        </w:rPr>
+        <w:t>2</w:t>
+      </w:r>
+      <w:r>
+        <w:rPr>
+          <w:rFonts w:ascii="Times New Roman" w:hAnsi="Times New Roman" w:cs="Times New Roman"/>
+          <w:sz w:val="28"/>
+          <w:szCs w:val="28"/>
+        </w:rPr>
+        <w:tab/>
+      </w:r>
+    </w:p>
+    <w:p>
+      <w:pPr>
+        <w:rPr>
+          <w:rFonts w:ascii="Times New Roman" w:hAnsi="Times New Roman" w:cs="Times New Roman"/>
+        </w:rPr>
+      </w:pPr>
+      <w:r>
+        <w:rPr>
+          <w:rFonts w:ascii="Times New Roman" w:hAnsi="Times New Roman" w:cs="Times New Roman"/>
+        </w:rPr>
+        <w:t xml:space="preserve">TASK: </w:t>
+      </w:r>
+      <w:r>
+        <w:rPr>
+          <w:rFonts w:ascii="Times New Roman" w:hAnsi="Times New Roman" w:cs="Times New Roman"/>
+        </w:rPr>
+        <w:t>Vote</w:t>
+      </w:r>
+      <w:r>
+        <w:rPr>
+          <w:rFonts w:ascii="Times New Roman" w:hAnsi="Times New Roman" w:cs="Times New Roman"/>
+        </w:rPr>
+        <w:t xml:space="preserve"> </w:t>
+      </w:r>
+      <w:r>
+        <w:rPr>
+          <w:rFonts w:ascii="Times New Roman" w:hAnsi="Times New Roman" w:cs="Times New Roman"/>
+        </w:rPr>
+        <w:t xml:space="preserve">Analysis </w:t>
+      </w:r>
+    </w:p>
+    <w:p>
+      <w:pPr>
+        <w:pStyle w:val="ListParagraph"/>
+        <w:numPr>
+          <w:ilvl w:val="0"/>
+          <w:numId w:val="23"/>
+        </w:numPr>
+        <w:rPr>
+          <w:rFonts w:ascii="Times New Roman" w:hAnsi="Times New Roman" w:cs="Times New Roman"/>
+        </w:rPr>
+      </w:pPr>
+      <w:r>
+        <w:rPr>
+          <w:rFonts w:ascii="Times New Roman" w:hAnsi="Times New Roman" w:cs="Times New Roman"/>
+        </w:rPr>
+        <w:t>Identify the restaurants with the highest and lowest number of votes.</w:t>
+      </w:r>
+    </w:p>
+    <w:p>
+      <w:pPr>
+        <w:pStyle w:val="ListParagraph"/>
+        <w:numPr>
+          <w:ilvl w:val="0"/>
+          <w:numId w:val="23"/>
+        </w:numPr>
+        <w:rPr>
+          <w:rFonts w:ascii="Times New Roman" w:hAnsi="Times New Roman" w:cs="Times New Roman"/>
+        </w:rPr>
+      </w:pPr>
+      <w:r>
+        <w:rPr>
+          <w:rFonts w:ascii="Times New Roman" w:hAnsi="Times New Roman" w:cs="Times New Roman"/>
+        </w:rPr>
+        <w:t>Analyze if there is a correlation between the number of votes and the rating of a restaurant</w:t>
+      </w:r>
+    </w:p>
+    <w:p>
+      <w:pPr>
+        <w:pStyle w:val="ListParagraph"/>
+        <w:ind w:left="360"/>
+        <w:rPr>
+          <w:rFonts w:ascii="Times New Roman" w:hAnsi="Times New Roman" w:cs="Times New Roman"/>
+        </w:rPr>
+      </w:pPr>
+    </w:p>
+    <w:p>
+      <w:pPr>
+        <w:jc w:val="center"/>
+        <w:rPr>
+          <w:rFonts w:ascii="Times New Roman" w:hAnsi="Times New Roman" w:cs="Times New Roman"/>
+        </w:rPr>
+      </w:pPr>
+      <w:r>
+        <w:rPr>
+          <w:rFonts w:ascii="Times New Roman" w:hAnsi="Times New Roman" w:cs="Times New Roman"/>
+          <w:noProof/>
+        </w:rPr>
+        <w:drawing>
+          <wp:inline distT="0" distB="0" distL="0" distR="0" wp14:anchorId="1E5A5500" wp14:editId="62DA5327">
+            <wp:extent cx="5378512" cy="3562510"/>
+            <wp:effectExtent l="0" t="0" r="0" b="0"/>
+            <wp:docPr id="1924711268" name="Picture 5"/>
+            <wp:cNvGraphicFramePr>
+              <a:graphicFrameLocks xmlns:a="http://schemas.openxmlformats.org/drawingml/2006/main" noChangeAspect="1"/>
+            </wp:cNvGraphicFramePr>
+            <a:graphic xmlns:a="http://schemas.openxmlformats.org/drawingml/2006/main">
+              <a:graphicData uri="http://schemas.openxmlformats.org/drawingml/2006/picture">
+                <pic:pic xmlns:pic="http://schemas.openxmlformats.org/drawingml/2006/picture">
+                  <pic:nvPicPr>
+                    <pic:cNvPr id="1924711268" name="Picture 1924711268"/>
+                    <pic:cNvPicPr/>
+                  </pic:nvPicPr>
+                  <pic:blipFill>
+                    <a:blip r:embed="rId27" cstate="print">
+                      <a:extLst>
+                        <a:ext uri="{28A0092B-C50C-407E-A947-70E740481C1C}">
+                          <a14:useLocalDpi xmlns:a14="http://schemas.microsoft.com/office/drawing/2010/main" val="0"/>
+                        </a:ext>
+                      </a:extLst>
+                    </a:blip>
+                    <a:stretch>
+                      <a:fillRect/>
+                    </a:stretch>
+                  </pic:blipFill>
+                  <pic:spPr>
+                    <a:xfrm>
+                      <a:off x="0" y="0"/>
+                      <a:ext cx="5378512" cy="3562510"/>
+                    </a:xfrm>
+                    <a:prstGeom prst="rect">
+                      <a:avLst/>
+                    </a:prstGeom>
+                  </pic:spPr>
+                </pic:pic>
+              </a:graphicData>
+            </a:graphic>
+          </wp:inline>
+        </w:drawing>
+      </w:r>
+    </w:p>
+    <w:p>
+      <w:pPr>
+        <w:ind w:left="360"/>
+        <w:jc w:val="center"/>
+        <w:rPr>
+          <w:rFonts w:ascii="Times New Roman" w:hAnsi="Times New Roman" w:cs="Times New Roman"/>
+          <w:i/>
+          <w:iCs/>
+        </w:rPr>
+      </w:pPr>
+      <w:r>
+        <w:rPr>
+          <w:rFonts w:ascii="Times New Roman" w:hAnsi="Times New Roman" w:cs="Times New Roman"/>
+          <w:i/>
+          <w:iCs/>
+        </w:rPr>
+        <w:t xml:space="preserve">Figure </w:t>
+      </w:r>
+      <w:r>
+        <w:rPr>
+          <w:rFonts w:ascii="Times New Roman" w:hAnsi="Times New Roman" w:cs="Times New Roman"/>
+          <w:i/>
+          <w:iCs/>
+        </w:rPr>
+        <w:t>3</w:t>
+      </w:r>
+      <w:r>
+        <w:rPr>
+          <w:rFonts w:ascii="Times New Roman" w:hAnsi="Times New Roman" w:cs="Times New Roman"/>
+          <w:i/>
+          <w:iCs/>
+        </w:rPr>
+        <w:t>.</w:t>
+      </w:r>
+      <w:r>
+        <w:rPr>
+          <w:rFonts w:ascii="Times New Roman" w:hAnsi="Times New Roman" w:cs="Times New Roman"/>
+          <w:i/>
+          <w:iCs/>
+        </w:rPr>
+        <w:t>2</w:t>
+      </w:r>
+      <w:r>
+        <w:rPr>
+          <w:rFonts w:ascii="Times New Roman" w:hAnsi="Times New Roman" w:cs="Times New Roman"/>
+          <w:i/>
+          <w:iCs/>
+        </w:rPr>
+        <w:t xml:space="preserve"> </w:t>
+      </w:r>
+      <w:r>
+        <w:rPr>
+          <w:rFonts w:ascii="Times New Roman" w:hAnsi="Times New Roman" w:cs="Times New Roman"/>
+          <w:i/>
+          <w:iCs/>
+        </w:rPr>
+        <w:t>–</w:t>
+      </w:r>
+      <w:r>
+        <w:rPr>
+          <w:rFonts w:ascii="Times New Roman" w:hAnsi="Times New Roman" w:cs="Times New Roman"/>
+          <w:i/>
+          <w:iCs/>
+        </w:rPr>
+        <w:t xml:space="preserve"> </w:t>
+      </w:r>
+      <w:r>
+        <w:rPr>
+          <w:rFonts w:ascii="Times New Roman" w:hAnsi="Times New Roman" w:cs="Times New Roman"/>
+          <w:i/>
+          <w:iCs/>
+        </w:rPr>
+        <w:t>Voting vs</w:t>
+      </w:r>
+      <w:r>
+        <w:rPr>
+          <w:rFonts w:ascii="Times New Roman" w:hAnsi="Times New Roman" w:cs="Times New Roman"/>
+          <w:i/>
+          <w:iCs/>
+        </w:rPr>
+        <w:t xml:space="preserve"> </w:t>
+      </w:r>
+      <w:r>
+        <w:rPr>
+          <w:rFonts w:ascii="Times New Roman" w:hAnsi="Times New Roman" w:cs="Times New Roman"/>
+          <w:i/>
+          <w:iCs/>
+        </w:rPr>
+        <w:t>Rating</w:t>
+      </w:r>
+    </w:p>
+    <w:p>
+      <w:pPr>
+        <w:jc w:val="center"/>
+        <w:rPr>
+          <w:rFonts w:ascii="Times New Roman" w:hAnsi="Times New Roman" w:cs="Times New Roman"/>
+        </w:rPr>
+      </w:pPr>
+    </w:p>
+    <w:p>
+      <w:pPr>
+        <w:rPr>
+          <w:rFonts w:ascii="Times New Roman" w:hAnsi="Times New Roman" w:cs="Times New Roman"/>
+          <w:color w:val="385623" w:themeColor="accent6" w:themeShade="80"/>
+          <w:u w:val="single"/>
+        </w:rPr>
+      </w:pPr>
+      <w:r>
+        <w:rPr>
+          <w:rFonts w:ascii="Times New Roman" w:hAnsi="Times New Roman" w:cs="Times New Roman"/>
+          <w:color w:val="385623" w:themeColor="accent6" w:themeShade="80"/>
+          <w:u w:val="single"/>
+        </w:rPr>
+        <w:t>Finding &amp; Insights:</w:t>
+      </w:r>
+    </w:p>
+    <w:p>
+      <w:pPr>
+        <w:pStyle w:val="ListParagraph"/>
+        <w:numPr>
+          <w:ilvl w:val="0"/>
+          <w:numId w:val="24"/>
+        </w:numPr>
+        <w:spacing w:line="240" w:lineRule="auto"/>
+        <w:jc w:val="both"/>
+        <w:rPr>
+          <w:rFonts w:ascii="Times New Roman" w:hAnsi="Times New Roman" w:cs="Times New Roman"/>
+        </w:rPr>
+      </w:pPr>
+      <w:r>
+        <w:rPr>
+          <w:rFonts w:ascii="Times New Roman" w:hAnsi="Times New Roman" w:cs="Times New Roman"/>
+        </w:rPr>
+        <w:t>Toit, a brewery/restaurant in Bangalore, has the highest vote count in the dataset</w:t>
+      </w:r>
+      <w:r>
+        <w:rPr>
+          <w:rFonts w:ascii="Times New Roman" w:hAnsi="Times New Roman" w:cs="Times New Roman"/>
+        </w:rPr>
+        <w:t xml:space="preserve"> </w:t>
+      </w:r>
+      <w:r>
+        <w:rPr>
+          <w:rFonts w:ascii="Times New Roman" w:hAnsi="Times New Roman" w:cs="Times New Roman"/>
+        </w:rPr>
+        <w:t xml:space="preserve">(10,934 votes) with a strong 4.8 rating. </w:t>
+      </w:r>
+    </w:p>
+    <w:p>
+      <w:pPr>
+        <w:pStyle w:val="ListParagraph"/>
+        <w:numPr>
+          <w:ilvl w:val="0"/>
+          <w:numId w:val="24"/>
+        </w:numPr>
+        <w:spacing w:line="240" w:lineRule="auto"/>
+        <w:jc w:val="both"/>
+        <w:rPr>
+          <w:rFonts w:ascii="Times New Roman" w:hAnsi="Times New Roman" w:cs="Times New Roman"/>
+        </w:rPr>
+      </w:pPr>
+      <w:r>
+        <w:rPr>
+          <w:rFonts w:ascii="Times New Roman" w:hAnsi="Times New Roman" w:cs="Times New Roman"/>
+        </w:rPr>
+        <w:t>At the other end, a large number of restaurants (2,148, matching the</w:t>
+      </w:r>
+      <w:r>
+        <w:rPr>
+          <w:rFonts w:ascii="Times New Roman" w:hAnsi="Times New Roman" w:cs="Times New Roman"/>
+        </w:rPr>
+        <w:t xml:space="preserve"> </w:t>
+      </w:r>
+      <w:r>
+        <w:rPr>
+          <w:rFonts w:ascii="Times New Roman" w:hAnsi="Times New Roman" w:cs="Times New Roman"/>
+        </w:rPr>
+        <w:t xml:space="preserve">'Not rated' group from Level 2 Task </w:t>
+      </w:r>
+      <w:r>
+        <w:rPr>
+          <w:rFonts w:ascii="Times New Roman" w:hAnsi="Times New Roman" w:cs="Times New Roman"/>
+        </w:rPr>
+        <w:t>1</w:t>
+      </w:r>
+      <w:r>
+        <w:rPr>
+          <w:rFonts w:ascii="Times New Roman" w:hAnsi="Times New Roman" w:cs="Times New Roman"/>
+        </w:rPr>
+        <w:t xml:space="preserve">) have 0 votes. </w:t>
+      </w:r>
+    </w:p>
+    <w:p>
+      <w:pPr>
+        <w:pStyle w:val="ListParagraph"/>
+        <w:numPr>
+          <w:ilvl w:val="0"/>
+          <w:numId w:val="24"/>
+        </w:numPr>
+        <w:spacing w:line="240" w:lineRule="auto"/>
+        <w:jc w:val="both"/>
+        <w:rPr>
+          <w:rFonts w:ascii="Times New Roman" w:hAnsi="Times New Roman" w:cs="Times New Roman"/>
+        </w:rPr>
+      </w:pPr>
+      <w:r>
+        <w:rPr>
+          <w:rFonts w:ascii="Times New Roman" w:hAnsi="Times New Roman" w:cs="Times New Roman"/>
+        </w:rPr>
+        <w:t>The correlation between votes and rating is 0.31 — a</w:t>
+      </w:r>
+      <w:r>
+        <w:rPr>
+          <w:rFonts w:ascii="Times New Roman" w:hAnsi="Times New Roman" w:cs="Times New Roman"/>
+        </w:rPr>
+        <w:t xml:space="preserve"> </w:t>
+      </w:r>
+      <w:r>
+        <w:rPr>
+          <w:rFonts w:ascii="Times New Roman" w:hAnsi="Times New Roman" w:cs="Times New Roman"/>
+        </w:rPr>
+        <w:t xml:space="preserve">weak-to-moderate positive relationship. </w:t>
+      </w:r>
+    </w:p>
+    <w:p>
+      <w:pPr>
+        <w:spacing w:line="240" w:lineRule="auto"/>
+        <w:jc w:val="both"/>
+        <w:rPr>
+          <w:rFonts w:ascii="Times New Roman" w:hAnsi="Times New Roman" w:cs="Times New Roman"/>
+        </w:rPr>
+      </w:pPr>
+      <w:r>
+        <w:rPr>
+          <w:rFonts w:ascii="Times New Roman" w:hAnsi="Times New Roman" w:cs="Times New Roman"/>
+        </w:rPr>
+        <w:t>More-voted restaurants do tend to rate somewhat higher on</w:t>
+      </w:r>
+      <w:r>
+        <w:rPr>
+          <w:rFonts w:ascii="Times New Roman" w:hAnsi="Times New Roman" w:cs="Times New Roman"/>
+        </w:rPr>
+        <w:t xml:space="preserve"> </w:t>
+      </w:r>
+      <w:r>
+        <w:rPr>
+          <w:rFonts w:ascii="Times New Roman" w:hAnsi="Times New Roman" w:cs="Times New Roman"/>
+        </w:rPr>
+        <w:t>average, but the relationship is far</w:t>
+      </w:r>
+      <w:r>
+        <w:rPr>
+          <w:rFonts w:ascii="Times New Roman" w:hAnsi="Times New Roman" w:cs="Times New Roman"/>
+        </w:rPr>
+        <w:t xml:space="preserve"> </w:t>
+      </w:r>
+      <w:r>
+        <w:rPr>
+          <w:rFonts w:ascii="Times New Roman" w:hAnsi="Times New Roman" w:cs="Times New Roman"/>
+        </w:rPr>
+        <w:t>from deterministic: many highly rated restaurants have very few votes,</w:t>
+      </w:r>
+      <w:r>
+        <w:rPr>
+          <w:rFonts w:ascii="Times New Roman" w:hAnsi="Times New Roman" w:cs="Times New Roman"/>
+        </w:rPr>
+        <w:t xml:space="preserve"> </w:t>
+      </w:r>
+      <w:r>
+        <w:rPr>
+          <w:rFonts w:ascii="Times New Roman" w:hAnsi="Times New Roman" w:cs="Times New Roman"/>
+        </w:rPr>
+        <w:t>and vote count alone is not a reliable predictor of quality.</w:t>
+      </w:r>
+    </w:p>
+    <w:p>
+      <w:pPr>
+        <w:ind w:left="360"/>
+        <w:rPr>
+          <w:rFonts w:ascii="Times New Roman" w:hAnsi="Times New Roman" w:cs="Times New Roman"/>
+        </w:rPr>
+      </w:pPr>
+    </w:p>
+    <w:p>
+      <w:pPr>
+        <w:ind w:left="360"/>
+        <w:rPr>
+          <w:rFonts w:ascii="Times New Roman" w:hAnsi="Times New Roman" w:cs="Times New Roman"/>
+        </w:rPr>
+      </w:pPr>
+    </w:p>
+    <w:p>
+      <w:pPr>
+        <w:ind w:left="360"/>
+        <w:rPr>
+          <w:rFonts w:ascii="Times New Roman" w:hAnsi="Times New Roman" w:cs="Times New Roman"/>
+        </w:rPr>
+      </w:pPr>
+    </w:p>
+    <w:p>
+      <w:pPr>
+        <w:ind w:left="360"/>
+        <w:rPr>
+          <w:rFonts w:ascii="Times New Roman" w:hAnsi="Times New Roman" w:cs="Times New Roman"/>
+        </w:rPr>
+      </w:pPr>
+    </w:p>
+    <w:p>
+      <w:pPr>
+        <w:ind w:left="360"/>
+        <w:rPr>
+          <w:rFonts w:ascii="Times New Roman" w:hAnsi="Times New Roman" w:cs="Times New Roman"/>
+        </w:rPr>
+      </w:pPr>
+    </w:p>
+    <w:p>
+      <w:pPr>
+        <w:ind w:left="360"/>
+        <w:rPr>
+          <w:rFonts w:ascii="Times New Roman" w:hAnsi="Times New Roman" w:cs="Times New Roman"/>
+        </w:rPr>
+      </w:pPr>
+    </w:p>
+    <w:p>
+      <w:pPr>
+        <w:rPr>
+          <w:rFonts w:ascii="Times New Roman" w:hAnsi="Times New Roman" w:cs="Times New Roman"/>
+          <w:sz w:val="28"/>
+          <w:szCs w:val="28"/>
+        </w:rPr>
+      </w:pPr>
+      <w:r>
+        <w:rPr>
+          <w:rFonts w:ascii="Times New Roman" w:hAnsi="Times New Roman" w:cs="Times New Roman"/>
+          <w:sz w:val="28"/>
+          <w:szCs w:val="28"/>
+        </w:rPr>
+        <w:lastRenderedPageBreak/>
+        <w:t xml:space="preserve">LEVEL </w:t>
+      </w:r>
+      <w:r>
+        <w:rPr>
+          <w:rFonts w:ascii="Times New Roman" w:hAnsi="Times New Roman" w:cs="Times New Roman"/>
+          <w:sz w:val="28"/>
+          <w:szCs w:val="28"/>
+        </w:rPr>
+        <w:t>3</w:t>
+      </w:r>
+      <w:r>
+        <w:rPr>
+          <w:rFonts w:ascii="Times New Roman" w:hAnsi="Times New Roman" w:cs="Times New Roman"/>
+          <w:sz w:val="28"/>
+          <w:szCs w:val="28"/>
+        </w:rPr>
+        <w:t xml:space="preserve"> | TASK </w:t>
+      </w:r>
+      <w:r>
+        <w:rPr>
+          <w:rFonts w:ascii="Times New Roman" w:hAnsi="Times New Roman" w:cs="Times New Roman"/>
+          <w:sz w:val="28"/>
+          <w:szCs w:val="28"/>
+        </w:rPr>
+        <w:t>3</w:t>
+      </w:r>
+      <w:r>
+        <w:rPr>
+          <w:rFonts w:ascii="Times New Roman" w:hAnsi="Times New Roman" w:cs="Times New Roman"/>
+          <w:sz w:val="28"/>
+          <w:szCs w:val="28"/>
+        </w:rPr>
+        <w:tab/>
+      </w:r>
+    </w:p>
+    <w:p>
+      <w:pPr>
+        <w:rPr>
+          <w:rFonts w:ascii="Times New Roman" w:hAnsi="Times New Roman" w:cs="Times New Roman"/>
+        </w:rPr>
+      </w:pPr>
+      <w:r>
+        <w:rPr>
+          <w:rFonts w:ascii="Times New Roman" w:hAnsi="Times New Roman" w:cs="Times New Roman"/>
+        </w:rPr>
+        <w:t xml:space="preserve">TASK: </w:t>
+      </w:r>
+      <w:r>
+        <w:rPr>
+          <w:rFonts w:ascii="Times New Roman" w:hAnsi="Times New Roman" w:cs="Times New Roman"/>
+        </w:rPr>
+        <w:t>Price Range vs. Online Delivery and Table Booking</w:t>
+      </w:r>
+    </w:p>
+    <w:p>
+      <w:pPr>
+        <w:pStyle w:val="ListParagraph"/>
+        <w:numPr>
+          <w:ilvl w:val="0"/>
+          <w:numId w:val="25"/>
+        </w:numPr>
+        <w:spacing w:line="240" w:lineRule="auto"/>
+        <w:jc w:val="both"/>
+        <w:rPr>
+          <w:rFonts w:ascii="Times New Roman" w:hAnsi="Times New Roman" w:cs="Times New Roman"/>
+        </w:rPr>
+      </w:pPr>
+      <w:r>
+        <w:rPr>
+          <w:rFonts w:ascii="Times New Roman" w:hAnsi="Times New Roman" w:cs="Times New Roman"/>
+        </w:rPr>
+        <w:t>Analyze if there is a relationship between price range and the availability of online delivery and table</w:t>
+      </w:r>
+      <w:r>
+        <w:rPr>
+          <w:rFonts w:ascii="Times New Roman" w:hAnsi="Times New Roman" w:cs="Times New Roman"/>
+        </w:rPr>
+        <w:t xml:space="preserve"> </w:t>
+      </w:r>
+      <w:r>
+        <w:rPr>
+          <w:rFonts w:ascii="Times New Roman" w:hAnsi="Times New Roman" w:cs="Times New Roman"/>
+        </w:rPr>
+        <w:t>booking.</w:t>
+      </w:r>
+    </w:p>
+    <w:p>
+      <w:pPr>
+        <w:pStyle w:val="ListParagraph"/>
+        <w:numPr>
+          <w:ilvl w:val="0"/>
+          <w:numId w:val="25"/>
+        </w:numPr>
+        <w:spacing w:line="240" w:lineRule="auto"/>
+        <w:jc w:val="both"/>
+        <w:rPr>
+          <w:rFonts w:ascii="Times New Roman" w:hAnsi="Times New Roman" w:cs="Times New Roman"/>
+        </w:rPr>
+      </w:pPr>
+      <w:r>
+        <w:rPr>
+          <w:rFonts w:ascii="Times New Roman" w:hAnsi="Times New Roman" w:cs="Times New Roman"/>
+        </w:rPr>
+        <w:t>Determine if higher-priced restaurants are more likely to offer these services.</w:t>
+      </w:r>
+    </w:p>
+    <w:p>
+      <w:pPr>
+        <w:spacing w:line="240" w:lineRule="auto"/>
+        <w:jc w:val="both"/>
+        <w:rPr>
+          <w:rFonts w:ascii="Times New Roman" w:hAnsi="Times New Roman" w:cs="Times New Roman"/>
+        </w:rPr>
+      </w:pPr>
+    </w:p>
+    <w:p>
+      <w:pPr>
+        <w:spacing w:line="240" w:lineRule="auto"/>
+        <w:jc w:val="center"/>
+        <w:rPr>
+          <w:rFonts w:ascii="Times New Roman" w:hAnsi="Times New Roman" w:cs="Times New Roman"/>
+        </w:rPr>
+      </w:pPr>
+      <w:r>
+        <w:rPr>
+          <w:rFonts w:ascii="Times New Roman" w:hAnsi="Times New Roman" w:cs="Times New Roman"/>
+          <w:noProof/>
+        </w:rPr>
+        <w:drawing>
+          <wp:inline distT="0" distB="0" distL="0" distR="0" wp14:anchorId="695ACFF4" wp14:editId="365D8783">
+            <wp:extent cx="5657850" cy="3542508"/>
+            <wp:effectExtent l="0" t="0" r="0" b="1270"/>
+            <wp:docPr id="492188566" name="Picture 6"/>
+            <wp:cNvGraphicFramePr>
+              <a:graphicFrameLocks xmlns:a="http://schemas.openxmlformats.org/drawingml/2006/main" noChangeAspect="1"/>
+            </wp:cNvGraphicFramePr>
+            <a:graphic xmlns:a="http://schemas.openxmlformats.org/drawingml/2006/main">
+              <a:graphicData uri="http://schemas.openxmlformats.org/drawingml/2006/picture">
+                <pic:pic xmlns:pic="http://schemas.openxmlformats.org/drawingml/2006/picture">
+                  <pic:nvPicPr>
+                    <pic:cNvPr id="492188566" name="Picture 492188566"/>
+                    <pic:cNvPicPr/>
+                  </pic:nvPicPr>
+                  <pic:blipFill>
+                    <a:blip r:embed="rId28" cstate="print">
+                      <a:extLst>
+                        <a:ext uri="{28A0092B-C50C-407E-A947-70E740481C1C}">
+                          <a14:useLocalDpi xmlns:a14="http://schemas.microsoft.com/office/drawing/2010/main" val="0"/>
+                        </a:ext>
+                      </a:extLst>
+                    </a:blip>
+                    <a:stretch>
+                      <a:fillRect/>
+                    </a:stretch>
+                  </pic:blipFill>
+                  <pic:spPr>
+                    <a:xfrm>
+                      <a:off x="0" y="0"/>
+                      <a:ext cx="5669167" cy="3549594"/>
+                    </a:xfrm>
+                    <a:prstGeom prst="rect">
+                      <a:avLst/>
+                    </a:prstGeom>
+                  </pic:spPr>
+                </pic:pic>
+              </a:graphicData>
+            </a:graphic>
+          </wp:inline>
+        </w:drawing>
+      </w:r>
+    </w:p>
+    <w:p>
+      <w:pPr>
+        <w:ind w:left="360"/>
+        <w:jc w:val="center"/>
+        <w:rPr>
+          <w:rFonts w:ascii="Times New Roman" w:hAnsi="Times New Roman" w:cs="Times New Roman"/>
+          <w:i/>
+          <w:iCs/>
+        </w:rPr>
+      </w:pPr>
+      <w:r>
+        <w:rPr>
+          <w:rFonts w:ascii="Times New Roman" w:hAnsi="Times New Roman" w:cs="Times New Roman"/>
+          <w:i/>
+          <w:iCs/>
+        </w:rPr>
+        <w:t xml:space="preserve">Figure </w:t>
+      </w:r>
+      <w:r>
+        <w:rPr>
+          <w:rFonts w:ascii="Times New Roman" w:hAnsi="Times New Roman" w:cs="Times New Roman"/>
+          <w:i/>
+          <w:iCs/>
+        </w:rPr>
+        <w:t>3</w:t>
+      </w:r>
+      <w:r>
+        <w:rPr>
+          <w:rFonts w:ascii="Times New Roman" w:hAnsi="Times New Roman" w:cs="Times New Roman"/>
+          <w:i/>
+          <w:iCs/>
+        </w:rPr>
+        <w:t>.</w:t>
+      </w:r>
+      <w:r>
+        <w:rPr>
+          <w:rFonts w:ascii="Times New Roman" w:hAnsi="Times New Roman" w:cs="Times New Roman"/>
+          <w:i/>
+          <w:iCs/>
+        </w:rPr>
+        <w:t>3</w:t>
+      </w:r>
+      <w:r>
+        <w:rPr>
+          <w:rFonts w:ascii="Times New Roman" w:hAnsi="Times New Roman" w:cs="Times New Roman"/>
+          <w:i/>
+          <w:iCs/>
+        </w:rPr>
+        <w:t xml:space="preserve"> </w:t>
+      </w:r>
+      <w:r>
+        <w:rPr>
+          <w:rFonts w:ascii="Times New Roman" w:hAnsi="Times New Roman" w:cs="Times New Roman"/>
+          <w:i/>
+          <w:iCs/>
+        </w:rPr>
+        <w:t>–</w:t>
+      </w:r>
+      <w:r>
+        <w:rPr>
+          <w:rFonts w:ascii="Times New Roman" w:hAnsi="Times New Roman" w:cs="Times New Roman"/>
+          <w:i/>
+          <w:iCs/>
+        </w:rPr>
+        <w:t xml:space="preserve"> </w:t>
+      </w:r>
+      <w:r>
+        <w:rPr>
+          <w:rFonts w:ascii="Times New Roman" w:hAnsi="Times New Roman" w:cs="Times New Roman"/>
+          <w:i/>
+          <w:iCs/>
+        </w:rPr>
+        <w:t>Price Range vs. Online Delivery &amp; Table Booking</w:t>
+      </w:r>
+    </w:p>
+    <w:p>
+      <w:pPr>
+        <w:ind w:left="360"/>
+        <w:rPr>
+          <w:rFonts w:ascii="Times New Roman" w:hAnsi="Times New Roman" w:cs="Times New Roman"/>
+        </w:rPr>
+      </w:pPr>
+    </w:p>
+    <w:p>
+      <w:pPr>
+        <w:rPr>
+          <w:rFonts w:ascii="Times New Roman" w:hAnsi="Times New Roman" w:cs="Times New Roman"/>
+          <w:color w:val="385623" w:themeColor="accent6" w:themeShade="80"/>
+          <w:u w:val="single"/>
+        </w:rPr>
+      </w:pPr>
+      <w:r>
+        <w:rPr>
+          <w:rFonts w:ascii="Times New Roman" w:hAnsi="Times New Roman" w:cs="Times New Roman"/>
+          <w:color w:val="385623" w:themeColor="accent6" w:themeShade="80"/>
+          <w:u w:val="single"/>
+        </w:rPr>
+        <w:t>Finding &amp; Insights:</w:t>
+      </w:r>
+    </w:p>
+    <w:tbl>
+      <w:tblPr>
+        <w:tblStyle w:val="TableGridLight"/>
+        <w:tblW w:w="0" w:type="auto"/>
+        <w:tblLook w:val="04A0" w:firstRow="1" w:lastRow="0" w:firstColumn="1" w:lastColumn="0" w:noHBand="0" w:noVBand="1"/>
+      </w:tblPr>
+      <w:tblGrid>
+        <w:gridCol w:w="3485"/>
+        <w:gridCol w:w="3485"/>
+        <w:gridCol w:w="3486"/>
+      </w:tblGrid>
+      <w:tr>
+        <w:tc>
+          <w:tcPr>
+            <w:tcW w:w="3485" w:type="dxa"/>
+            <w:shd w:val="clear" w:color="auto" w:fill="70AD47" w:themeFill="accent6"/>
+          </w:tcPr>
+          <w:p>
+            <w:pPr>
+              <w:rPr>
+                <w:rFonts w:ascii="Times New Roman" w:hAnsi="Times New Roman" w:cs="Times New Roman"/>
+              </w:rPr>
+            </w:pPr>
+          </w:p>
+        </w:tc>
+        <w:tc>
+          <w:tcPr>
+            <w:tcW w:w="3485" w:type="dxa"/>
+            <w:shd w:val="clear" w:color="auto" w:fill="70AD47" w:themeFill="accent6"/>
+          </w:tcPr>
+          <w:p>
+            <w:pPr>
+              <w:rPr>
+                <w:rFonts w:ascii="Times New Roman" w:hAnsi="Times New Roman" w:cs="Times New Roman"/>
+              </w:rPr>
+            </w:pPr>
+            <w:r>
+              <w:rPr>
+                <w:rFonts w:ascii="Times New Roman" w:hAnsi="Times New Roman" w:cs="Times New Roman"/>
+                <w:b/>
+                <w:bCs/>
+              </w:rPr>
+              <w:t>Online</w:t>
+            </w:r>
+            <w:r>
+              <w:rPr>
+                <w:rFonts w:ascii="Times New Roman" w:hAnsi="Times New Roman" w:cs="Times New Roman"/>
+                <w:b/>
+                <w:bCs/>
+              </w:rPr>
+              <w:t xml:space="preserve"> Delivery %</w:t>
+            </w:r>
+          </w:p>
+        </w:tc>
+        <w:tc>
+          <w:tcPr>
+            <w:tcW w:w="3486" w:type="dxa"/>
+            <w:shd w:val="clear" w:color="auto" w:fill="70AD47" w:themeFill="accent6"/>
+          </w:tcPr>
+          <w:p>
+            <w:pPr>
+              <w:rPr>
+                <w:rFonts w:ascii="Times New Roman" w:hAnsi="Times New Roman" w:cs="Times New Roman"/>
+              </w:rPr>
+            </w:pPr>
+            <w:r>
+              <w:rPr>
+                <w:rFonts w:ascii="Times New Roman" w:hAnsi="Times New Roman" w:cs="Times New Roman"/>
+                <w:b/>
+                <w:bCs/>
+              </w:rPr>
+              <w:t>Table</w:t>
+            </w:r>
+            <w:r>
+              <w:rPr>
+                <w:rFonts w:ascii="Times New Roman" w:hAnsi="Times New Roman" w:cs="Times New Roman"/>
+                <w:b/>
+                <w:bCs/>
+              </w:rPr>
+              <w:t xml:space="preserve"> Booking %</w:t>
+            </w:r>
+          </w:p>
+        </w:tc>
+      </w:tr>
+      <w:tr>
+        <w:tc>
+          <w:tcPr>
+            <w:tcW w:w="3485" w:type="dxa"/>
+            <w:shd w:val="clear" w:color="auto" w:fill="70AD47" w:themeFill="accent6"/>
+          </w:tcPr>
+          <w:p>
+            <w:pPr>
+              <w:rPr>
+                <w:rFonts w:ascii="Times New Roman" w:hAnsi="Times New Roman" w:cs="Times New Roman"/>
+                <w:b/>
+                <w:bCs/>
+              </w:rPr>
+            </w:pPr>
+            <w:r>
+              <w:rPr>
+                <w:rFonts w:ascii="Times New Roman" w:hAnsi="Times New Roman" w:cs="Times New Roman"/>
+                <w:b/>
+                <w:bCs/>
+              </w:rPr>
+              <w:t>Price Range</w:t>
+            </w:r>
+          </w:p>
+        </w:tc>
+        <w:tc>
+          <w:tcPr>
+            <w:tcW w:w="3485" w:type="dxa"/>
+            <w:shd w:val="clear" w:color="auto" w:fill="D5DCE4" w:themeFill="text2" w:themeFillTint="33"/>
+          </w:tcPr>
+          <w:p>
+            <w:pPr>
+              <w:rPr>
+                <w:rFonts w:ascii="Times New Roman" w:hAnsi="Times New Roman" w:cs="Times New Roman"/>
+              </w:rPr>
+            </w:pPr>
+          </w:p>
+        </w:tc>
+        <w:tc>
+          <w:tcPr>
+            <w:tcW w:w="3486" w:type="dxa"/>
+            <w:shd w:val="clear" w:color="auto" w:fill="D5DCE4" w:themeFill="text2" w:themeFillTint="33"/>
+          </w:tcPr>
+          <w:p>
+            <w:pPr>
+              <w:rPr>
+                <w:rFonts w:ascii="Times New Roman" w:hAnsi="Times New Roman" w:cs="Times New Roman"/>
+              </w:rPr>
+            </w:pPr>
+          </w:p>
+        </w:tc>
+      </w:tr>
+      <w:tr>
+        <w:tc>
+          <w:tcPr>
+            <w:tcW w:w="3485" w:type="dxa"/>
+            <w:shd w:val="clear" w:color="auto" w:fill="D5DCE4" w:themeFill="text2" w:themeFillTint="33"/>
+          </w:tcPr>
+          <w:p>
+            <w:pPr>
+              <w:rPr>
+                <w:rFonts w:ascii="Times New Roman" w:hAnsi="Times New Roman" w:cs="Times New Roman"/>
+              </w:rPr>
+            </w:pPr>
+            <w:r>
+              <w:rPr>
+                <w:rFonts w:ascii="Times New Roman" w:hAnsi="Times New Roman" w:cs="Times New Roman"/>
+              </w:rPr>
+              <w:t xml:space="preserve">1 </w:t>
+            </w:r>
+            <w:r>
+              <w:rPr>
+                <w:rFonts w:ascii="Times New Roman" w:hAnsi="Times New Roman" w:cs="Times New Roman"/>
+                <w:i/>
+                <w:iCs/>
+              </w:rPr>
+              <w:t>(low)</w:t>
+            </w:r>
+          </w:p>
+        </w:tc>
+        <w:tc>
+          <w:tcPr>
+            <w:tcW w:w="3485" w:type="dxa"/>
+            <w:shd w:val="clear" w:color="auto" w:fill="D5DCE4" w:themeFill="text2" w:themeFillTint="33"/>
+          </w:tcPr>
+          <w:p>
+            <w:pPr>
+              <w:rPr>
+                <w:rFonts w:ascii="Times New Roman" w:hAnsi="Times New Roman" w:cs="Times New Roman"/>
+              </w:rPr>
+            </w:pPr>
+            <w:r>
+              <w:rPr>
+                <w:rFonts w:ascii="Times New Roman" w:hAnsi="Times New Roman" w:cs="Times New Roman"/>
+              </w:rPr>
+              <w:t>15.8</w:t>
+            </w:r>
+          </w:p>
+        </w:tc>
+        <w:tc>
+          <w:tcPr>
+            <w:tcW w:w="3486" w:type="dxa"/>
+            <w:shd w:val="clear" w:color="auto" w:fill="D5DCE4" w:themeFill="text2" w:themeFillTint="33"/>
+          </w:tcPr>
+          <w:p>
+            <w:pPr>
+              <w:rPr>
+                <w:rFonts w:ascii="Times New Roman" w:hAnsi="Times New Roman" w:cs="Times New Roman"/>
+              </w:rPr>
+            </w:pPr>
+            <w:r>
+              <w:rPr>
+                <w:rFonts w:ascii="Times New Roman" w:hAnsi="Times New Roman" w:cs="Times New Roman"/>
+              </w:rPr>
+              <w:t>0.0</w:t>
+            </w:r>
+          </w:p>
+        </w:tc>
+      </w:tr>
+      <w:tr>
+        <w:tc>
+          <w:tcPr>
+            <w:tcW w:w="3485" w:type="dxa"/>
+            <w:shd w:val="clear" w:color="auto" w:fill="D5DCE4" w:themeFill="text2" w:themeFillTint="33"/>
+          </w:tcPr>
+          <w:p>
+            <w:pPr>
+              <w:rPr>
+                <w:rFonts w:ascii="Times New Roman" w:hAnsi="Times New Roman" w:cs="Times New Roman"/>
+              </w:rPr>
+            </w:pPr>
+            <w:r>
+              <w:rPr>
+                <w:rFonts w:ascii="Times New Roman" w:hAnsi="Times New Roman" w:cs="Times New Roman"/>
+              </w:rPr>
+              <w:t>2</w:t>
+            </w:r>
+          </w:p>
+        </w:tc>
+        <w:tc>
+          <w:tcPr>
+            <w:tcW w:w="3485" w:type="dxa"/>
+            <w:shd w:val="clear" w:color="auto" w:fill="D5DCE4" w:themeFill="text2" w:themeFillTint="33"/>
+          </w:tcPr>
+          <w:p>
+            <w:pPr>
+              <w:rPr>
+                <w:rFonts w:ascii="Times New Roman" w:hAnsi="Times New Roman" w:cs="Times New Roman"/>
+              </w:rPr>
+            </w:pPr>
+            <w:r>
+              <w:rPr>
+                <w:rFonts w:ascii="Times New Roman" w:hAnsi="Times New Roman" w:cs="Times New Roman"/>
+              </w:rPr>
+              <w:t>41.3</w:t>
+            </w:r>
+          </w:p>
+        </w:tc>
+        <w:tc>
+          <w:tcPr>
+            <w:tcW w:w="3486" w:type="dxa"/>
+            <w:shd w:val="clear" w:color="auto" w:fill="D5DCE4" w:themeFill="text2" w:themeFillTint="33"/>
+          </w:tcPr>
+          <w:p>
+            <w:pPr>
+              <w:rPr>
+                <w:rFonts w:ascii="Times New Roman" w:hAnsi="Times New Roman" w:cs="Times New Roman"/>
+              </w:rPr>
+            </w:pPr>
+            <w:r>
+              <w:rPr>
+                <w:rFonts w:ascii="Times New Roman" w:hAnsi="Times New Roman" w:cs="Times New Roman"/>
+              </w:rPr>
+              <w:t>7.7</w:t>
+            </w:r>
+          </w:p>
+        </w:tc>
+      </w:tr>
+      <w:tr>
+        <w:tc>
+          <w:tcPr>
+            <w:tcW w:w="3485" w:type="dxa"/>
+            <w:shd w:val="clear" w:color="auto" w:fill="D5DCE4" w:themeFill="text2" w:themeFillTint="33"/>
+          </w:tcPr>
+          <w:p>
+            <w:pPr>
+              <w:rPr>
+                <w:rFonts w:ascii="Times New Roman" w:hAnsi="Times New Roman" w:cs="Times New Roman"/>
+              </w:rPr>
+            </w:pPr>
+            <w:r>
+              <w:rPr>
+                <w:rFonts w:ascii="Times New Roman" w:hAnsi="Times New Roman" w:cs="Times New Roman"/>
+              </w:rPr>
+              <w:t>3</w:t>
+            </w:r>
+          </w:p>
+        </w:tc>
+        <w:tc>
+          <w:tcPr>
+            <w:tcW w:w="3485" w:type="dxa"/>
+            <w:shd w:val="clear" w:color="auto" w:fill="D5DCE4" w:themeFill="text2" w:themeFillTint="33"/>
+          </w:tcPr>
+          <w:p>
+            <w:pPr>
+              <w:rPr>
+                <w:rFonts w:ascii="Times New Roman" w:hAnsi="Times New Roman" w:cs="Times New Roman"/>
+              </w:rPr>
+            </w:pPr>
+            <w:r>
+              <w:rPr>
+                <w:rFonts w:ascii="Times New Roman" w:hAnsi="Times New Roman" w:cs="Times New Roman"/>
+              </w:rPr>
+              <w:t>29.2</w:t>
+            </w:r>
+          </w:p>
+        </w:tc>
+        <w:tc>
+          <w:tcPr>
+            <w:tcW w:w="3486" w:type="dxa"/>
+            <w:shd w:val="clear" w:color="auto" w:fill="D5DCE4" w:themeFill="text2" w:themeFillTint="33"/>
+          </w:tcPr>
+          <w:p>
+            <w:pPr>
+              <w:rPr>
+                <w:rFonts w:ascii="Times New Roman" w:hAnsi="Times New Roman" w:cs="Times New Roman"/>
+              </w:rPr>
+            </w:pPr>
+            <w:r>
+              <w:rPr>
+                <w:rFonts w:ascii="Times New Roman" w:hAnsi="Times New Roman" w:cs="Times New Roman"/>
+              </w:rPr>
+              <w:t>45.7</w:t>
+            </w:r>
+          </w:p>
+        </w:tc>
+      </w:tr>
+      <w:tr>
+        <w:tc>
+          <w:tcPr>
+            <w:tcW w:w="3485" w:type="dxa"/>
+            <w:shd w:val="clear" w:color="auto" w:fill="D5DCE4" w:themeFill="text2" w:themeFillTint="33"/>
+          </w:tcPr>
+          <w:p>
+            <w:pPr>
+              <w:rPr>
+                <w:rFonts w:ascii="Times New Roman" w:hAnsi="Times New Roman" w:cs="Times New Roman"/>
+              </w:rPr>
+            </w:pPr>
+            <w:r>
+              <w:rPr>
+                <w:rFonts w:ascii="Times New Roman" w:hAnsi="Times New Roman" w:cs="Times New Roman"/>
+              </w:rPr>
+              <w:t xml:space="preserve">4 </w:t>
+            </w:r>
+            <w:r>
+              <w:rPr>
+                <w:rFonts w:ascii="Times New Roman" w:hAnsi="Times New Roman" w:cs="Times New Roman"/>
+                <w:i/>
+                <w:iCs/>
+              </w:rPr>
+              <w:t>(</w:t>
+            </w:r>
+            <w:r>
+              <w:rPr>
+                <w:rFonts w:ascii="Times New Roman" w:hAnsi="Times New Roman" w:cs="Times New Roman"/>
+                <w:i/>
+                <w:iCs/>
+              </w:rPr>
+              <w:t>high</w:t>
+            </w:r>
+            <w:r>
+              <w:rPr>
+                <w:rFonts w:ascii="Times New Roman" w:hAnsi="Times New Roman" w:cs="Times New Roman"/>
+                <w:i/>
+                <w:iCs/>
+              </w:rPr>
+              <w:t>)</w:t>
+            </w:r>
+          </w:p>
+        </w:tc>
+        <w:tc>
+          <w:tcPr>
+            <w:tcW w:w="3485" w:type="dxa"/>
+            <w:shd w:val="clear" w:color="auto" w:fill="D5DCE4" w:themeFill="text2" w:themeFillTint="33"/>
+          </w:tcPr>
+          <w:p>
+            <w:pPr>
+              <w:rPr>
+                <w:rFonts w:ascii="Times New Roman" w:hAnsi="Times New Roman" w:cs="Times New Roman"/>
+              </w:rPr>
+            </w:pPr>
+            <w:r>
+              <w:rPr>
+                <w:rFonts w:ascii="Times New Roman" w:hAnsi="Times New Roman" w:cs="Times New Roman"/>
+              </w:rPr>
+              <w:t>9.0</w:t>
+            </w:r>
+          </w:p>
+        </w:tc>
+        <w:tc>
+          <w:tcPr>
+            <w:tcW w:w="3486" w:type="dxa"/>
+            <w:shd w:val="clear" w:color="auto" w:fill="D5DCE4" w:themeFill="text2" w:themeFillTint="33"/>
+          </w:tcPr>
+          <w:p>
+            <w:pPr>
+              <w:rPr>
+                <w:rFonts w:ascii="Times New Roman" w:hAnsi="Times New Roman" w:cs="Times New Roman"/>
+              </w:rPr>
+            </w:pPr>
+            <w:r>
+              <w:rPr>
+                <w:rFonts w:ascii="Times New Roman" w:hAnsi="Times New Roman" w:cs="Times New Roman"/>
+              </w:rPr>
+              <w:t>46.8</w:t>
+            </w:r>
+          </w:p>
+        </w:tc>
+      </w:tr>
+    </w:tbl>
+    <w:p>
+      <w:pPr>
+        <w:rPr>
+          <w:rFonts w:ascii="Times New Roman" w:hAnsi="Times New Roman" w:cs="Times New Roman"/>
+        </w:rPr>
+      </w:pPr>
+    </w:p>
+    <w:p>
+      <w:pPr>
+        <w:pStyle w:val="ListParagraph"/>
+        <w:numPr>
+          <w:ilvl w:val="0"/>
+          <w:numId w:val="26"/>
+        </w:numPr>
+        <w:spacing w:line="240" w:lineRule="auto"/>
+        <w:jc w:val="both"/>
+        <w:rPr>
+          <w:rFonts w:ascii="Times New Roman" w:hAnsi="Times New Roman" w:cs="Times New Roman"/>
+        </w:rPr>
+      </w:pPr>
+      <w:r>
+        <w:rPr>
+          <w:rFonts w:ascii="Times New Roman" w:hAnsi="Times New Roman" w:cs="Times New Roman"/>
+        </w:rPr>
+        <w:t xml:space="preserve">The two services follow opposite trends as price increases. </w:t>
+      </w:r>
+    </w:p>
+    <w:p>
+      <w:pPr>
+        <w:pStyle w:val="ListParagraph"/>
+        <w:numPr>
+          <w:ilvl w:val="0"/>
+          <w:numId w:val="26"/>
+        </w:numPr>
+        <w:spacing w:line="240" w:lineRule="auto"/>
+        <w:jc w:val="both"/>
+        <w:rPr>
+          <w:rFonts w:ascii="Times New Roman" w:hAnsi="Times New Roman" w:cs="Times New Roman"/>
+        </w:rPr>
+      </w:pPr>
+      <w:r>
+        <w:rPr>
+          <w:rFonts w:ascii="Times New Roman" w:hAnsi="Times New Roman" w:cs="Times New Roman"/>
+        </w:rPr>
+        <w:t>Table booking rises</w:t>
+      </w:r>
+      <w:r>
+        <w:rPr>
+          <w:rFonts w:ascii="Times New Roman" w:hAnsi="Times New Roman" w:cs="Times New Roman"/>
+        </w:rPr>
+        <w:t xml:space="preserve"> </w:t>
+      </w:r>
+      <w:r>
+        <w:rPr>
+          <w:rFonts w:ascii="Times New Roman" w:hAnsi="Times New Roman" w:cs="Times New Roman"/>
+        </w:rPr>
+        <w:t>sharply and monotonically with price — from 0% at price range 1 up to 45.</w:t>
+      </w:r>
+      <w:r>
+        <w:rPr>
+          <w:rFonts w:ascii="Times New Roman" w:hAnsi="Times New Roman" w:cs="Times New Roman"/>
+        </w:rPr>
+        <w:t>8</w:t>
+      </w:r>
+      <w:r>
+        <w:rPr>
+          <w:rFonts w:ascii="Times New Roman" w:hAnsi="Times New Roman" w:cs="Times New Roman"/>
+        </w:rPr>
+        <w:t>% at range 3 and 46.8% at</w:t>
+      </w:r>
+      <w:r>
+        <w:rPr>
+          <w:rFonts w:ascii="Times New Roman" w:hAnsi="Times New Roman" w:cs="Times New Roman"/>
+        </w:rPr>
+        <w:t xml:space="preserve"> </w:t>
+      </w:r>
+      <w:r>
+        <w:rPr>
+          <w:rFonts w:ascii="Times New Roman" w:hAnsi="Times New Roman" w:cs="Times New Roman"/>
+        </w:rPr>
+        <w:t xml:space="preserve">range 4 — consistent with reservations being a natural fit for higher-end, sit-down dining. </w:t>
+      </w:r>
+    </w:p>
+    <w:p>
+      <w:pPr>
+        <w:pStyle w:val="ListParagraph"/>
+        <w:numPr>
+          <w:ilvl w:val="0"/>
+          <w:numId w:val="26"/>
+        </w:numPr>
+        <w:spacing w:line="240" w:lineRule="auto"/>
+        <w:jc w:val="both"/>
+        <w:rPr>
+          <w:rFonts w:ascii="Times New Roman" w:hAnsi="Times New Roman" w:cs="Times New Roman"/>
+        </w:rPr>
+      </w:pPr>
+      <w:r>
+        <w:rPr>
+          <w:rFonts w:ascii="Times New Roman" w:hAnsi="Times New Roman" w:cs="Times New Roman"/>
+        </w:rPr>
+        <w:t>Online delivery,</w:t>
+      </w:r>
+      <w:r>
+        <w:rPr>
+          <w:rFonts w:ascii="Times New Roman" w:hAnsi="Times New Roman" w:cs="Times New Roman"/>
+        </w:rPr>
+        <w:t xml:space="preserve"> </w:t>
+      </w:r>
+      <w:r>
+        <w:rPr>
+          <w:rFonts w:ascii="Times New Roman" w:hAnsi="Times New Roman" w:cs="Times New Roman"/>
+        </w:rPr>
+        <w:t>by contrast, peaks in the middle of the price spectrum (41.3% at price range 2) and then drops sharply at</w:t>
+      </w:r>
+      <w:r>
+        <w:rPr>
+          <w:rFonts w:ascii="Times New Roman" w:hAnsi="Times New Roman" w:cs="Times New Roman"/>
+        </w:rPr>
+        <w:t xml:space="preserve"> </w:t>
+      </w:r>
+      <w:r>
+        <w:rPr>
+          <w:rFonts w:ascii="Times New Roman" w:hAnsi="Times New Roman" w:cs="Times New Roman"/>
+        </w:rPr>
+        <w:t>the top (9.0% at price range</w:t>
+      </w:r>
+      <w:r>
+        <w:rPr>
+          <w:rFonts w:ascii="Times New Roman" w:hAnsi="Times New Roman" w:cs="Times New Roman"/>
+        </w:rPr>
+        <w:t xml:space="preserve"> </w:t>
+      </w:r>
+      <w:r>
+        <w:rPr>
+          <w:rFonts w:ascii="Times New Roman" w:hAnsi="Times New Roman" w:cs="Times New Roman"/>
+        </w:rPr>
+        <w:t xml:space="preserve">4). </w:t>
+      </w:r>
+    </w:p>
+    <w:p>
+      <w:pPr>
+        <w:spacing w:line="240" w:lineRule="auto"/>
+        <w:jc w:val="both"/>
+        <w:rPr>
+          <w:rFonts w:ascii="Times New Roman" w:hAnsi="Times New Roman" w:cs="Times New Roman"/>
+        </w:rPr>
+      </w:pPr>
+      <w:r>
+        <w:rPr>
+          <w:rFonts w:ascii="Times New Roman" w:hAnsi="Times New Roman" w:cs="Times New Roman"/>
+        </w:rPr>
+        <w:t>In short: higher-priced restaurants are much more likely to offer table</w:t>
+      </w:r>
+      <w:r>
+        <w:rPr>
+          <w:rFonts w:ascii="Times New Roman" w:hAnsi="Times New Roman" w:cs="Times New Roman"/>
+        </w:rPr>
+        <w:t xml:space="preserve"> </w:t>
+      </w:r>
+      <w:r>
+        <w:rPr>
+          <w:rFonts w:ascii="Times New Roman" w:hAnsi="Times New Roman" w:cs="Times New Roman"/>
+        </w:rPr>
+        <w:t>booking, but less likely to offer online delivery — the opposite of a simple 'more expensive means more</w:t>
+      </w:r>
+      <w:r>
+        <w:rPr>
+          <w:rFonts w:ascii="Times New Roman" w:hAnsi="Times New Roman" w:cs="Times New Roman"/>
+        </w:rPr>
+        <w:t xml:space="preserve"> </w:t>
+      </w:r>
+      <w:r>
+        <w:rPr>
+          <w:rFonts w:ascii="Times New Roman" w:hAnsi="Times New Roman" w:cs="Times New Roman"/>
+        </w:rPr>
+        <w:t>services' pattern.</w:t>
+      </w:r>
+    </w:p>
+    <w:p>
+      <w:pPr>
+        <w:spacing w:line="240" w:lineRule="auto"/>
+        <w:jc w:val="both"/>
+        <w:rPr>
+          <w:rFonts w:ascii="Times New Roman" w:hAnsi="Times New Roman" w:cs="Times New Roman"/>
+        </w:rPr>
+      </w:pPr>
+    </w:p>
+    <w:p>
+      <w:pPr>
+        <w:spacing w:line="240" w:lineRule="auto"/>
+        <w:jc w:val="center"/>
+        <w:rPr>
+          <w:rFonts w:ascii="Times New Roman" w:hAnsi="Times New Roman" w:cs="Times New Roman"/>
+        </w:rPr>
+      </w:pPr>
+    </w:p>
+    <w:p>
+      <w:pPr>
+        <w:spacing w:line="240" w:lineRule="auto"/>
+        <w:jc w:val="both"/>
+        <w:rPr>
+          <w:rFonts w:ascii="Times New Roman" w:hAnsi="Times New Roman" w:cs="Times New Roman"/>
+          <w:b/>
+          <w:bCs/>
+          <w:color w:val="833C0B" w:themeColor="accent2" w:themeShade="80"/>
+          <w:sz w:val="36"/>
+          <w:szCs w:val="36"/>
+          <w:u w:val="single"/>
+        </w:rPr>
+      </w:pPr>
+      <w:r>
+        <w:rPr>
+          <w:rFonts w:ascii="Times New Roman" w:hAnsi="Times New Roman" w:cs="Times New Roman"/>
+          <w:b/>
+          <w:bCs/>
+          <w:color w:val="833C0B" w:themeColor="accent2" w:themeShade="80"/>
+          <w:sz w:val="36"/>
+          <w:szCs w:val="36"/>
+          <w:u w:val="single"/>
+        </w:rPr>
+        <w:lastRenderedPageBreak/>
+        <w:t>Conclusions</w:t>
+      </w:r>
+    </w:p>
+    <w:p>
+      <w:pPr>
+        <w:spacing w:line="240" w:lineRule="auto"/>
+        <w:jc w:val="both"/>
+        <w:rPr>
+          <w:rFonts w:ascii="Times New Roman" w:hAnsi="Times New Roman" w:cs="Times New Roman"/>
+        </w:rPr>
+      </w:pPr>
+      <w:r>
+        <w:rPr>
+          <w:rFonts w:ascii="Times New Roman" w:hAnsi="Times New Roman" w:cs="Times New Roman"/>
+        </w:rPr>
+        <w:br/>
+        <w:t>The dataset is heavily concentrated in New Delhi and North Indian/Chinese cuisine, so citywide or</w:t>
+      </w:r>
+      <w:r>
+        <w:rPr>
+          <w:rFonts w:ascii="Times New Roman" w:hAnsi="Times New Roman" w:cs="Times New Roman"/>
+        </w:rPr>
+        <w:t xml:space="preserve"> </w:t>
+      </w:r>
+      <w:r>
+        <w:rPr>
+          <w:rFonts w:ascii="Times New Roman" w:hAnsi="Times New Roman" w:cs="Times New Roman"/>
+        </w:rPr>
+        <w:t xml:space="preserve">cuisine-wide comparisons should be read with that skew in mind </w:t>
+      </w:r>
+      <w:r>
+        <w:rPr>
+          <w:rFonts w:ascii="Times New Roman" w:hAnsi="Times New Roman" w:cs="Times New Roman"/>
+        </w:rPr>
+        <w:t>-</w:t>
+      </w:r>
+      <w:r>
+        <w:rPr>
+          <w:rFonts w:ascii="Times New Roman" w:hAnsi="Times New Roman" w:cs="Times New Roman"/>
+        </w:rPr>
+        <w:t xml:space="preserve"> smaller cities and cuisines have far</w:t>
+      </w:r>
+      <w:r>
+        <w:rPr>
+          <w:rFonts w:ascii="Times New Roman" w:hAnsi="Times New Roman" w:cs="Times New Roman"/>
+        </w:rPr>
+        <w:t xml:space="preserve"> </w:t>
+      </w:r>
+      <w:r>
+        <w:rPr>
+          <w:rFonts w:ascii="Times New Roman" w:hAnsi="Times New Roman" w:cs="Times New Roman"/>
+        </w:rPr>
+        <w:t>less data to average over.</w:t>
+      </w:r>
+      <w:r>
+        <w:rPr>
+          <w:rFonts w:ascii="Times New Roman" w:hAnsi="Times New Roman" w:cs="Times New Roman"/>
+        </w:rPr>
+        <w:t xml:space="preserve"> </w:t>
+      </w:r>
+    </w:p>
+    <w:p>
+      <w:pPr>
+        <w:spacing w:line="240" w:lineRule="auto"/>
+        <w:jc w:val="both"/>
+        <w:rPr>
+          <w:rFonts w:ascii="Times New Roman" w:hAnsi="Times New Roman" w:cs="Times New Roman"/>
+        </w:rPr>
+      </w:pPr>
+    </w:p>
+    <w:p>
+      <w:pPr>
+        <w:pStyle w:val="ListParagraph"/>
+        <w:numPr>
+          <w:ilvl w:val="0"/>
+          <w:numId w:val="27"/>
+        </w:numPr>
+        <w:spacing w:line="240" w:lineRule="auto"/>
+        <w:jc w:val="both"/>
+        <w:rPr>
+          <w:rFonts w:ascii="Times New Roman" w:hAnsi="Times New Roman" w:cs="Times New Roman"/>
+        </w:rPr>
+      </w:pPr>
+      <w:r>
+        <w:rPr>
+          <w:rFonts w:ascii="Times New Roman" w:hAnsi="Times New Roman" w:cs="Times New Roman"/>
+        </w:rPr>
+        <w:t>Popularity (restaurant count, chain size, vote count) and quality (rating) are related but distinct</w:t>
+      </w:r>
+      <w:r>
+        <w:rPr>
+          <w:rFonts w:ascii="Times New Roman" w:hAnsi="Times New Roman" w:cs="Times New Roman"/>
+        </w:rPr>
+        <w:t xml:space="preserve"> </w:t>
+      </w:r>
+      <w:r>
+        <w:rPr>
+          <w:rFonts w:ascii="Times New Roman" w:hAnsi="Times New Roman" w:cs="Times New Roman"/>
+        </w:rPr>
+        <w:t>dimensions.</w:t>
+      </w:r>
+      <w:r>
+        <w:rPr>
+          <w:rFonts w:ascii="Times New Roman" w:hAnsi="Times New Roman" w:cs="Times New Roman"/>
+        </w:rPr>
+        <w:t xml:space="preserve"> </w:t>
+      </w:r>
+      <w:r>
+        <w:rPr>
+          <w:rFonts w:ascii="Times New Roman" w:hAnsi="Times New Roman" w:cs="Times New Roman"/>
+        </w:rPr>
+        <w:t>The most common cuisines and the largest chains are not the highest-rated; specialized cuisines</w:t>
+      </w:r>
+      <w:r>
+        <w:rPr>
+          <w:rFonts w:ascii="Times New Roman" w:hAnsi="Times New Roman" w:cs="Times New Roman"/>
+        </w:rPr>
+        <w:t xml:space="preserve"> </w:t>
+      </w:r>
+      <w:r>
+        <w:rPr>
+          <w:rFonts w:ascii="Times New Roman" w:hAnsi="Times New Roman" w:cs="Times New Roman"/>
+        </w:rPr>
+        <w:t>(Japanese &amp; Sushi) and mid-size casual chains (Chili's, Farzi Cafe) punch above their weight on rating.</w:t>
+      </w:r>
+      <w:r>
+        <w:rPr>
+          <w:rFonts w:ascii="Times New Roman" w:hAnsi="Times New Roman" w:cs="Times New Roman"/>
+        </w:rPr>
+        <w:t xml:space="preserve"> </w:t>
+      </w:r>
+    </w:p>
+    <w:p>
+      <w:pPr>
+        <w:pStyle w:val="ListParagraph"/>
+        <w:spacing w:line="240" w:lineRule="auto"/>
+        <w:ind w:left="360"/>
+        <w:jc w:val="both"/>
+        <w:rPr>
+          <w:rFonts w:ascii="Times New Roman" w:hAnsi="Times New Roman" w:cs="Times New Roman"/>
+        </w:rPr>
+      </w:pPr>
+    </w:p>
+    <w:p>
+      <w:pPr>
+        <w:pStyle w:val="ListParagraph"/>
+        <w:numPr>
+          <w:ilvl w:val="0"/>
+          <w:numId w:val="27"/>
+        </w:numPr>
+        <w:spacing w:line="240" w:lineRule="auto"/>
+        <w:jc w:val="both"/>
+        <w:rPr>
+          <w:rFonts w:ascii="Times New Roman" w:hAnsi="Times New Roman" w:cs="Times New Roman"/>
+        </w:rPr>
+      </w:pPr>
+      <w:r>
+        <w:rPr>
+          <w:rFonts w:ascii="Times New Roman" w:hAnsi="Times New Roman" w:cs="Times New Roman"/>
+        </w:rPr>
+        <w:t>Service offerings do not scale uniformly with price. Table booking is a clear marker of higher-end dining,</w:t>
+      </w:r>
+      <w:r>
+        <w:rPr>
+          <w:rFonts w:ascii="Times New Roman" w:hAnsi="Times New Roman" w:cs="Times New Roman"/>
+        </w:rPr>
+        <w:t xml:space="preserve"> </w:t>
+      </w:r>
+      <w:r>
+        <w:rPr>
+          <w:rFonts w:ascii="Times New Roman" w:hAnsi="Times New Roman" w:cs="Times New Roman"/>
+        </w:rPr>
+        <w:t>but online delivery is most common among mid-priced restaurants and largely absent from fine dining</w:t>
+      </w:r>
+      <w:r>
+        <w:rPr>
+          <w:rFonts w:ascii="Times New Roman" w:hAnsi="Times New Roman" w:cs="Times New Roman"/>
+        </w:rPr>
+        <w:t xml:space="preserve"> </w:t>
+      </w:r>
+      <w:r>
+        <w:rPr>
+          <w:rFonts w:ascii="Times New Roman" w:hAnsi="Times New Roman" w:cs="Times New Roman"/>
+        </w:rPr>
+        <w:t>likely reflecting the operational and brand fit of delivery for casual/fast dining versus a sit-down experience.</w:t>
+      </w:r>
+      <w:r>
+        <w:rPr>
+          <w:rFonts w:ascii="Times New Roman" w:hAnsi="Times New Roman" w:cs="Times New Roman"/>
+        </w:rPr>
+        <w:t xml:space="preserve"> </w:t>
+      </w:r>
+    </w:p>
+    <w:p>
+      <w:pPr>
+        <w:pStyle w:val="ListParagraph"/>
+        <w:rPr>
+          <w:rFonts w:ascii="Times New Roman" w:hAnsi="Times New Roman" w:cs="Times New Roman"/>
+        </w:rPr>
+      </w:pPr>
+    </w:p>
+    <w:p>
+      <w:pPr>
+        <w:pStyle w:val="ListParagraph"/>
+        <w:spacing w:line="240" w:lineRule="auto"/>
+        <w:ind w:left="360"/>
+        <w:jc w:val="both"/>
+        <w:rPr>
+          <w:rFonts w:ascii="Times New Roman" w:hAnsi="Times New Roman" w:cs="Times New Roman"/>
+        </w:rPr>
+      </w:pPr>
+    </w:p>
+    <w:p>
+      <w:pPr>
+        <w:pStyle w:val="ListParagraph"/>
+        <w:numPr>
+          <w:ilvl w:val="0"/>
+          <w:numId w:val="27"/>
+        </w:numPr>
+        <w:spacing w:line="240" w:lineRule="auto"/>
+        <w:jc w:val="both"/>
+        <w:rPr>
+          <w:rFonts w:ascii="Times New Roman" w:hAnsi="Times New Roman" w:cs="Times New Roman"/>
+        </w:rPr>
+      </w:pPr>
+      <w:r>
+        <w:rPr>
+          <w:rFonts w:ascii="Times New Roman" w:hAnsi="Times New Roman" w:cs="Times New Roman"/>
+        </w:rPr>
+        <w:t>Vote count is a weak proxy for quality (correlation of 0.31) and should not be used alone to judge a</w:t>
+      </w:r>
+      <w:r>
+        <w:rPr>
+          <w:rFonts w:ascii="Times New Roman" w:hAnsi="Times New Roman" w:cs="Times New Roman"/>
+        </w:rPr>
+        <w:t xml:space="preserve"> </w:t>
+      </w:r>
+      <w:r>
+        <w:rPr>
+          <w:rFonts w:ascii="Times New Roman" w:hAnsi="Times New Roman" w:cs="Times New Roman"/>
+        </w:rPr>
+        <w:t xml:space="preserve">restaurant; a large share of the dataset (22.5%) has no votes at all yet. </w:t>
+      </w:r>
+    </w:p>
+    <w:p>
+      <w:pPr>
+        <w:pStyle w:val="ListParagraph"/>
+        <w:spacing w:line="240" w:lineRule="auto"/>
+        <w:ind w:left="360"/>
+        <w:jc w:val="both"/>
+        <w:rPr>
+          <w:rFonts w:ascii="Times New Roman" w:hAnsi="Times New Roman" w:cs="Times New Roman"/>
+        </w:rPr>
+      </w:pPr>
+    </w:p>
+    <w:p>
+      <w:pPr>
+        <w:pStyle w:val="ListParagraph"/>
+        <w:numPr>
+          <w:ilvl w:val="0"/>
+          <w:numId w:val="27"/>
+        </w:numPr>
+        <w:spacing w:line="240" w:lineRule="auto"/>
+        <w:jc w:val="both"/>
+        <w:rPr>
+          <w:rFonts w:ascii="Times New Roman" w:hAnsi="Times New Roman" w:cs="Times New Roman"/>
+        </w:rPr>
+      </w:pPr>
+      <w:r>
+        <w:rPr>
+          <w:rFonts w:ascii="Times New Roman" w:hAnsi="Times New Roman" w:cs="Times New Roman"/>
+        </w:rPr>
+        <w:t>Restaurants offering online delivery rate meaningfully higher on average, which may</w:t>
+      </w:r>
+      <w:r>
+        <w:rPr>
+          <w:rFonts w:ascii="Times New Roman" w:hAnsi="Times New Roman" w:cs="Times New Roman"/>
+        </w:rPr>
+        <w:t xml:space="preserve"> </w:t>
+      </w:r>
+      <w:r>
+        <w:rPr>
+          <w:rFonts w:ascii="Times New Roman" w:hAnsi="Times New Roman" w:cs="Times New Roman"/>
+        </w:rPr>
+        <w:t>be more a sign of</w:t>
+      </w:r>
+      <w:r>
+        <w:rPr>
+          <w:rFonts w:ascii="Times New Roman" w:hAnsi="Times New Roman" w:cs="Times New Roman"/>
+        </w:rPr>
+        <w:t xml:space="preserve"> </w:t>
+      </w:r>
+      <w:r>
+        <w:rPr>
+          <w:rFonts w:ascii="Times New Roman" w:hAnsi="Times New Roman" w:cs="Times New Roman"/>
+        </w:rPr>
+        <w:t>overall restaurant investment/capability than a direct effect of delivery itself.</w:t>
+      </w:r>
+    </w:p>
+    <w:p>
+      <w:pPr>
+        <w:spacing w:line="240" w:lineRule="auto"/>
+        <w:jc w:val="both"/>
+        <w:rPr>
+          <w:rFonts w:ascii="Times New Roman" w:hAnsi="Times New Roman" w:cs="Times New Roman"/>
+          <w:i/>
+          <w:iCs/>
+          <w:sz w:val="10"/>
+          <w:szCs w:val="10"/>
+        </w:rPr>
+      </w:pPr>
+    </w:p>
+    <w:p>
+      <w:pPr>
+        <w:spacing w:line="240" w:lineRule="auto"/>
+        <w:jc w:val="both"/>
+        <w:rPr>
+          <w:rFonts w:ascii="Times New Roman" w:hAnsi="Times New Roman" w:cs="Times New Roman"/>
+          <w:i/>
+          <w:iCs/>
+          <w:sz w:val="16"/>
+          <w:szCs w:val="16"/>
+        </w:rPr>
+      </w:pPr>
     </w:p>
     <w:sectPr>
-      <w:footerReference w:type="default" r:id="rId25"/>
+      <w:footerReference w:type="default" r:id="rId29"/>
       <w:pgSz w:w="11906" w:h="16838"/>
       <w:pgMar w:top="720" w:right="720" w:bottom="720" w:left="720" w:header="708" w:footer="708" w:gutter="0"/>
       <w:cols w:space="708"/>
@@ -5882,6 +8768,92 @@
     </w:lvl>
   </w:abstractNum>
   <w:abstractNum w:abstractNumId="4" w15:restartNumberingAfterBreak="0">
+    <w:nsid w:val="0E5A4E3A"/>
+    <w:multiLevelType w:val="hybridMultilevel"/>
+    <w:tmpl w:val="7F50AD12"/>
+    <w:lvl w:ilvl="0" w:tplc="FFFFFFFF">
+      <w:start w:val="1"/>
+      <w:numFmt w:val="decimal"/>
+      <w:lvlText w:val="%1."/>
+      <w:lvlJc w:val="left"/>
+      <w:pPr>
+        <w:ind w:left="360" w:hanging="360"/>
+      </w:pPr>
+    </w:lvl>
+    <w:lvl w:ilvl="1" w:tplc="40090019" w:tentative="1">
+      <w:start w:val="1"/>
+      <w:numFmt w:val="lowerLetter"/>
+      <w:lvlText w:val="%2."/>
+      <w:lvlJc w:val="left"/>
+      <w:pPr>
+        <w:ind w:left="1440" w:hanging="360"/>
+      </w:pPr>
+    </w:lvl>
+    <w:lvl w:ilvl="2" w:tplc="4009001B" w:tentative="1">
+      <w:start w:val="1"/>
+      <w:numFmt w:val="lowerRoman"/>
+      <w:lvlText w:val="%3."/>
+      <w:lvlJc w:val="right"/>
+      <w:pPr>
+        <w:ind w:left="2160" w:hanging="180"/>
+      </w:pPr>
+    </w:lvl>
+    <w:lvl w:ilvl="3" w:tplc="4009000F" w:tentative="1">
+      <w:start w:val="1"/>
+      <w:numFmt w:val="decimal"/>
+      <w:lvlText w:val="%4."/>
+      <w:lvlJc w:val="left"/>
+      <w:pPr>
+        <w:ind w:left="2880" w:hanging="360"/>
+      </w:pPr>
+    </w:lvl>
+    <w:lvl w:ilvl="4" w:tplc="40090019" w:tentative="1">
+      <w:start w:val="1"/>
+      <w:numFmt w:val="lowerLetter"/>
+      <w:lvlText w:val="%5."/>
+      <w:lvlJc w:val="left"/>
+      <w:pPr>
+        <w:ind w:left="3600" w:hanging="360"/>
+      </w:pPr>
+    </w:lvl>
+    <w:lvl w:ilvl="5" w:tplc="4009001B" w:tentative="1">
+      <w:start w:val="1"/>
+      <w:numFmt w:val="lowerRoman"/>
+      <w:lvlText w:val="%6."/>
+      <w:lvlJc w:val="right"/>
+      <w:pPr>
+        <w:ind w:left="4320" w:hanging="180"/>
+      </w:pPr>
+    </w:lvl>
+    <w:lvl w:ilvl="6" w:tplc="4009000F" w:tentative="1">
+      <w:start w:val="1"/>
+      <w:numFmt w:val="decimal"/>
+      <w:lvlText w:val="%7."/>
+      <w:lvlJc w:val="left"/>
+      <w:pPr>
+        <w:ind w:left="5040" w:hanging="360"/>
+      </w:pPr>
+    </w:lvl>
+    <w:lvl w:ilvl="7" w:tplc="40090019" w:tentative="1">
+      <w:start w:val="1"/>
+      <w:numFmt w:val="lowerLetter"/>
+      <w:lvlText w:val="%8."/>
+      <w:lvlJc w:val="left"/>
+      <w:pPr>
+        <w:ind w:left="5760" w:hanging="360"/>
+      </w:pPr>
+    </w:lvl>
+    <w:lvl w:ilvl="8" w:tplc="4009001B" w:tentative="1">
+      <w:start w:val="1"/>
+      <w:numFmt w:val="lowerRoman"/>
+      <w:lvlText w:val="%9."/>
+      <w:lvlJc w:val="right"/>
+      <w:pPr>
+        <w:ind w:left="6480" w:hanging="180"/>
+      </w:pPr>
+    </w:lvl>
+  </w:abstractNum>
+  <w:abstractNum w:abstractNumId="5" w15:restartNumberingAfterBreak="0">
     <w:nsid w:val="1FB04ABD"/>
     <w:multiLevelType w:val="hybridMultilevel"/>
     <w:tmpl w:val="CE48426C"/>
@@ -5967,7 +8939,7 @@
       </w:pPr>
     </w:lvl>
   </w:abstractNum>
-  <w:abstractNum w:abstractNumId="5" w15:restartNumberingAfterBreak="0">
+  <w:abstractNum w:abstractNumId="6" w15:restartNumberingAfterBreak="0">
     <w:nsid w:val="222E72B4"/>
     <w:multiLevelType w:val="hybridMultilevel"/>
     <w:tmpl w:val="67104998"/>
@@ -6053,7 +9025,93 @@
       </w:pPr>
     </w:lvl>
   </w:abstractNum>
-  <w:abstractNum w:abstractNumId="6" w15:restartNumberingAfterBreak="0">
+  <w:abstractNum w:abstractNumId="7" w15:restartNumberingAfterBreak="0">
+    <w:nsid w:val="240645E2"/>
+    <w:multiLevelType w:val="hybridMultilevel"/>
+    <w:tmpl w:val="417ED75E"/>
+    <w:lvl w:ilvl="0" w:tplc="FFFFFFFF">
+      <w:start w:val="1"/>
+      <w:numFmt w:val="decimal"/>
+      <w:lvlText w:val="%1."/>
+      <w:lvlJc w:val="left"/>
+      <w:pPr>
+        <w:ind w:left="360" w:hanging="360"/>
+      </w:pPr>
+    </w:lvl>
+    <w:lvl w:ilvl="1" w:tplc="40090019" w:tentative="1">
+      <w:start w:val="1"/>
+      <w:numFmt w:val="lowerLetter"/>
+      <w:lvlText w:val="%2."/>
+      <w:lvlJc w:val="left"/>
+      <w:pPr>
+        <w:ind w:left="1440" w:hanging="360"/>
+      </w:pPr>
+    </w:lvl>
+    <w:lvl w:ilvl="2" w:tplc="4009001B" w:tentative="1">
+      <w:start w:val="1"/>
+      <w:numFmt w:val="lowerRoman"/>
+      <w:lvlText w:val="%3."/>
+      <w:lvlJc w:val="right"/>
+      <w:pPr>
+        <w:ind w:left="2160" w:hanging="180"/>
+      </w:pPr>
+    </w:lvl>
+    <w:lvl w:ilvl="3" w:tplc="4009000F" w:tentative="1">
+      <w:start w:val="1"/>
+      <w:numFmt w:val="decimal"/>
+      <w:lvlText w:val="%4."/>
+      <w:lvlJc w:val="left"/>
+      <w:pPr>
+        <w:ind w:left="2880" w:hanging="360"/>
+      </w:pPr>
+    </w:lvl>
+    <w:lvl w:ilvl="4" w:tplc="40090019" w:tentative="1">
+      <w:start w:val="1"/>
+      <w:numFmt w:val="lowerLetter"/>
+      <w:lvlText w:val="%5."/>
+      <w:lvlJc w:val="left"/>
+      <w:pPr>
+        <w:ind w:left="3600" w:hanging="360"/>
+      </w:pPr>
+    </w:lvl>
+    <w:lvl w:ilvl="5" w:tplc="4009001B" w:tentative="1">
+      <w:start w:val="1"/>
+      <w:numFmt w:val="lowerRoman"/>
+      <w:lvlText w:val="%6."/>
+      <w:lvlJc w:val="right"/>
+      <w:pPr>
+        <w:ind w:left="4320" w:hanging="180"/>
+      </w:pPr>
+    </w:lvl>
+    <w:lvl w:ilvl="6" w:tplc="4009000F" w:tentative="1">
+      <w:start w:val="1"/>
+      <w:numFmt w:val="decimal"/>
+      <w:lvlText w:val="%7."/>
+      <w:lvlJc w:val="left"/>
+      <w:pPr>
+        <w:ind w:left="5040" w:hanging="360"/>
+      </w:pPr>
+    </w:lvl>
+    <w:lvl w:ilvl="7" w:tplc="40090019" w:tentative="1">
+      <w:start w:val="1"/>
+      <w:numFmt w:val="lowerLetter"/>
+      <w:lvlText w:val="%8."/>
+      <w:lvlJc w:val="left"/>
+      <w:pPr>
+        <w:ind w:left="5760" w:hanging="360"/>
+      </w:pPr>
+    </w:lvl>
+    <w:lvl w:ilvl="8" w:tplc="4009001B" w:tentative="1">
+      <w:start w:val="1"/>
+      <w:numFmt w:val="lowerRoman"/>
+      <w:lvlText w:val="%9."/>
+      <w:lvlJc w:val="right"/>
+      <w:pPr>
+        <w:ind w:left="6480" w:hanging="180"/>
+      </w:pPr>
+    </w:lvl>
+  </w:abstractNum>
+  <w:abstractNum w:abstractNumId="8" w15:restartNumberingAfterBreak="0">
     <w:nsid w:val="26C32F7D"/>
     <w:multiLevelType w:val="hybridMultilevel"/>
     <w:tmpl w:val="027493BE"/>
@@ -6139,7 +9197,7 @@
       </w:pPr>
     </w:lvl>
   </w:abstractNum>
-  <w:abstractNum w:abstractNumId="7" w15:restartNumberingAfterBreak="0">
+  <w:abstractNum w:abstractNumId="9" w15:restartNumberingAfterBreak="0">
     <w:nsid w:val="28C67942"/>
     <w:multiLevelType w:val="hybridMultilevel"/>
     <w:tmpl w:val="340C130A"/>
@@ -6225,7 +9283,93 @@
       </w:pPr>
     </w:lvl>
   </w:abstractNum>
-  <w:abstractNum w:abstractNumId="8" w15:restartNumberingAfterBreak="0">
+  <w:abstractNum w:abstractNumId="10" w15:restartNumberingAfterBreak="0">
+    <w:nsid w:val="29C3473B"/>
+    <w:multiLevelType w:val="hybridMultilevel"/>
+    <w:tmpl w:val="B8E49636"/>
+    <w:lvl w:ilvl="0" w:tplc="FFFFFFFF">
+      <w:start w:val="1"/>
+      <w:numFmt w:val="decimal"/>
+      <w:lvlText w:val="%1."/>
+      <w:lvlJc w:val="left"/>
+      <w:pPr>
+        <w:ind w:left="360" w:hanging="360"/>
+      </w:pPr>
+    </w:lvl>
+    <w:lvl w:ilvl="1" w:tplc="40090019" w:tentative="1">
+      <w:start w:val="1"/>
+      <w:numFmt w:val="lowerLetter"/>
+      <w:lvlText w:val="%2."/>
+      <w:lvlJc w:val="left"/>
+      <w:pPr>
+        <w:ind w:left="1440" w:hanging="360"/>
+      </w:pPr>
+    </w:lvl>
+    <w:lvl w:ilvl="2" w:tplc="4009001B" w:tentative="1">
+      <w:start w:val="1"/>
+      <w:numFmt w:val="lowerRoman"/>
+      <w:lvlText w:val="%3."/>
+      <w:lvlJc w:val="right"/>
+      <w:pPr>
+        <w:ind w:left="2160" w:hanging="180"/>
+      </w:pPr>
+    </w:lvl>
+    <w:lvl w:ilvl="3" w:tplc="4009000F" w:tentative="1">
+      <w:start w:val="1"/>
+      <w:numFmt w:val="decimal"/>
+      <w:lvlText w:val="%4."/>
+      <w:lvlJc w:val="left"/>
+      <w:pPr>
+        <w:ind w:left="2880" w:hanging="360"/>
+      </w:pPr>
+    </w:lvl>
+    <w:lvl w:ilvl="4" w:tplc="40090019" w:tentative="1">
+      <w:start w:val="1"/>
+      <w:numFmt w:val="lowerLetter"/>
+      <w:lvlText w:val="%5."/>
+      <w:lvlJc w:val="left"/>
+      <w:pPr>
+        <w:ind w:left="3600" w:hanging="360"/>
+      </w:pPr>
+    </w:lvl>
+    <w:lvl w:ilvl="5" w:tplc="4009001B" w:tentative="1">
+      <w:start w:val="1"/>
+      <w:numFmt w:val="lowerRoman"/>
+      <w:lvlText w:val="%6."/>
+      <w:lvlJc w:val="right"/>
+      <w:pPr>
+        <w:ind w:left="4320" w:hanging="180"/>
+      </w:pPr>
+    </w:lvl>
+    <w:lvl w:ilvl="6" w:tplc="4009000F" w:tentative="1">
+      <w:start w:val="1"/>
+      <w:numFmt w:val="decimal"/>
+      <w:lvlText w:val="%7."/>
+      <w:lvlJc w:val="left"/>
+      <w:pPr>
+        <w:ind w:left="5040" w:hanging="360"/>
+      </w:pPr>
+    </w:lvl>
+    <w:lvl w:ilvl="7" w:tplc="40090019" w:tentative="1">
+      <w:start w:val="1"/>
+      <w:numFmt w:val="lowerLetter"/>
+      <w:lvlText w:val="%8."/>
+      <w:lvlJc w:val="left"/>
+      <w:pPr>
+        <w:ind w:left="5760" w:hanging="360"/>
+      </w:pPr>
+    </w:lvl>
+    <w:lvl w:ilvl="8" w:tplc="4009001B" w:tentative="1">
+      <w:start w:val="1"/>
+      <w:numFmt w:val="lowerRoman"/>
+      <w:lvlText w:val="%9."/>
+      <w:lvlJc w:val="right"/>
+      <w:pPr>
+        <w:ind w:left="6480" w:hanging="180"/>
+      </w:pPr>
+    </w:lvl>
+  </w:abstractNum>
+  <w:abstractNum w:abstractNumId="11" w15:restartNumberingAfterBreak="0">
     <w:nsid w:val="2D7220C7"/>
     <w:multiLevelType w:val="hybridMultilevel"/>
     <w:tmpl w:val="60B8EFB4"/>
@@ -6311,7 +9455,7 @@
       </w:pPr>
     </w:lvl>
   </w:abstractNum>
-  <w:abstractNum w:abstractNumId="9" w15:restartNumberingAfterBreak="0">
+  <w:abstractNum w:abstractNumId="12" w15:restartNumberingAfterBreak="0">
     <w:nsid w:val="34AF52F9"/>
     <w:multiLevelType w:val="hybridMultilevel"/>
     <w:tmpl w:val="E716DEE2"/>
@@ -6397,7 +9541,7 @@
       </w:pPr>
     </w:lvl>
   </w:abstractNum>
-  <w:abstractNum w:abstractNumId="10" w15:restartNumberingAfterBreak="0">
+  <w:abstractNum w:abstractNumId="13" w15:restartNumberingAfterBreak="0">
     <w:nsid w:val="3A7011C3"/>
     <w:multiLevelType w:val="multilevel"/>
     <w:tmpl w:val="9BB291C2"/>
@@ -6546,7 +9690,7 @@
       </w:rPr>
     </w:lvl>
   </w:abstractNum>
-  <w:abstractNum w:abstractNumId="11" w15:restartNumberingAfterBreak="0">
+  <w:abstractNum w:abstractNumId="14" w15:restartNumberingAfterBreak="0">
     <w:nsid w:val="3F6B1F6B"/>
     <w:multiLevelType w:val="hybridMultilevel"/>
     <w:tmpl w:val="E716DEE2"/>
@@ -6632,7 +9776,7 @@
       </w:pPr>
     </w:lvl>
   </w:abstractNum>
-  <w:abstractNum w:abstractNumId="12" w15:restartNumberingAfterBreak="0">
+  <w:abstractNum w:abstractNumId="15" w15:restartNumberingAfterBreak="0">
     <w:nsid w:val="40955B4D"/>
     <w:multiLevelType w:val="hybridMultilevel"/>
     <w:tmpl w:val="BBC62FF2"/>
@@ -6718,10 +9862,10 @@
       </w:pPr>
     </w:lvl>
   </w:abstractNum>
-  <w:abstractNum w:abstractNumId="13" w15:restartNumberingAfterBreak="0">
+  <w:abstractNum w:abstractNumId="16" w15:restartNumberingAfterBreak="0">
     <w:nsid w:val="41F816FE"/>
     <w:multiLevelType w:val="hybridMultilevel"/>
-    <w:tmpl w:val="64405D84"/>
+    <w:tmpl w:val="E68C4F86"/>
     <w:lvl w:ilvl="0" w:tplc="4009000F">
       <w:start w:val="1"/>
       <w:numFmt w:val="decimal"/>
@@ -6804,7 +9948,7 @@
       </w:pPr>
     </w:lvl>
   </w:abstractNum>
-  <w:abstractNum w:abstractNumId="14" w15:restartNumberingAfterBreak="0">
+  <w:abstractNum w:abstractNumId="17" w15:restartNumberingAfterBreak="0">
     <w:nsid w:val="42C531E8"/>
     <w:multiLevelType w:val="hybridMultilevel"/>
     <w:tmpl w:val="AF48E24A"/>
@@ -6890,7 +10034,7 @@
       </w:pPr>
     </w:lvl>
   </w:abstractNum>
-  <w:abstractNum w:abstractNumId="15" w15:restartNumberingAfterBreak="0">
+  <w:abstractNum w:abstractNumId="18" w15:restartNumberingAfterBreak="0">
     <w:nsid w:val="42EB6536"/>
     <w:multiLevelType w:val="hybridMultilevel"/>
     <w:tmpl w:val="1EE45858"/>
@@ -6976,7 +10120,93 @@
       </w:pPr>
     </w:lvl>
   </w:abstractNum>
-  <w:abstractNum w:abstractNumId="16" w15:restartNumberingAfterBreak="0">
+  <w:abstractNum w:abstractNumId="19" w15:restartNumberingAfterBreak="0">
+    <w:nsid w:val="51770BF6"/>
+    <w:multiLevelType w:val="hybridMultilevel"/>
+    <w:tmpl w:val="E1C60E36"/>
+    <w:lvl w:ilvl="0" w:tplc="FFFFFFFF">
+      <w:start w:val="1"/>
+      <w:numFmt w:val="decimal"/>
+      <w:lvlText w:val="%1."/>
+      <w:lvlJc w:val="left"/>
+      <w:pPr>
+        <w:ind w:left="360" w:hanging="360"/>
+      </w:pPr>
+    </w:lvl>
+    <w:lvl w:ilvl="1" w:tplc="40090019" w:tentative="1">
+      <w:start w:val="1"/>
+      <w:numFmt w:val="lowerLetter"/>
+      <w:lvlText w:val="%2."/>
+      <w:lvlJc w:val="left"/>
+      <w:pPr>
+        <w:ind w:left="1440" w:hanging="360"/>
+      </w:pPr>
+    </w:lvl>
+    <w:lvl w:ilvl="2" w:tplc="4009001B" w:tentative="1">
+      <w:start w:val="1"/>
+      <w:numFmt w:val="lowerRoman"/>
+      <w:lvlText w:val="%3."/>
+      <w:lvlJc w:val="right"/>
+      <w:pPr>
+        <w:ind w:left="2160" w:hanging="180"/>
+      </w:pPr>
+    </w:lvl>
+    <w:lvl w:ilvl="3" w:tplc="4009000F" w:tentative="1">
+      <w:start w:val="1"/>
+      <w:numFmt w:val="decimal"/>
+      <w:lvlText w:val="%4."/>
+      <w:lvlJc w:val="left"/>
+      <w:pPr>
+        <w:ind w:left="2880" w:hanging="360"/>
+      </w:pPr>
+    </w:lvl>
+    <w:lvl w:ilvl="4" w:tplc="40090019" w:tentative="1">
+      <w:start w:val="1"/>
+      <w:numFmt w:val="lowerLetter"/>
+      <w:lvlText w:val="%5."/>
+      <w:lvlJc w:val="left"/>
+      <w:pPr>
+        <w:ind w:left="3600" w:hanging="360"/>
+      </w:pPr>
+    </w:lvl>
+    <w:lvl w:ilvl="5" w:tplc="4009001B" w:tentative="1">
+      <w:start w:val="1"/>
+      <w:numFmt w:val="lowerRoman"/>
+      <w:lvlText w:val="%6."/>
+      <w:lvlJc w:val="right"/>
+      <w:pPr>
+        <w:ind w:left="4320" w:hanging="180"/>
+      </w:pPr>
+    </w:lvl>
+    <w:lvl w:ilvl="6" w:tplc="4009000F" w:tentative="1">
+      <w:start w:val="1"/>
+      <w:numFmt w:val="decimal"/>
+      <w:lvlText w:val="%7."/>
+      <w:lvlJc w:val="left"/>
+      <w:pPr>
+        <w:ind w:left="5040" w:hanging="360"/>
+      </w:pPr>
+    </w:lvl>
+    <w:lvl w:ilvl="7" w:tplc="40090019" w:tentative="1">
+      <w:start w:val="1"/>
+      <w:numFmt w:val="lowerLetter"/>
+      <w:lvlText w:val="%8."/>
+      <w:lvlJc w:val="left"/>
+      <w:pPr>
+        <w:ind w:left="5760" w:hanging="360"/>
+      </w:pPr>
+    </w:lvl>
+    <w:lvl w:ilvl="8" w:tplc="4009001B" w:tentative="1">
+      <w:start w:val="1"/>
+      <w:numFmt w:val="lowerRoman"/>
+      <w:lvlText w:val="%9."/>
+      <w:lvlJc w:val="right"/>
+      <w:pPr>
+        <w:ind w:left="6480" w:hanging="180"/>
+      </w:pPr>
+    </w:lvl>
+  </w:abstractNum>
+  <w:abstractNum w:abstractNumId="20" w15:restartNumberingAfterBreak="0">
     <w:nsid w:val="66FD5484"/>
     <w:multiLevelType w:val="hybridMultilevel"/>
     <w:tmpl w:val="1FB2424A"/>
@@ -7062,7 +10292,93 @@
       </w:pPr>
     </w:lvl>
   </w:abstractNum>
-  <w:abstractNum w:abstractNumId="17" w15:restartNumberingAfterBreak="0">
+  <w:abstractNum w:abstractNumId="21" w15:restartNumberingAfterBreak="0">
+    <w:nsid w:val="6EC84728"/>
+    <w:multiLevelType w:val="hybridMultilevel"/>
+    <w:tmpl w:val="4076754C"/>
+    <w:lvl w:ilvl="0" w:tplc="FFFFFFFF">
+      <w:start w:val="1"/>
+      <w:numFmt w:val="decimal"/>
+      <w:lvlText w:val="%1."/>
+      <w:lvlJc w:val="left"/>
+      <w:pPr>
+        <w:ind w:left="360" w:hanging="360"/>
+      </w:pPr>
+    </w:lvl>
+    <w:lvl w:ilvl="1" w:tplc="40090019" w:tentative="1">
+      <w:start w:val="1"/>
+      <w:numFmt w:val="lowerLetter"/>
+      <w:lvlText w:val="%2."/>
+      <w:lvlJc w:val="left"/>
+      <w:pPr>
+        <w:ind w:left="1440" w:hanging="360"/>
+      </w:pPr>
+    </w:lvl>
+    <w:lvl w:ilvl="2" w:tplc="4009001B" w:tentative="1">
+      <w:start w:val="1"/>
+      <w:numFmt w:val="lowerRoman"/>
+      <w:lvlText w:val="%3."/>
+      <w:lvlJc w:val="right"/>
+      <w:pPr>
+        <w:ind w:left="2160" w:hanging="180"/>
+      </w:pPr>
+    </w:lvl>
+    <w:lvl w:ilvl="3" w:tplc="4009000F" w:tentative="1">
+      <w:start w:val="1"/>
+      <w:numFmt w:val="decimal"/>
+      <w:lvlText w:val="%4."/>
+      <w:lvlJc w:val="left"/>
+      <w:pPr>
+        <w:ind w:left="2880" w:hanging="360"/>
+      </w:pPr>
+    </w:lvl>
+    <w:lvl w:ilvl="4" w:tplc="40090019" w:tentative="1">
+      <w:start w:val="1"/>
+      <w:numFmt w:val="lowerLetter"/>
+      <w:lvlText w:val="%5."/>
+      <w:lvlJc w:val="left"/>
+      <w:pPr>
+        <w:ind w:left="3600" w:hanging="360"/>
+      </w:pPr>
+    </w:lvl>
+    <w:lvl w:ilvl="5" w:tplc="4009001B" w:tentative="1">
+      <w:start w:val="1"/>
+      <w:numFmt w:val="lowerRoman"/>
+      <w:lvlText w:val="%6."/>
+      <w:lvlJc w:val="right"/>
+      <w:pPr>
+        <w:ind w:left="4320" w:hanging="180"/>
+      </w:pPr>
+    </w:lvl>
+    <w:lvl w:ilvl="6" w:tplc="4009000F" w:tentative="1">
+      <w:start w:val="1"/>
+      <w:numFmt w:val="decimal"/>
+      <w:lvlText w:val="%7."/>
+      <w:lvlJc w:val="left"/>
+      <w:pPr>
+        <w:ind w:left="5040" w:hanging="360"/>
+      </w:pPr>
+    </w:lvl>
+    <w:lvl w:ilvl="7" w:tplc="40090019" w:tentative="1">
+      <w:start w:val="1"/>
+      <w:numFmt w:val="lowerLetter"/>
+      <w:lvlText w:val="%8."/>
+      <w:lvlJc w:val="left"/>
+      <w:pPr>
+        <w:ind w:left="5760" w:hanging="360"/>
+      </w:pPr>
+    </w:lvl>
+    <w:lvl w:ilvl="8" w:tplc="4009001B" w:tentative="1">
+      <w:start w:val="1"/>
+      <w:numFmt w:val="lowerRoman"/>
+      <w:lvlText w:val="%9."/>
+      <w:lvlJc w:val="right"/>
+      <w:pPr>
+        <w:ind w:left="6480" w:hanging="180"/>
+      </w:pPr>
+    </w:lvl>
+  </w:abstractNum>
+  <w:abstractNum w:abstractNumId="22" w15:restartNumberingAfterBreak="0">
     <w:nsid w:val="70327E20"/>
     <w:multiLevelType w:val="hybridMultilevel"/>
     <w:tmpl w:val="C922A928"/>
@@ -7148,7 +10464,7 @@
       </w:pPr>
     </w:lvl>
   </w:abstractNum>
-  <w:abstractNum w:abstractNumId="18" w15:restartNumberingAfterBreak="0">
+  <w:abstractNum w:abstractNumId="23" w15:restartNumberingAfterBreak="0">
     <w:nsid w:val="72091DE2"/>
     <w:multiLevelType w:val="hybridMultilevel"/>
     <w:tmpl w:val="510EE1D6"/>
@@ -7234,7 +10550,179 @@
       </w:pPr>
     </w:lvl>
   </w:abstractNum>
-  <w:abstractNum w:abstractNumId="19" w15:restartNumberingAfterBreak="0">
+  <w:abstractNum w:abstractNumId="24" w15:restartNumberingAfterBreak="0">
+    <w:nsid w:val="7478000D"/>
+    <w:multiLevelType w:val="hybridMultilevel"/>
+    <w:tmpl w:val="58DE8F74"/>
+    <w:lvl w:ilvl="0" w:tplc="FFFFFFFF">
+      <w:start w:val="1"/>
+      <w:numFmt w:val="decimal"/>
+      <w:lvlText w:val="%1."/>
+      <w:lvlJc w:val="left"/>
+      <w:pPr>
+        <w:ind w:left="360" w:hanging="360"/>
+      </w:pPr>
+    </w:lvl>
+    <w:lvl w:ilvl="1" w:tplc="40090019" w:tentative="1">
+      <w:start w:val="1"/>
+      <w:numFmt w:val="lowerLetter"/>
+      <w:lvlText w:val="%2."/>
+      <w:lvlJc w:val="left"/>
+      <w:pPr>
+        <w:ind w:left="1440" w:hanging="360"/>
+      </w:pPr>
+    </w:lvl>
+    <w:lvl w:ilvl="2" w:tplc="4009001B" w:tentative="1">
+      <w:start w:val="1"/>
+      <w:numFmt w:val="lowerRoman"/>
+      <w:lvlText w:val="%3."/>
+      <w:lvlJc w:val="right"/>
+      <w:pPr>
+        <w:ind w:left="2160" w:hanging="180"/>
+      </w:pPr>
+    </w:lvl>
+    <w:lvl w:ilvl="3" w:tplc="4009000F" w:tentative="1">
+      <w:start w:val="1"/>
+      <w:numFmt w:val="decimal"/>
+      <w:lvlText w:val="%4."/>
+      <w:lvlJc w:val="left"/>
+      <w:pPr>
+        <w:ind w:left="2880" w:hanging="360"/>
+      </w:pPr>
+    </w:lvl>
+    <w:lvl w:ilvl="4" w:tplc="40090019" w:tentative="1">
+      <w:start w:val="1"/>
+      <w:numFmt w:val="lowerLetter"/>
+      <w:lvlText w:val="%5."/>
+      <w:lvlJc w:val="left"/>
+      <w:pPr>
+        <w:ind w:left="3600" w:hanging="360"/>
+      </w:pPr>
+    </w:lvl>
+    <w:lvl w:ilvl="5" w:tplc="4009001B" w:tentative="1">
+      <w:start w:val="1"/>
+      <w:numFmt w:val="lowerRoman"/>
+      <w:lvlText w:val="%6."/>
+      <w:lvlJc w:val="right"/>
+      <w:pPr>
+        <w:ind w:left="4320" w:hanging="180"/>
+      </w:pPr>
+    </w:lvl>
+    <w:lvl w:ilvl="6" w:tplc="4009000F" w:tentative="1">
+      <w:start w:val="1"/>
+      <w:numFmt w:val="decimal"/>
+      <w:lvlText w:val="%7."/>
+      <w:lvlJc w:val="left"/>
+      <w:pPr>
+        <w:ind w:left="5040" w:hanging="360"/>
+      </w:pPr>
+    </w:lvl>
+    <w:lvl w:ilvl="7" w:tplc="40090019" w:tentative="1">
+      <w:start w:val="1"/>
+      <w:numFmt w:val="lowerLetter"/>
+      <w:lvlText w:val="%8."/>
+      <w:lvlJc w:val="left"/>
+      <w:pPr>
+        <w:ind w:left="5760" w:hanging="360"/>
+      </w:pPr>
+    </w:lvl>
+    <w:lvl w:ilvl="8" w:tplc="4009001B" w:tentative="1">
+      <w:start w:val="1"/>
+      <w:numFmt w:val="lowerRoman"/>
+      <w:lvlText w:val="%9."/>
+      <w:lvlJc w:val="right"/>
+      <w:pPr>
+        <w:ind w:left="6480" w:hanging="180"/>
+      </w:pPr>
+    </w:lvl>
+  </w:abstractNum>
+  <w:abstractNum w:abstractNumId="25" w15:restartNumberingAfterBreak="0">
+    <w:nsid w:val="79F57D43"/>
+    <w:multiLevelType w:val="hybridMultilevel"/>
+    <w:tmpl w:val="E68C4F86"/>
+    <w:lvl w:ilvl="0" w:tplc="FFFFFFFF">
+      <w:start w:val="1"/>
+      <w:numFmt w:val="decimal"/>
+      <w:lvlText w:val="%1."/>
+      <w:lvlJc w:val="left"/>
+      <w:pPr>
+        <w:ind w:left="360" w:hanging="360"/>
+      </w:pPr>
+    </w:lvl>
+    <w:lvl w:ilvl="1" w:tplc="FFFFFFFF" w:tentative="1">
+      <w:start w:val="1"/>
+      <w:numFmt w:val="lowerLetter"/>
+      <w:lvlText w:val="%2."/>
+      <w:lvlJc w:val="left"/>
+      <w:pPr>
+        <w:ind w:left="1080" w:hanging="360"/>
+      </w:pPr>
+    </w:lvl>
+    <w:lvl w:ilvl="2" w:tplc="FFFFFFFF" w:tentative="1">
+      <w:start w:val="1"/>
+      <w:numFmt w:val="lowerRoman"/>
+      <w:lvlText w:val="%3."/>
+      <w:lvlJc w:val="right"/>
+      <w:pPr>
+        <w:ind w:left="1800" w:hanging="180"/>
+      </w:pPr>
+    </w:lvl>
+    <w:lvl w:ilvl="3" w:tplc="FFFFFFFF" w:tentative="1">
+      <w:start w:val="1"/>
+      <w:numFmt w:val="decimal"/>
+      <w:lvlText w:val="%4."/>
+      <w:lvlJc w:val="left"/>
+      <w:pPr>
+        <w:ind w:left="2520" w:hanging="360"/>
+      </w:pPr>
+    </w:lvl>
+    <w:lvl w:ilvl="4" w:tplc="FFFFFFFF" w:tentative="1">
+      <w:start w:val="1"/>
+      <w:numFmt w:val="lowerLetter"/>
+      <w:lvlText w:val="%5."/>
+      <w:lvlJc w:val="left"/>
+      <w:pPr>
+        <w:ind w:left="3240" w:hanging="360"/>
+      </w:pPr>
+    </w:lvl>
+    <w:lvl w:ilvl="5" w:tplc="FFFFFFFF" w:tentative="1">
+      <w:start w:val="1"/>
+      <w:numFmt w:val="lowerRoman"/>
+      <w:lvlText w:val="%6."/>
+      <w:lvlJc w:val="right"/>
+      <w:pPr>
+        <w:ind w:left="3960" w:hanging="180"/>
+      </w:pPr>
+    </w:lvl>
+    <w:lvl w:ilvl="6" w:tplc="FFFFFFFF" w:tentative="1">
+      <w:start w:val="1"/>
+      <w:numFmt w:val="decimal"/>
+      <w:lvlText w:val="%7."/>
+      <w:lvlJc w:val="left"/>
+      <w:pPr>
+        <w:ind w:left="4680" w:hanging="360"/>
+      </w:pPr>
+    </w:lvl>
+    <w:lvl w:ilvl="7" w:tplc="FFFFFFFF" w:tentative="1">
+      <w:start w:val="1"/>
+      <w:numFmt w:val="lowerLetter"/>
+      <w:lvlText w:val="%8."/>
+      <w:lvlJc w:val="left"/>
+      <w:pPr>
+        <w:ind w:left="5400" w:hanging="360"/>
+      </w:pPr>
+    </w:lvl>
+    <w:lvl w:ilvl="8" w:tplc="FFFFFFFF" w:tentative="1">
+      <w:start w:val="1"/>
+      <w:numFmt w:val="lowerRoman"/>
+      <w:lvlText w:val="%9."/>
+      <w:lvlJc w:val="right"/>
+      <w:pPr>
+        <w:ind w:left="6120" w:hanging="180"/>
+      </w:pPr>
+    </w:lvl>
+  </w:abstractNum>
+  <w:abstractNum w:abstractNumId="26" w15:restartNumberingAfterBreak="0">
     <w:nsid w:val="7C0B0E61"/>
     <w:multiLevelType w:val="hybridMultilevel"/>
     <w:tmpl w:val="1FB2424A"/>
@@ -7320,65 +10808,202 @@
       </w:pPr>
     </w:lvl>
   </w:abstractNum>
+  <w:abstractNum w:abstractNumId="27" w15:restartNumberingAfterBreak="0">
+    <w:nsid w:val="7F0F3174"/>
+    <w:multiLevelType w:val="hybridMultilevel"/>
+    <w:tmpl w:val="F3BABD32"/>
+    <w:lvl w:ilvl="0" w:tplc="8118F30E">
+      <w:start w:val="3"/>
+      <w:numFmt w:val="bullet"/>
+      <w:lvlText w:val="-"/>
+      <w:lvlJc w:val="left"/>
+      <w:pPr>
+        <w:ind w:left="720" w:hanging="360"/>
+      </w:pPr>
+      <w:rPr>
+        <w:rFonts w:ascii="Times New Roman" w:eastAsiaTheme="minorHAnsi" w:hAnsi="Times New Roman" w:cs="Times New Roman" w:hint="default"/>
+      </w:rPr>
+    </w:lvl>
+    <w:lvl w:ilvl="1" w:tplc="40090003" w:tentative="1">
+      <w:start w:val="1"/>
+      <w:numFmt w:val="bullet"/>
+      <w:lvlText w:val="o"/>
+      <w:lvlJc w:val="left"/>
+      <w:pPr>
+        <w:ind w:left="1440" w:hanging="360"/>
+      </w:pPr>
+      <w:rPr>
+        <w:rFonts w:ascii="Courier New" w:hAnsi="Courier New" w:cs="Courier New" w:hint="default"/>
+      </w:rPr>
+    </w:lvl>
+    <w:lvl w:ilvl="2" w:tplc="40090005" w:tentative="1">
+      <w:start w:val="1"/>
+      <w:numFmt w:val="bullet"/>
+      <w:lvlText w:val=""/>
+      <w:lvlJc w:val="left"/>
+      <w:pPr>
+        <w:ind w:left="2160" w:hanging="360"/>
+      </w:pPr>
+      <w:rPr>
+        <w:rFonts w:ascii="Wingdings" w:hAnsi="Wingdings" w:hint="default"/>
+      </w:rPr>
+    </w:lvl>
+    <w:lvl w:ilvl="3" w:tplc="40090001" w:tentative="1">
+      <w:start w:val="1"/>
+      <w:numFmt w:val="bullet"/>
+      <w:lvlText w:val=""/>
+      <w:lvlJc w:val="left"/>
+      <w:pPr>
+        <w:ind w:left="2880" w:hanging="360"/>
+      </w:pPr>
+      <w:rPr>
+        <w:rFonts w:ascii="Symbol" w:hAnsi="Symbol" w:hint="default"/>
+      </w:rPr>
+    </w:lvl>
+    <w:lvl w:ilvl="4" w:tplc="40090003" w:tentative="1">
+      <w:start w:val="1"/>
+      <w:numFmt w:val="bullet"/>
+      <w:lvlText w:val="o"/>
+      <w:lvlJc w:val="left"/>
+      <w:pPr>
+        <w:ind w:left="3600" w:hanging="360"/>
+      </w:pPr>
+      <w:rPr>
+        <w:rFonts w:ascii="Courier New" w:hAnsi="Courier New" w:cs="Courier New" w:hint="default"/>
+      </w:rPr>
+    </w:lvl>
+    <w:lvl w:ilvl="5" w:tplc="40090005" w:tentative="1">
+      <w:start w:val="1"/>
+      <w:numFmt w:val="bullet"/>
+      <w:lvlText w:val=""/>
+      <w:lvlJc w:val="left"/>
+      <w:pPr>
+        <w:ind w:left="4320" w:hanging="360"/>
+      </w:pPr>
+      <w:rPr>
+        <w:rFonts w:ascii="Wingdings" w:hAnsi="Wingdings" w:hint="default"/>
+      </w:rPr>
+    </w:lvl>
+    <w:lvl w:ilvl="6" w:tplc="40090001" w:tentative="1">
+      <w:start w:val="1"/>
+      <w:numFmt w:val="bullet"/>
+      <w:lvlText w:val=""/>
+      <w:lvlJc w:val="left"/>
+      <w:pPr>
+        <w:ind w:left="5040" w:hanging="360"/>
+      </w:pPr>
+      <w:rPr>
+        <w:rFonts w:ascii="Symbol" w:hAnsi="Symbol" w:hint="default"/>
+      </w:rPr>
+    </w:lvl>
+    <w:lvl w:ilvl="7" w:tplc="40090003" w:tentative="1">
+      <w:start w:val="1"/>
+      <w:numFmt w:val="bullet"/>
+      <w:lvlText w:val="o"/>
+      <w:lvlJc w:val="left"/>
+      <w:pPr>
+        <w:ind w:left="5760" w:hanging="360"/>
+      </w:pPr>
+      <w:rPr>
+        <w:rFonts w:ascii="Courier New" w:hAnsi="Courier New" w:cs="Courier New" w:hint="default"/>
+      </w:rPr>
+    </w:lvl>
+    <w:lvl w:ilvl="8" w:tplc="40090005" w:tentative="1">
+      <w:start w:val="1"/>
+      <w:numFmt w:val="bullet"/>
+      <w:lvlText w:val=""/>
+      <w:lvlJc w:val="left"/>
+      <w:pPr>
+        <w:ind w:left="6480" w:hanging="360"/>
+      </w:pPr>
+      <w:rPr>
+        <w:rFonts w:ascii="Wingdings" w:hAnsi="Wingdings" w:hint="default"/>
+      </w:rPr>
+    </w:lvl>
+  </w:abstractNum>
   <w:num w:numId="1" w16cid:durableId="1159535953">
+    <w:abstractNumId w:val="22"/>
+  </w:num>
+  <w:num w:numId="2" w16cid:durableId="1288655908">
     <w:abstractNumId w:val="17"/>
   </w:num>
-  <w:num w:numId="2" w16cid:durableId="1288655908">
-    <w:abstractNumId w:val="14"/>
-  </w:num>
   <w:num w:numId="3" w16cid:durableId="1402632792">
-    <w:abstractNumId w:val="15"/>
+    <w:abstractNumId w:val="18"/>
   </w:num>
   <w:num w:numId="4" w16cid:durableId="1341002361">
-    <w:abstractNumId w:val="16"/>
+    <w:abstractNumId w:val="20"/>
   </w:num>
   <w:num w:numId="5" w16cid:durableId="111412363">
-    <w:abstractNumId w:val="10"/>
+    <w:abstractNumId w:val="13"/>
   </w:num>
   <w:num w:numId="6" w16cid:durableId="1228222418">
-    <w:abstractNumId w:val="19"/>
+    <w:abstractNumId w:val="26"/>
   </w:num>
   <w:num w:numId="7" w16cid:durableId="671447215">
-    <w:abstractNumId w:val="9"/>
+    <w:abstractNumId w:val="12"/>
   </w:num>
   <w:num w:numId="8" w16cid:durableId="1408306216">
     <w:abstractNumId w:val="0"/>
   </w:num>
   <w:num w:numId="9" w16cid:durableId="372660157">
-    <w:abstractNumId w:val="11"/>
+    <w:abstractNumId w:val="14"/>
   </w:num>
   <w:num w:numId="10" w16cid:durableId="594823170">
-    <w:abstractNumId w:val="6"/>
+    <w:abstractNumId w:val="8"/>
   </w:num>
   <w:num w:numId="11" w16cid:durableId="1828135370">
     <w:abstractNumId w:val="3"/>
   </w:num>
   <w:num w:numId="12" w16cid:durableId="228155948">
-    <w:abstractNumId w:val="18"/>
+    <w:abstractNumId w:val="23"/>
   </w:num>
   <w:num w:numId="13" w16cid:durableId="2005624035">
-    <w:abstractNumId w:val="7"/>
+    <w:abstractNumId w:val="9"/>
   </w:num>
   <w:num w:numId="14" w16cid:durableId="1711226805">
-    <w:abstractNumId w:val="12"/>
+    <w:abstractNumId w:val="15"/>
   </w:num>
   <w:num w:numId="15" w16cid:durableId="1361976629">
-    <w:abstractNumId w:val="8"/>
+    <w:abstractNumId w:val="11"/>
   </w:num>
   <w:num w:numId="16" w16cid:durableId="438912208">
-    <w:abstractNumId w:val="5"/>
+    <w:abstractNumId w:val="6"/>
   </w:num>
   <w:num w:numId="17" w16cid:durableId="334768380">
     <w:abstractNumId w:val="1"/>
   </w:num>
   <w:num w:numId="18" w16cid:durableId="855386232">
-    <w:abstractNumId w:val="13"/>
+    <w:abstractNumId w:val="16"/>
   </w:num>
   <w:num w:numId="19" w16cid:durableId="355930883">
     <w:abstractNumId w:val="2"/>
   </w:num>
   <w:num w:numId="20" w16cid:durableId="33966538">
+    <w:abstractNumId w:val="5"/>
+  </w:num>
+  <w:num w:numId="21" w16cid:durableId="1491406684">
+    <w:abstractNumId w:val="25"/>
+  </w:num>
+  <w:num w:numId="22" w16cid:durableId="1125539015">
     <w:abstractNumId w:val="4"/>
+  </w:num>
+  <w:num w:numId="23" w16cid:durableId="1963002180">
+    <w:abstractNumId w:val="7"/>
+  </w:num>
+  <w:num w:numId="24" w16cid:durableId="528759602">
+    <w:abstractNumId w:val="10"/>
+  </w:num>
+  <w:num w:numId="25" w16cid:durableId="2142649504">
+    <w:abstractNumId w:val="24"/>
+  </w:num>
+  <w:num w:numId="26" w16cid:durableId="526988123">
+    <w:abstractNumId w:val="21"/>
+  </w:num>
+  <w:num w:numId="27" w16cid:durableId="1978679445">
+    <w:abstractNumId w:val="19"/>
+  </w:num>
+  <w:num w:numId="28" w16cid:durableId="1378168519">
+    <w:abstractNumId w:val="27"/>
   </w:num>
 </w:numbering>
 </file>
@@ -7783,7 +11408,7 @@
   <w:style w:type="paragraph" w:default="1" w:styleId="Normal">
     <w:name w:val="Normal"/>
     <w:qFormat/>
-    <w:rsid w:val="003E5CC5"/>
+    <w:rsid w:val="00466BDF"/>
   </w:style>
   <w:style w:type="paragraph" w:styleId="Heading1">
     <w:name w:val="heading 1"/>
@@ -8367,6 +11992,107 @@
     <w:uiPriority w:val="99"/>
     <w:rsid w:val="00D90C69"/>
   </w:style>
+  <w:style w:type="table" w:styleId="TableGrid">
+    <w:name w:val="Table Grid"/>
+    <w:basedOn w:val="TableNormal"/>
+    <w:uiPriority w:val="39"/>
+    <w:rsid w:val="00466BDF"/>
+    <w:pPr>
+      <w:spacing w:after="0" w:line="240" w:lineRule="auto"/>
+    </w:pPr>
+    <w:tblPr>
+      <w:tblBorders>
+        <w:top w:val="single" w:sz="4" w:space="0" w:color="auto"/>
+        <w:left w:val="single" w:sz="4" w:space="0" w:color="auto"/>
+        <w:bottom w:val="single" w:sz="4" w:space="0" w:color="auto"/>
+        <w:right w:val="single" w:sz="4" w:space="0" w:color="auto"/>
+        <w:insideH w:val="single" w:sz="4" w:space="0" w:color="auto"/>
+        <w:insideV w:val="single" w:sz="4" w:space="0" w:color="auto"/>
+      </w:tblBorders>
+    </w:tblPr>
+  </w:style>
+  <w:style w:type="table" w:styleId="TableGridLight">
+    <w:name w:val="Grid Table Light"/>
+    <w:basedOn w:val="TableNormal"/>
+    <w:uiPriority w:val="40"/>
+    <w:rsid w:val="00D263CB"/>
+    <w:pPr>
+      <w:spacing w:after="0" w:line="240" w:lineRule="auto"/>
+    </w:pPr>
+    <w:tblPr>
+      <w:tblBorders>
+        <w:top w:val="single" w:sz="4" w:space="0" w:color="BFBFBF" w:themeColor="background1" w:themeShade="BF"/>
+        <w:left w:val="single" w:sz="4" w:space="0" w:color="BFBFBF" w:themeColor="background1" w:themeShade="BF"/>
+        <w:bottom w:val="single" w:sz="4" w:space="0" w:color="BFBFBF" w:themeColor="background1" w:themeShade="BF"/>
+        <w:right w:val="single" w:sz="4" w:space="0" w:color="BFBFBF" w:themeColor="background1" w:themeShade="BF"/>
+        <w:insideH w:val="single" w:sz="4" w:space="0" w:color="BFBFBF" w:themeColor="background1" w:themeShade="BF"/>
+        <w:insideV w:val="single" w:sz="4" w:space="0" w:color="BFBFBF" w:themeColor="background1" w:themeShade="BF"/>
+      </w:tblBorders>
+    </w:tblPr>
+  </w:style>
+  <w:style w:type="table" w:styleId="PlainTable1">
+    <w:name w:val="Plain Table 1"/>
+    <w:basedOn w:val="TableNormal"/>
+    <w:uiPriority w:val="41"/>
+    <w:rsid w:val="00456F4D"/>
+    <w:pPr>
+      <w:spacing w:after="0" w:line="240" w:lineRule="auto"/>
+    </w:pPr>
+    <w:tblPr>
+      <w:tblStyleRowBandSize w:val="1"/>
+      <w:tblStyleColBandSize w:val="1"/>
+      <w:tblBorders>
+        <w:top w:val="single" w:sz="4" w:space="0" w:color="BFBFBF" w:themeColor="background1" w:themeShade="BF"/>
+        <w:left w:val="single" w:sz="4" w:space="0" w:color="BFBFBF" w:themeColor="background1" w:themeShade="BF"/>
+        <w:bottom w:val="single" w:sz="4" w:space="0" w:color="BFBFBF" w:themeColor="background1" w:themeShade="BF"/>
+        <w:right w:val="single" w:sz="4" w:space="0" w:color="BFBFBF" w:themeColor="background1" w:themeShade="BF"/>
+        <w:insideH w:val="single" w:sz="4" w:space="0" w:color="BFBFBF" w:themeColor="background1" w:themeShade="BF"/>
+        <w:insideV w:val="single" w:sz="4" w:space="0" w:color="BFBFBF" w:themeColor="background1" w:themeShade="BF"/>
+      </w:tblBorders>
+    </w:tblPr>
+    <w:tblStylePr w:type="firstRow">
+      <w:rPr>
+        <w:b/>
+        <w:bCs/>
+      </w:rPr>
+    </w:tblStylePr>
+    <w:tblStylePr w:type="lastRow">
+      <w:rPr>
+        <w:b/>
+        <w:bCs/>
+      </w:rPr>
+      <w:tblPr/>
+      <w:tcPr>
+        <w:tcBorders>
+          <w:top w:val="double" w:sz="4" w:space="0" w:color="BFBFBF" w:themeColor="background1" w:themeShade="BF"/>
+        </w:tcBorders>
+      </w:tcPr>
+    </w:tblStylePr>
+    <w:tblStylePr w:type="firstCol">
+      <w:rPr>
+        <w:b/>
+        <w:bCs/>
+      </w:rPr>
+    </w:tblStylePr>
+    <w:tblStylePr w:type="lastCol">
+      <w:rPr>
+        <w:b/>
+        <w:bCs/>
+      </w:rPr>
+    </w:tblStylePr>
+    <w:tblStylePr w:type="band1Vert">
+      <w:tblPr/>
+      <w:tcPr>
+        <w:shd w:val="clear" w:color="auto" w:fill="F2F2F2" w:themeFill="background1" w:themeFillShade="F2"/>
+      </w:tcPr>
+    </w:tblStylePr>
+    <w:tblStylePr w:type="band1Horz">
+      <w:tblPr/>
+      <w:tcPr>
+        <w:shd w:val="clear" w:color="auto" w:fill="F2F2F2" w:themeFill="background1" w:themeFillShade="F2"/>
+      </w:tcPr>
+    </w:tblStylePr>
+  </w:style>
 </w:styles>
 </file>
 
@@ -8663,4 +12389,16 @@
     </a:ext>
   </a:extLst>
 </a:theme>
+</file>
+
+<file path=customXml/item1.xml><?xml version="1.0" encoding="utf-8"?>
+<b:Sources xmlns:b="http://schemas.openxmlformats.org/officeDocument/2006/bibliography" xmlns="http://schemas.openxmlformats.org/officeDocument/2006/bibliography" SelectedStyle="\APASixthEditionOfficeOnline.xsl" StyleName="APA" Version="6"/>
+</file>
+
+<file path=customXml/itemProps1.xml><?xml version="1.0" encoding="utf-8"?>
+<ds:datastoreItem xmlns:ds="http://schemas.openxmlformats.org/officeDocument/2006/customXml" ds:itemID="{A638AF55-8028-4A1A-954E-AA189E114B9F}">
+  <ds:schemaRefs>
+    <ds:schemaRef ds:uri="http://schemas.openxmlformats.org/officeDocument/2006/bibliography"/>
+  </ds:schemaRefs>
+</ds:datastoreItem>
 </file>
--- a/Report.docx
+++ b/Report.docx
@@ -627,115 +627,7 @@
         <w:rPr>
           <w:rFonts w:ascii="Times New Roman" w:hAnsi="Times New Roman" w:cs="Times New Roman"/>
         </w:rPr>
-        <w:t>This report presents a complete analysis of the Cognifyz Technologies</w:t>
-      </w:r>
-      <w:r>
-        <w:rPr>
-          <w:rFonts w:ascii="Times New Roman" w:hAnsi="Times New Roman" w:cs="Times New Roman"/>
-        </w:rPr>
-        <w:t xml:space="preserve"> </w:t>
-      </w:r>
-      <w:r>
-        <w:rPr>
-          <w:rFonts w:ascii="Times New Roman" w:hAnsi="Times New Roman" w:cs="Times New Roman"/>
-        </w:rPr>
-        <w:t>restaurant dataset (9,551 restaurants</w:t>
-      </w:r>
-      <w:r>
-        <w:rPr>
-          <w:rFonts w:ascii="Times New Roman" w:hAnsi="Times New Roman" w:cs="Times New Roman"/>
-        </w:rPr>
-        <w:t xml:space="preserve"> </w:t>
-      </w:r>
-      <w:r>
-        <w:rPr>
-          <w:rFonts w:ascii="Times New Roman" w:hAnsi="Times New Roman" w:cs="Times New Roman"/>
-        </w:rPr>
-        <w:t>across 141 cities and multiple countries), addressing every task in the Level 1, Level 2, and Level 3 task lists.</w:t>
-      </w:r>
-      <w:r>
-        <w:rPr>
-          <w:rFonts w:ascii="Times New Roman" w:hAnsi="Times New Roman" w:cs="Times New Roman"/>
-        </w:rPr>
-        <w:t xml:space="preserve"> </w:t>
-      </w:r>
-      <w:r>
-        <w:rPr>
-          <w:rFonts w:ascii="Times New Roman" w:hAnsi="Times New Roman" w:cs="Times New Roman"/>
-        </w:rPr>
-        <w:t>The dataset skews heavily toward India — particularly New</w:t>
-      </w:r>
-      <w:r>
-        <w:rPr>
-          <w:rFonts w:ascii="Times New Roman" w:hAnsi="Times New Roman" w:cs="Times New Roman"/>
-        </w:rPr>
-        <w:t xml:space="preserve"> </w:t>
-      </w:r>
-      <w:r>
-        <w:rPr>
-          <w:rFonts w:ascii="Times New Roman" w:hAnsi="Times New Roman" w:cs="Times New Roman"/>
-        </w:rPr>
-        <w:t>Delhi — and toward budget-friendly, North Indian</w:t>
-      </w:r>
-      <w:r>
-        <w:rPr>
-          <w:rFonts w:ascii="Times New Roman" w:hAnsi="Times New Roman" w:cs="Times New Roman"/>
-        </w:rPr>
-        <w:t xml:space="preserve"> </w:t>
-      </w:r>
-      <w:r>
-        <w:rPr>
-          <w:rFonts w:ascii="Times New Roman" w:hAnsi="Times New Roman" w:cs="Times New Roman"/>
-        </w:rPr>
-        <w:t>and Chinese cuisine restaurants, with a long international tail. Ten key findings emerge,</w:t>
-      </w:r>
-      <w:r>
-        <w:rPr>
-          <w:rFonts w:ascii="Times New Roman" w:hAnsi="Times New Roman" w:cs="Times New Roman"/>
-        </w:rPr>
-        <w:t xml:space="preserve"> </w:t>
-      </w:r>
-      <w:r>
-        <w:rPr>
-          <w:rFonts w:ascii="Times New Roman" w:hAnsi="Times New Roman" w:cs="Times New Roman"/>
-        </w:rPr>
-        <w:t>spanning cuisine</w:t>
-      </w:r>
-      <w:r>
-        <w:rPr>
-          <w:rFonts w:ascii="Times New Roman" w:hAnsi="Times New Roman" w:cs="Times New Roman"/>
-        </w:rPr>
-        <w:t xml:space="preserve"> </w:t>
-      </w:r>
-      <w:r>
-        <w:rPr>
-          <w:rFonts w:ascii="Times New Roman" w:hAnsi="Times New Roman" w:cs="Times New Roman"/>
-        </w:rPr>
-        <w:t>popularity, pricing, service availability, geography,</w:t>
-      </w:r>
-      <w:r>
-        <w:rPr>
-          <w:rFonts w:ascii="Times New Roman" w:hAnsi="Times New Roman" w:cs="Times New Roman"/>
-        </w:rPr>
-        <w:t xml:space="preserve"> </w:t>
-      </w:r>
-      <w:r>
-        <w:rPr>
-          <w:rFonts w:ascii="Times New Roman" w:hAnsi="Times New Roman" w:cs="Times New Roman"/>
-        </w:rPr>
-        <w:t>restaurant chains, and the relationship between votes and</w:t>
-      </w:r>
-      <w:r>
-        <w:rPr>
-          <w:rFonts w:ascii="Times New Roman" w:hAnsi="Times New Roman" w:cs="Times New Roman"/>
-        </w:rPr>
-        <w:t xml:space="preserve"> </w:t>
-      </w:r>
-      <w:r>
-        <w:rPr>
-          <w:rFonts w:ascii="Times New Roman" w:hAnsi="Times New Roman" w:cs="Times New Roman"/>
-        </w:rPr>
-        <w:t>ratings.</w:t>
+        <w:t>This report presents a complete analysis of the Cognifyz Technologies restaurant dataset (9,551 restaurants across 141 cities and multiple countries), addressing every task in the Level 1, Level 2, and Level 3 task lists. The dataset skews heavily toward India — particularly New Delhi — and toward budget-friendly, North Indian and Chinese cuisine restaurants, with a long international tail. Ten key findings emerge, spanning cuisine popularity, pricing, service availability, geography, restaurant chains, and the relationship between votes and ratings.</w:t>
       </w:r>
     </w:p>
     <w:p>
@@ -889,7 +781,7 @@
       </w:tr>
       <w:tr>
         <w:trPr>
-          <w:trHeight w:val="552"/>
+          <w:trHeight w:val="768"/>
         </w:trPr>
         <w:tc>
           <w:tcPr>
@@ -1303,7 +1195,7 @@
       </w:tr>
       <w:tr>
         <w:trPr>
-          <w:trHeight w:val="552"/>
+          <w:trHeight w:val="660"/>
         </w:trPr>
         <w:tc>
           <w:tcPr>
@@ -1386,7 +1278,7 @@
       </w:tr>
       <w:tr>
         <w:trPr>
-          <w:trHeight w:val="552"/>
+          <w:trHeight w:val="771"/>
         </w:trPr>
         <w:tc>
           <w:tcPr>
@@ -1450,43 +1342,19 @@
               <w:rPr>
                 <w:rFonts w:ascii="Times New Roman" w:hAnsi="Times New Roman" w:cs="Times New Roman"/>
               </w:rPr>
+              <w:t xml:space="preserve">No specific feature. </w:t>
+            </w:r>
+            <w:r>
+              <w:rPr>
+                <w:rFonts w:ascii="Times New Roman" w:hAnsi="Times New Roman" w:cs="Times New Roman"/>
+              </w:rPr>
               <w:t>R</w:t>
             </w:r>
             <w:r>
               <w:rPr>
                 <w:rFonts w:ascii="Times New Roman" w:hAnsi="Times New Roman" w:cs="Times New Roman"/>
               </w:rPr>
-              <w:t>estaurants</w:t>
-            </w:r>
-            <w:r>
-              <w:rPr>
-                <w:rFonts w:ascii="Times New Roman" w:hAnsi="Times New Roman" w:cs="Times New Roman"/>
-              </w:rPr>
-              <w:t xml:space="preserve"> gained positive review around </w:t>
-            </w:r>
-            <w:r>
-              <w:rPr>
-                <w:rFonts w:ascii="Times New Roman" w:hAnsi="Times New Roman" w:cs="Times New Roman"/>
-              </w:rPr>
-              <w:t>average (</w:t>
-            </w:r>
-            <w:r>
-              <w:rPr>
-                <w:rFonts w:ascii="Times New Roman" w:hAnsi="Times New Roman" w:cs="Times New Roman"/>
-              </w:rPr>
-              <w:t xml:space="preserve">2487), </w:t>
-            </w:r>
-            <w:r>
-              <w:rPr>
-                <w:rFonts w:ascii="Times New Roman" w:hAnsi="Times New Roman" w:cs="Times New Roman"/>
-              </w:rPr>
-              <w:t>good (2096</w:t>
-            </w:r>
-            <w:r>
-              <w:rPr>
-                <w:rFonts w:ascii="Times New Roman" w:hAnsi="Times New Roman" w:cs="Times New Roman"/>
-              </w:rPr>
-              <w:t>)</w:t>
+              <w:t>estaurants gained positive review around average (2487)</w:t>
             </w:r>
             <w:r>
               <w:rPr>
@@ -1564,7 +1432,7 @@
       </w:tr>
       <w:tr>
         <w:trPr>
-          <w:trHeight w:val="552"/>
+          <w:trHeight w:val="706"/>
         </w:trPr>
         <w:tc>
           <w:tcPr>
@@ -1746,7 +1614,6 @@
           <w:szCs w:val="36"/>
           <w:u w:val="single"/>
         </w:rPr>
-        <w:lastRenderedPageBreak/>
         <w:t>Level 1: Foundational Analysis</w:t>
       </w:r>
     </w:p>
@@ -2196,7 +2063,6 @@
           <w:sz w:val="28"/>
           <w:szCs w:val="28"/>
         </w:rPr>
-        <w:lastRenderedPageBreak/>
         <w:t xml:space="preserve">LEVEL 1 | TASK </w:t>
       </w:r>
       <w:r>
@@ -3467,7 +3333,6 @@
           <w:sz w:val="28"/>
           <w:szCs w:val="28"/>
         </w:rPr>
-        <w:lastRenderedPageBreak/>
         <w:t xml:space="preserve">LEVEL 1 | TASK </w:t>
       </w:r>
       <w:r>
@@ -3993,7 +3858,6 @@
           <w:szCs w:val="36"/>
           <w:u w:val="single"/>
         </w:rPr>
-        <w:lastRenderedPageBreak/>
         <w:t xml:space="preserve">Level </w:t>
       </w:r>
       <w:r>
@@ -4490,7 +4354,6 @@
           <w:sz w:val="28"/>
           <w:szCs w:val="28"/>
         </w:rPr>
-        <w:lastRenderedPageBreak/>
         <w:t xml:space="preserve">LEVEL </w:t>
       </w:r>
       <w:r>
@@ -4977,7 +4840,6 @@
           <w:sz w:val="28"/>
           <w:szCs w:val="28"/>
         </w:rPr>
-        <w:lastRenderedPageBreak/>
         <w:t xml:space="preserve">LEVEL </w:t>
       </w:r>
       <w:r>
@@ -5511,7 +5373,6 @@
           <w:sz w:val="28"/>
           <w:szCs w:val="28"/>
         </w:rPr>
-        <w:lastRenderedPageBreak/>
         <w:t xml:space="preserve">LEVEL </w:t>
       </w:r>
       <w:r>
@@ -6022,7 +5883,6 @@
           <w:szCs w:val="36"/>
           <w:u w:val="single"/>
         </w:rPr>
-        <w:lastRenderedPageBreak/>
         <w:t xml:space="preserve">Level </w:t>
       </w:r>
       <w:r>
@@ -6401,19 +6261,7 @@
         <w:rPr>
           <w:rFonts w:ascii="Times New Roman" w:hAnsi="Times New Roman" w:cs="Times New Roman"/>
         </w:rPr>
-        <w:t xml:space="preserve">The </w:t>
-      </w:r>
-      <w:r>
-        <w:rPr>
-          <w:rFonts w:ascii="Times New Roman" w:hAnsi="Times New Roman" w:cs="Times New Roman"/>
-        </w:rPr>
-        <w:t>Dataset</w:t>
-      </w:r>
-      <w:r>
-        <w:rPr>
-          <w:rFonts w:ascii="Times New Roman" w:hAnsi="Times New Roman" w:cs="Times New Roman"/>
-        </w:rPr>
-        <w:t xml:space="preserve"> has </w:t>
+        <w:t xml:space="preserve">The Dataset has </w:t>
       </w:r>
       <w:r>
         <w:rPr>
@@ -6475,43 +6323,7 @@
         <w:rPr>
           <w:rFonts w:ascii="Times New Roman" w:hAnsi="Times New Roman" w:cs="Times New Roman"/>
         </w:rPr>
-        <w:t xml:space="preserve">Most of the </w:t>
-      </w:r>
-      <w:r>
-        <w:rPr>
-          <w:rFonts w:ascii="Times New Roman" w:hAnsi="Times New Roman" w:cs="Times New Roman"/>
-        </w:rPr>
-        <w:t>restaurants</w:t>
-      </w:r>
-      <w:r>
-        <w:rPr>
-          <w:rFonts w:ascii="Times New Roman" w:hAnsi="Times New Roman" w:cs="Times New Roman"/>
-        </w:rPr>
-        <w:t xml:space="preserve"> gained positive review concentrated more around </w:t>
-      </w:r>
-      <w:r>
-        <w:rPr>
-          <w:rFonts w:ascii="Times New Roman" w:hAnsi="Times New Roman" w:cs="Times New Roman"/>
-        </w:rPr>
-        <w:t>average (</w:t>
-      </w:r>
-      <w:r>
-        <w:rPr>
-          <w:rFonts w:ascii="Times New Roman" w:hAnsi="Times New Roman" w:cs="Times New Roman"/>
-        </w:rPr>
-        <w:t xml:space="preserve">2487), </w:t>
-      </w:r>
-      <w:r>
-        <w:rPr>
-          <w:rFonts w:ascii="Times New Roman" w:hAnsi="Times New Roman" w:cs="Times New Roman"/>
-        </w:rPr>
-        <w:t>good (2096</w:t>
-      </w:r>
-      <w:r>
-        <w:rPr>
-          <w:rFonts w:ascii="Times New Roman" w:hAnsi="Times New Roman" w:cs="Times New Roman"/>
-        </w:rPr>
-        <w:t>) followed by very good and excellent. However, the large number of Not Rated (2,148) restaurants suggests that many establishments have limited customer feedback and engagement.</w:t>
+        <w:t>Most of the restaurants gained positive review concentrated more around average (2487), good (2096) followed by very good and excellent. However, the large number of Not Rated (2,148) restaurants suggests that many establishments have limited customer feedback and engagement.</w:t>
       </w:r>
     </w:p>
     <w:p>
@@ -6625,13 +6437,7 @@
         <w:rPr>
           <w:rFonts w:ascii="Times New Roman" w:hAnsi="Times New Roman" w:cs="Times New Roman"/>
         </w:rPr>
-        <w:t xml:space="preserve">TASK: </w:t>
-      </w:r>
-      <w:r>
-        <w:rPr>
-          <w:rFonts w:ascii="Times New Roman" w:hAnsi="Times New Roman" w:cs="Times New Roman"/>
-        </w:rPr>
-        <w:t>Vote</w:t>
+        <w:t>TASK: Vote</w:t>
       </w:r>
       <w:r>
         <w:rPr>
@@ -7083,7 +6889,6 @@
           <w:sz w:val="28"/>
           <w:szCs w:val="28"/>
         </w:rPr>
-        <w:lastRenderedPageBreak/>
         <w:t xml:space="preserve">LEVEL </w:t>
       </w:r>
       <w:r>
@@ -7155,19 +6960,7 @@
         <w:rPr>
           <w:rFonts w:ascii="Times New Roman" w:hAnsi="Times New Roman" w:cs="Times New Roman"/>
         </w:rPr>
-        <w:t>Analyze if there is a relationship between price range and the availability of online delivery and table</w:t>
-      </w:r>
-      <w:r>
-        <w:rPr>
-          <w:rFonts w:ascii="Times New Roman" w:hAnsi="Times New Roman" w:cs="Times New Roman"/>
-        </w:rPr>
-        <w:t xml:space="preserve"> </w:t>
-      </w:r>
-      <w:r>
-        <w:rPr>
-          <w:rFonts w:ascii="Times New Roman" w:hAnsi="Times New Roman" w:cs="Times New Roman"/>
-        </w:rPr>
-        <w:t>booking.</w:t>
+        <w:t>Analyze if there is a relationship between price range and the availability of online delivery and table booking.</w:t>
       </w:r>
     </w:p>
     <w:p>
@@ -7803,43 +7596,7 @@
         <w:rPr>
           <w:rFonts w:ascii="Times New Roman" w:hAnsi="Times New Roman" w:cs="Times New Roman"/>
         </w:rPr>
-        <w:t>Table booking rises</w:t>
-      </w:r>
-      <w:r>
-        <w:rPr>
-          <w:rFonts w:ascii="Times New Roman" w:hAnsi="Times New Roman" w:cs="Times New Roman"/>
-        </w:rPr>
-        <w:t xml:space="preserve"> </w:t>
-      </w:r>
-      <w:r>
-        <w:rPr>
-          <w:rFonts w:ascii="Times New Roman" w:hAnsi="Times New Roman" w:cs="Times New Roman"/>
-        </w:rPr>
-        <w:t>sharply and monotonically with price — from 0% at price range 1 up to 45.</w:t>
-      </w:r>
-      <w:r>
-        <w:rPr>
-          <w:rFonts w:ascii="Times New Roman" w:hAnsi="Times New Roman" w:cs="Times New Roman"/>
-        </w:rPr>
-        <w:t>8</w:t>
-      </w:r>
-      <w:r>
-        <w:rPr>
-          <w:rFonts w:ascii="Times New Roman" w:hAnsi="Times New Roman" w:cs="Times New Roman"/>
-        </w:rPr>
-        <w:t>% at range 3 and 46.8% at</w:t>
-      </w:r>
-      <w:r>
-        <w:rPr>
-          <w:rFonts w:ascii="Times New Roman" w:hAnsi="Times New Roman" w:cs="Times New Roman"/>
-        </w:rPr>
-        <w:t xml:space="preserve"> </w:t>
-      </w:r>
-      <w:r>
-        <w:rPr>
-          <w:rFonts w:ascii="Times New Roman" w:hAnsi="Times New Roman" w:cs="Times New Roman"/>
-        </w:rPr>
-        <w:t xml:space="preserve">range 4 — consistent with reservations being a natural fit for higher-end, sit-down dining. </w:t>
+        <w:t xml:space="preserve">Table booking rises sharply and monotonically with price — from 0% at price range 1 up to 45.8% at range 3 and 46.8% at range 4 — consistent with reservations being a natural fit for higher-end, sit-down dining. </w:t>
       </w:r>
     </w:p>
     <w:p>
@@ -7859,43 +7616,7 @@
         <w:rPr>
           <w:rFonts w:ascii="Times New Roman" w:hAnsi="Times New Roman" w:cs="Times New Roman"/>
         </w:rPr>
-        <w:t>Online delivery,</w:t>
-      </w:r>
-      <w:r>
-        <w:rPr>
-          <w:rFonts w:ascii="Times New Roman" w:hAnsi="Times New Roman" w:cs="Times New Roman"/>
-        </w:rPr>
-        <w:t xml:space="preserve"> </w:t>
-      </w:r>
-      <w:r>
-        <w:rPr>
-          <w:rFonts w:ascii="Times New Roman" w:hAnsi="Times New Roman" w:cs="Times New Roman"/>
-        </w:rPr>
-        <w:t>by contrast, peaks in the middle of the price spectrum (41.3% at price range 2) and then drops sharply at</w:t>
-      </w:r>
-      <w:r>
-        <w:rPr>
-          <w:rFonts w:ascii="Times New Roman" w:hAnsi="Times New Roman" w:cs="Times New Roman"/>
-        </w:rPr>
-        <w:t xml:space="preserve"> </w:t>
-      </w:r>
-      <w:r>
-        <w:rPr>
-          <w:rFonts w:ascii="Times New Roman" w:hAnsi="Times New Roman" w:cs="Times New Roman"/>
-        </w:rPr>
-        <w:t>the top (9.0% at price range</w:t>
-      </w:r>
-      <w:r>
-        <w:rPr>
-          <w:rFonts w:ascii="Times New Roman" w:hAnsi="Times New Roman" w:cs="Times New Roman"/>
-        </w:rPr>
-        <w:t xml:space="preserve"> </w:t>
-      </w:r>
-      <w:r>
-        <w:rPr>
-          <w:rFonts w:ascii="Times New Roman" w:hAnsi="Times New Roman" w:cs="Times New Roman"/>
-        </w:rPr>
-        <w:t xml:space="preserve">4). </w:t>
+        <w:t xml:space="preserve">Online delivery, by contrast, peaks in the middle of the price spectrum (41.3% at price range 2) and then drops sharply at the top (9.0% at price range 4). </w:t>
       </w:r>
     </w:p>
     <w:p>
@@ -7979,7 +7700,6 @@
           <w:szCs w:val="36"/>
           <w:u w:val="single"/>
         </w:rPr>
-        <w:lastRenderedPageBreak/>
         <w:t>Conclusions</w:t>
       </w:r>
     </w:p>
@@ -7996,49 +7716,7 @@
           <w:rFonts w:ascii="Times New Roman" w:hAnsi="Times New Roman" w:cs="Times New Roman"/>
         </w:rPr>
         <w:br/>
-        <w:t>The dataset is heavily concentrated in New Delhi and North Indian/Chinese cuisine, so citywide or</w:t>
-      </w:r>
-      <w:r>
-        <w:rPr>
-          <w:rFonts w:ascii="Times New Roman" w:hAnsi="Times New Roman" w:cs="Times New Roman"/>
-        </w:rPr>
-        <w:t xml:space="preserve"> </w:t>
-      </w:r>
-      <w:r>
-        <w:rPr>
-          <w:rFonts w:ascii="Times New Roman" w:hAnsi="Times New Roman" w:cs="Times New Roman"/>
-        </w:rPr>
-        <w:t xml:space="preserve">cuisine-wide comparisons should be read with that skew in mind </w:t>
-      </w:r>
-      <w:r>
-        <w:rPr>
-          <w:rFonts w:ascii="Times New Roman" w:hAnsi="Times New Roman" w:cs="Times New Roman"/>
-        </w:rPr>
-        <w:t>-</w:t>
-      </w:r>
-      <w:r>
-        <w:rPr>
-          <w:rFonts w:ascii="Times New Roman" w:hAnsi="Times New Roman" w:cs="Times New Roman"/>
-        </w:rPr>
-        <w:t xml:space="preserve"> smaller cities and cuisines have far</w:t>
-      </w:r>
-      <w:r>
-        <w:rPr>
-          <w:rFonts w:ascii="Times New Roman" w:hAnsi="Times New Roman" w:cs="Times New Roman"/>
-        </w:rPr>
-        <w:t xml:space="preserve"> </w:t>
-      </w:r>
-      <w:r>
-        <w:rPr>
-          <w:rFonts w:ascii="Times New Roman" w:hAnsi="Times New Roman" w:cs="Times New Roman"/>
-        </w:rPr>
-        <w:t>less data to average over.</w:t>
-      </w:r>
-      <w:r>
-        <w:rPr>
-          <w:rFonts w:ascii="Times New Roman" w:hAnsi="Times New Roman" w:cs="Times New Roman"/>
-        </w:rPr>
-        <w:t xml:space="preserve"> </w:t>
+        <w:t xml:space="preserve">The dataset is heavily concentrated in New Delhi and North Indian/Chinese cuisine, so citywide or cuisine-wide comparisons should be read with that skew in mind - smaller cities and cuisines have far less data to average over. </w:t>
       </w:r>
     </w:p>
     <w:p>
@@ -8295,13 +7973,244 @@
     <w:p>
       <w:pPr>
         <w:spacing w:line="240" w:lineRule="auto"/>
-        <w:jc w:val="both"/>
+        <w:jc w:val="center"/>
         <w:rPr>
           <w:rFonts w:ascii="Times New Roman" w:hAnsi="Times New Roman" w:cs="Times New Roman"/>
           <w:i/>
           <w:iCs/>
           <w:sz w:val="16"/>
           <w:szCs w:val="16"/>
+        </w:rPr>
+      </w:pPr>
+    </w:p>
+    <w:p>
+      <w:pPr>
+        <w:spacing w:line="240" w:lineRule="auto"/>
+        <w:jc w:val="center"/>
+        <w:rPr>
+          <w:rFonts w:ascii="Times New Roman" w:hAnsi="Times New Roman" w:cs="Times New Roman"/>
+          <w:i/>
+          <w:iCs/>
+          <w:sz w:val="16"/>
+          <w:szCs w:val="16"/>
+        </w:rPr>
+      </w:pPr>
+    </w:p>
+    <w:p>
+      <w:pPr>
+        <w:spacing w:line="240" w:lineRule="auto"/>
+        <w:jc w:val="center"/>
+        <w:rPr>
+          <w:rFonts w:ascii="Times New Roman" w:hAnsi="Times New Roman" w:cs="Times New Roman"/>
+          <w:i/>
+          <w:iCs/>
+          <w:sz w:val="16"/>
+          <w:szCs w:val="16"/>
+        </w:rPr>
+      </w:pPr>
+    </w:p>
+    <w:p>
+      <w:pPr>
+        <w:spacing w:line="240" w:lineRule="auto"/>
+        <w:jc w:val="center"/>
+        <w:rPr>
+          <w:rFonts w:ascii="Times New Roman" w:hAnsi="Times New Roman" w:cs="Times New Roman"/>
+          <w:i/>
+          <w:iCs/>
+          <w:sz w:val="16"/>
+          <w:szCs w:val="16"/>
+        </w:rPr>
+      </w:pPr>
+    </w:p>
+    <w:p>
+      <w:pPr>
+        <w:spacing w:line="240" w:lineRule="auto"/>
+        <w:jc w:val="center"/>
+        <w:rPr>
+          <w:rFonts w:ascii="Times New Roman" w:hAnsi="Times New Roman" w:cs="Times New Roman"/>
+          <w:i/>
+          <w:iCs/>
+          <w:sz w:val="16"/>
+          <w:szCs w:val="16"/>
+        </w:rPr>
+      </w:pPr>
+    </w:p>
+    <w:p>
+      <w:pPr>
+        <w:spacing w:line="240" w:lineRule="auto"/>
+        <w:jc w:val="center"/>
+        <w:rPr>
+          <w:rFonts w:ascii="Times New Roman" w:hAnsi="Times New Roman" w:cs="Times New Roman"/>
+          <w:i/>
+          <w:iCs/>
+          <w:sz w:val="16"/>
+          <w:szCs w:val="16"/>
+        </w:rPr>
+      </w:pPr>
+    </w:p>
+    <w:p>
+      <w:pPr>
+        <w:spacing w:line="240" w:lineRule="auto"/>
+        <w:jc w:val="center"/>
+        <w:rPr>
+          <w:rFonts w:ascii="Times New Roman" w:hAnsi="Times New Roman" w:cs="Times New Roman"/>
+          <w:i/>
+          <w:iCs/>
+          <w:sz w:val="16"/>
+          <w:szCs w:val="16"/>
+        </w:rPr>
+      </w:pPr>
+    </w:p>
+    <w:p>
+      <w:pPr>
+        <w:spacing w:line="240" w:lineRule="auto"/>
+        <w:jc w:val="center"/>
+        <w:rPr>
+          <w:rFonts w:ascii="Times New Roman" w:hAnsi="Times New Roman" w:cs="Times New Roman"/>
+          <w:i/>
+          <w:iCs/>
+          <w:sz w:val="16"/>
+          <w:szCs w:val="16"/>
+        </w:rPr>
+      </w:pPr>
+    </w:p>
+    <w:p>
+      <w:pPr>
+        <w:spacing w:line="240" w:lineRule="auto"/>
+        <w:jc w:val="center"/>
+        <w:rPr>
+          <w:rFonts w:ascii="Times New Roman" w:hAnsi="Times New Roman" w:cs="Times New Roman"/>
+          <w:i/>
+          <w:iCs/>
+          <w:sz w:val="16"/>
+          <w:szCs w:val="16"/>
+        </w:rPr>
+      </w:pPr>
+    </w:p>
+    <w:p>
+      <w:pPr>
+        <w:spacing w:line="240" w:lineRule="auto"/>
+        <w:jc w:val="center"/>
+        <w:rPr>
+          <w:rFonts w:ascii="Times New Roman" w:hAnsi="Times New Roman" w:cs="Times New Roman"/>
+          <w:i/>
+          <w:iCs/>
+          <w:sz w:val="16"/>
+          <w:szCs w:val="16"/>
+        </w:rPr>
+      </w:pPr>
+    </w:p>
+    <w:p>
+      <w:pPr>
+        <w:spacing w:line="240" w:lineRule="auto"/>
+        <w:jc w:val="center"/>
+        <w:rPr>
+          <w:rFonts w:ascii="Times New Roman" w:hAnsi="Times New Roman" w:cs="Times New Roman"/>
+          <w:i/>
+          <w:iCs/>
+          <w:sz w:val="16"/>
+          <w:szCs w:val="16"/>
+        </w:rPr>
+      </w:pPr>
+    </w:p>
+    <w:p>
+      <w:pPr>
+        <w:spacing w:line="240" w:lineRule="auto"/>
+        <w:jc w:val="center"/>
+        <w:rPr>
+          <w:rFonts w:ascii="Times New Roman" w:hAnsi="Times New Roman" w:cs="Times New Roman"/>
+          <w:i/>
+          <w:iCs/>
+          <w:sz w:val="16"/>
+          <w:szCs w:val="16"/>
+        </w:rPr>
+      </w:pPr>
+    </w:p>
+    <w:p>
+      <w:pPr>
+        <w:spacing w:line="240" w:lineRule="auto"/>
+        <w:jc w:val="center"/>
+        <w:rPr>
+          <w:rFonts w:ascii="Times New Roman" w:hAnsi="Times New Roman" w:cs="Times New Roman"/>
+          <w:i/>
+          <w:iCs/>
+          <w:sz w:val="16"/>
+          <w:szCs w:val="16"/>
+        </w:rPr>
+      </w:pPr>
+    </w:p>
+    <w:p>
+      <w:pPr>
+        <w:spacing w:line="240" w:lineRule="auto"/>
+        <w:jc w:val="center"/>
+        <w:rPr>
+          <w:rFonts w:ascii="Times New Roman" w:hAnsi="Times New Roman" w:cs="Times New Roman"/>
+          <w:i/>
+          <w:iCs/>
+          <w:sz w:val="16"/>
+          <w:szCs w:val="16"/>
+        </w:rPr>
+      </w:pPr>
+    </w:p>
+    <w:p>
+      <w:pPr>
+        <w:spacing w:line="240" w:lineRule="auto"/>
+        <w:jc w:val="center"/>
+        <w:rPr>
+          <w:rFonts w:ascii="Times New Roman" w:hAnsi="Times New Roman" w:cs="Times New Roman"/>
+          <w:i/>
+          <w:iCs/>
+          <w:sz w:val="16"/>
+          <w:szCs w:val="16"/>
+        </w:rPr>
+      </w:pPr>
+    </w:p>
+    <w:p>
+      <w:pPr>
+        <w:spacing w:line="240" w:lineRule="auto"/>
+        <w:rPr>
+          <w:rFonts w:ascii="Times New Roman" w:hAnsi="Times New Roman" w:cs="Times New Roman"/>
+          <w:i/>
+          <w:iCs/>
+          <w:sz w:val="16"/>
+          <w:szCs w:val="16"/>
+        </w:rPr>
+      </w:pPr>
+    </w:p>
+    <w:p>
+      <w:pPr>
+        <w:spacing w:line="240" w:lineRule="auto"/>
+        <w:rPr>
+          <w:rFonts w:ascii="Times New Roman" w:hAnsi="Times New Roman" w:cs="Times New Roman"/>
+          <w:i/>
+          <w:iCs/>
+          <w:sz w:val="16"/>
+          <w:szCs w:val="16"/>
+        </w:rPr>
+      </w:pPr>
+    </w:p>
+    <w:p>
+      <w:pPr>
+        <w:spacing w:line="240" w:lineRule="auto"/>
+        <w:rPr>
+          <w:rFonts w:ascii="Times New Roman" w:hAnsi="Times New Roman" w:cs="Times New Roman"/>
+          <w:i/>
+          <w:iCs/>
+          <w:sz w:val="52"/>
+          <w:szCs w:val="52"/>
+        </w:rPr>
+      </w:pPr>
+    </w:p>
+    <w:p>
+      <w:pPr>
+        <w:spacing w:line="240" w:lineRule="auto"/>
+        <w:jc w:val="center"/>
+        <w:rPr>
+          <w:rFonts w:ascii="Times New Roman" w:hAnsi="Times New Roman" w:cs="Times New Roman"/>
+          <w:i/>
+          <w:iCs/>
+          <w:sz w:val="52"/>
+          <w:szCs w:val="52"/>
         </w:rPr>
       </w:pPr>
     </w:p>
@@ -8352,13 +8261,23 @@
         <w:szCs w:val="18"/>
       </w:rPr>
     </w:pPr>
+    <w:proofErr w:type="spellStart"/>
     <w:r>
       <w:rPr>
         <w:rFonts w:ascii="Times New Roman" w:hAnsi="Times New Roman" w:cs="Times New Roman"/>
         <w:sz w:val="18"/>
         <w:szCs w:val="18"/>
       </w:rPr>
-      <w:t xml:space="preserve">Cognifyz Technologies — Data Analysis Internship Report                        </w:t>
+      <w:t>Cognifyz</w:t>
+    </w:r>
+    <w:proofErr w:type="spellEnd"/>
+    <w:r>
+      <w:rPr>
+        <w:rFonts w:ascii="Times New Roman" w:hAnsi="Times New Roman" w:cs="Times New Roman"/>
+        <w:sz w:val="18"/>
+        <w:szCs w:val="18"/>
+      </w:rPr>
+      <w:t xml:space="preserve"> Technologies — Data Analysis Internship Report                        </w:t>
     </w:r>
     <w:r>
       <w:rPr>
@@ -11612,6 +11531,7 @@
   <w:style w:type="character" w:default="1" w:styleId="DefaultParagraphFont">
     <w:name w:val="Default Paragraph Font"/>
     <w:uiPriority w:val="1"/>
+    <w:semiHidden/>
     <w:unhideWhenUsed/>
   </w:style>
   <w:style w:type="table" w:default="1" w:styleId="TableNormal">
